--- a/Documentação/MaintSys_Documentacao_v2.docx
+++ b/Documentação/MaintSys_Documentacao_v2.docx
@@ -86,12 +86,6 @@
         <w:gridCol w:w="4400"/>
       </w:tblGrid>
       <w:tr>
-        <w:tblPrEx>
-          <w:tblCellMar>
-            <w:top w:w="0" w:type="dxa"/>
-            <w:bottom w:w="0" w:type="dxa"/>
-          </w:tblCellMar>
-        </w:tblPrEx>
         <w:tc>
           <w:tcPr>
             <w:tcW w:w="2800" w:type="dxa"/>
@@ -143,24 +137,38 @@
             </w:tcMar>
           </w:tcPr>
           <w:p>
+            <w:proofErr w:type="spellStart"/>
             <w:r>
               <w:rPr>
                 <w:color w:val="1F4E79"/>
                 <w:sz w:val="20"/>
                 <w:szCs w:val="20"/>
               </w:rPr>
-              <w:t>Laravel (PHP) + MySQL — API RESTful</w:t>
-            </w:r>
+              <w:t>Laravel</w:t>
+            </w:r>
+            <w:proofErr w:type="spellEnd"/>
+            <w:r>
+              <w:rPr>
+                <w:color w:val="1F4E79"/>
+                <w:sz w:val="20"/>
+                <w:szCs w:val="20"/>
+              </w:rPr>
+              <w:t xml:space="preserve"> (PHP) + MySQL — API </w:t>
+            </w:r>
+            <w:proofErr w:type="spellStart"/>
+            <w:r>
+              <w:rPr>
+                <w:color w:val="1F4E79"/>
+                <w:sz w:val="20"/>
+                <w:szCs w:val="20"/>
+              </w:rPr>
+              <w:t>RESTful</w:t>
+            </w:r>
+            <w:proofErr w:type="spellEnd"/>
           </w:p>
         </w:tc>
       </w:tr>
       <w:tr>
-        <w:tblPrEx>
-          <w:tblCellMar>
-            <w:top w:w="0" w:type="dxa"/>
-            <w:bottom w:w="0" w:type="dxa"/>
-          </w:tblCellMar>
-        </w:tblPrEx>
         <w:tc>
           <w:tcPr>
             <w:tcW w:w="2800" w:type="dxa"/>
@@ -218,18 +226,30 @@
                 <w:sz w:val="20"/>
                 <w:szCs w:val="20"/>
               </w:rPr>
-              <w:t>Douglas Nogueira, Hayron de Oliveira &amp; Gabriel Marques</w:t>
+              <w:t xml:space="preserve">Douglas Nogueira, </w:t>
+            </w:r>
+            <w:proofErr w:type="spellStart"/>
+            <w:r>
+              <w:rPr>
+                <w:color w:val="1F4E79"/>
+                <w:sz w:val="20"/>
+                <w:szCs w:val="20"/>
+              </w:rPr>
+              <w:t>Hayron</w:t>
+            </w:r>
+            <w:proofErr w:type="spellEnd"/>
+            <w:r>
+              <w:rPr>
+                <w:color w:val="1F4E79"/>
+                <w:sz w:val="20"/>
+                <w:szCs w:val="20"/>
+              </w:rPr>
+              <w:t xml:space="preserve"> de Oliveira &amp; Gabriel Marques</w:t>
             </w:r>
           </w:p>
         </w:tc>
       </w:tr>
       <w:tr>
-        <w:tblPrEx>
-          <w:tblCellMar>
-            <w:top w:w="0" w:type="dxa"/>
-            <w:bottom w:w="0" w:type="dxa"/>
-          </w:tblCellMar>
-        </w:tblPrEx>
         <w:tc>
           <w:tcPr>
             <w:tcW w:w="2800" w:type="dxa"/>
@@ -293,12 +313,6 @@
         </w:tc>
       </w:tr>
       <w:tr>
-        <w:tblPrEx>
-          <w:tblCellMar>
-            <w:top w:w="0" w:type="dxa"/>
-            <w:bottom w:w="0" w:type="dxa"/>
-          </w:tblCellMar>
-        </w:tblPrEx>
         <w:tc>
           <w:tcPr>
             <w:tcW w:w="2800" w:type="dxa"/>
@@ -362,12 +376,6 @@
         </w:tc>
       </w:tr>
       <w:tr>
-        <w:tblPrEx>
-          <w:tblCellMar>
-            <w:top w:w="0" w:type="dxa"/>
-            <w:bottom w:w="0" w:type="dxa"/>
-          </w:tblCellMar>
-        </w:tblPrEx>
         <w:tc>
           <w:tcPr>
             <w:tcW w:w="2800" w:type="dxa"/>
@@ -1797,7 +1805,23 @@
         <w:jc w:val="both"/>
       </w:pPr>
       <w:r>
-        <w:t>O MaintSys é uma API REST desenvolvida em Laravel com banco de dados MySQL, criada para digitalizar e centralizar o controle de manutenção de maquinário industrial. O projeto nasce de uma demanda real do SENAI: substituir as fichas de papel penduradas nas máquinas por um sistema digital robusto, acessível por tablets e terminais industriais no chão de fábrica.</w:t>
+        <w:t xml:space="preserve">O </w:t>
+      </w:r>
+      <w:proofErr w:type="spellStart"/>
+      <w:r>
+        <w:t>MaintSys</w:t>
+      </w:r>
+      <w:proofErr w:type="spellEnd"/>
+      <w:r>
+        <w:t xml:space="preserve"> é uma API REST desenvolvida em </w:t>
+      </w:r>
+      <w:proofErr w:type="spellStart"/>
+      <w:r>
+        <w:t>Laravel</w:t>
+      </w:r>
+      <w:proofErr w:type="spellEnd"/>
+      <w:r>
+        <w:t xml:space="preserve"> com banco de dados MySQL, criada para digitalizar e centralizar o controle de manutenção de maquinário industrial. O projeto nasce de uma demanda real do SENAI: substituir as fichas de papel penduradas nas máquinas por um sistema digital robusto, acessível por tablets e terminais industriais no chão de fábrica.</w:t>
       </w:r>
     </w:p>
     <w:p/>
@@ -1807,7 +1831,15 @@
         <w:jc w:val="both"/>
       </w:pPr>
       <w:r>
-        <w:t>Na era da Indústria 4.0, a disponibilidade das máquinas é fator crítico para a produtividade. Paradas não planejadas geram custos de milhares de reais e atrasos em toda a cadeia produtiva. O MaintSys permite que técnicos registrem intervenções em tempo real e que gestores acompanhem a saúde dos equipamentos de qualquer dispositivo conectado à rede.</w:t>
+        <w:t xml:space="preserve">Na era da Indústria 4.0, a disponibilidade das máquinas é fator crítico para a produtividade. Paradas não planejadas geram custos de milhares de reais e atrasos em toda a cadeia produtiva. O </w:t>
+      </w:r>
+      <w:proofErr w:type="spellStart"/>
+      <w:r>
+        <w:t>MaintSys</w:t>
+      </w:r>
+      <w:proofErr w:type="spellEnd"/>
+      <w:r>
+        <w:t xml:space="preserve"> permite que técnicos registrem intervenções em tempo real e que gestores acompanhem a saúde dos equipamentos de qualquer dispositivo conectado à rede.</w:t>
       </w:r>
     </w:p>
     <w:p/>
@@ -1883,7 +1915,15 @@
         <w:spacing w:before="80" w:after="80"/>
       </w:pPr>
       <w:r>
-        <w:t>Emitir alertas automáticos quando máquinas mudam de status (ex: Parada Crítica).</w:t>
+        <w:t>Emitir alertas automáticos quando máquinas mudam de status (</w:t>
+      </w:r>
+      <w:proofErr w:type="spellStart"/>
+      <w:r>
+        <w:t>ex</w:t>
+      </w:r>
+      <w:proofErr w:type="spellEnd"/>
+      <w:r>
+        <w:t>: Parada Crítica).</w:t>
       </w:r>
     </w:p>
     <w:p/>
@@ -1903,7 +1943,39 @@
         <w:jc w:val="both"/>
       </w:pPr>
       <w:r>
-        <w:t>O projeto cobre o back-end completo do MaintSys: autenticação segura de técnicos e gestores, inventário de máquinas, gestão do ciclo de vida das Ordens de Serviço, log de intervenções, sistema de alertas e endpoints RESTful documentados para consumo por futuras interfaces mobile ou web.</w:t>
+        <w:t xml:space="preserve">O projeto cobre o </w:t>
+      </w:r>
+      <w:proofErr w:type="spellStart"/>
+      <w:r>
+        <w:t>back-end</w:t>
+      </w:r>
+      <w:proofErr w:type="spellEnd"/>
+      <w:r>
+        <w:t xml:space="preserve"> completo do </w:t>
+      </w:r>
+      <w:proofErr w:type="spellStart"/>
+      <w:r>
+        <w:t>MaintSys</w:t>
+      </w:r>
+      <w:proofErr w:type="spellEnd"/>
+      <w:r>
+        <w:t xml:space="preserve">: autenticação segura de técnicos e gestores, inventário de máquinas, gestão do ciclo de vida das Ordens de Serviço, log de intervenções, sistema de alertas e </w:t>
+      </w:r>
+      <w:proofErr w:type="spellStart"/>
+      <w:r>
+        <w:t>endpoints</w:t>
+      </w:r>
+      <w:proofErr w:type="spellEnd"/>
+      <w:r>
+        <w:t xml:space="preserve"> </w:t>
+      </w:r>
+      <w:proofErr w:type="spellStart"/>
+      <w:r>
+        <w:t>RESTful</w:t>
+      </w:r>
+      <w:proofErr w:type="spellEnd"/>
+      <w:r>
+        <w:t xml:space="preserve"> documentados para consumo por futuras interfaces mobile ou web.</w:t>
       </w:r>
     </w:p>
     <w:p>
@@ -1927,7 +1999,15 @@
         <w:jc w:val="both"/>
       </w:pPr>
       <w:r>
-        <w:t>A prototipagem visual do sistema foi desenvolvida no Figma, simulando as telas que técnicos e gestores utilizarão em tablets industriais e computadores de supervisão. O design prioriza usabilidade em ambientes fabris: elementos com alto contraste, botões de ação amplos e fluxos mínimos de toque.</w:t>
+        <w:t xml:space="preserve">A prototipagem visual do sistema foi desenvolvida no </w:t>
+      </w:r>
+      <w:proofErr w:type="spellStart"/>
+      <w:r>
+        <w:t>Figma</w:t>
+      </w:r>
+      <w:proofErr w:type="spellEnd"/>
+      <w:r>
+        <w:t>, simulando as telas que técnicos e gestores utilizarão em tablets industriais e computadores de supervisão. O design prioriza usabilidade em ambientes fabris: elementos com alto contraste, botões de ação amplos e fluxos mínimos de toque.</w:t>
       </w:r>
     </w:p>
     <w:p/>
@@ -2033,18 +2113,39 @@
           <w:sz w:val="20"/>
           <w:szCs w:val="20"/>
         </w:rPr>
-        <w:t xml:space="preserve">→ Acesse o protótipo interativo no Figma: </w:t>
+        <w:t xml:space="preserve">→ Acesse o protótipo interativo no </w:t>
+      </w:r>
+      <w:proofErr w:type="spellStart"/>
+      <w:r>
+        <w:rPr>
+          <w:i/>
+          <w:iCs/>
+          <w:color w:val="666666"/>
+          <w:sz w:val="20"/>
+          <w:szCs w:val="20"/>
+        </w:rPr>
+        <w:t>Figma</w:t>
+      </w:r>
+      <w:proofErr w:type="spellEnd"/>
+      <w:r>
+        <w:rPr>
+          <w:i/>
+          <w:iCs/>
+          <w:color w:val="666666"/>
+          <w:sz w:val="20"/>
+          <w:szCs w:val="20"/>
+        </w:rPr>
+        <w:t xml:space="preserve">: </w:t>
       </w:r>
       <w:hyperlink r:id="rId7" w:history="1">
+        <w:proofErr w:type="spellStart"/>
         <w:r>
           <w:rPr>
-            <w:color w:val="2E75B6"/>
-            <w:sz w:val="20"/>
-            <w:szCs w:val="20"/>
-            <w:u w:val="single"/>
+            <w:rStyle w:val="Hyperlink"/>
           </w:rPr>
-          <w:t>https://cleat-pickle-20262208.figma.site/login</w:t>
+          <w:t>Figma</w:t>
         </w:r>
+        <w:proofErr w:type="spellEnd"/>
       </w:hyperlink>
     </w:p>
     <w:p>
@@ -2115,12 +2216,6 @@
         <w:gridCol w:w="1700"/>
       </w:tblGrid>
       <w:tr>
-        <w:tblPrEx>
-          <w:tblCellMar>
-            <w:top w:w="0" w:type="dxa"/>
-            <w:bottom w:w="0" w:type="dxa"/>
-          </w:tblCellMar>
-        </w:tblPrEx>
         <w:trPr>
           <w:tblHeader/>
         </w:trPr>
@@ -2228,12 +2323,6 @@
         </w:tc>
       </w:tr>
       <w:tr>
-        <w:tblPrEx>
-          <w:tblCellMar>
-            <w:top w:w="0" w:type="dxa"/>
-            <w:bottom w:w="0" w:type="dxa"/>
-          </w:tblCellMar>
-        </w:tblPrEx>
         <w:tc>
           <w:tcPr>
             <w:tcW w:w="1100" w:type="dxa"/>
@@ -2333,12 +2422,6 @@
         </w:tc>
       </w:tr>
       <w:tr>
-        <w:tblPrEx>
-          <w:tblCellMar>
-            <w:top w:w="0" w:type="dxa"/>
-            <w:bottom w:w="0" w:type="dxa"/>
-          </w:tblCellMar>
-        </w:tblPrEx>
         <w:tc>
           <w:tcPr>
             <w:tcW w:w="1100" w:type="dxa"/>
@@ -2438,12 +2521,6 @@
         </w:tc>
       </w:tr>
       <w:tr>
-        <w:tblPrEx>
-          <w:tblCellMar>
-            <w:top w:w="0" w:type="dxa"/>
-            <w:bottom w:w="0" w:type="dxa"/>
-          </w:tblCellMar>
-        </w:tblPrEx>
         <w:tc>
           <w:tcPr>
             <w:tcW w:w="1100" w:type="dxa"/>
@@ -2543,12 +2620,6 @@
         </w:tc>
       </w:tr>
       <w:tr>
-        <w:tblPrEx>
-          <w:tblCellMar>
-            <w:top w:w="0" w:type="dxa"/>
-            <w:bottom w:w="0" w:type="dxa"/>
-          </w:tblCellMar>
-        </w:tblPrEx>
         <w:tc>
           <w:tcPr>
             <w:tcW w:w="1100" w:type="dxa"/>
@@ -2648,12 +2719,6 @@
         </w:tc>
       </w:tr>
       <w:tr>
-        <w:tblPrEx>
-          <w:tblCellMar>
-            <w:top w:w="0" w:type="dxa"/>
-            <w:bottom w:w="0" w:type="dxa"/>
-          </w:tblCellMar>
-        </w:tblPrEx>
         <w:tc>
           <w:tcPr>
             <w:tcW w:w="1100" w:type="dxa"/>
@@ -2713,7 +2778,25 @@
                 <w:sz w:val="20"/>
                 <w:szCs w:val="20"/>
               </w:rPr>
-              <w:t>Notificações automáticas ao técnico/gestor quando uma máquina muda de status (ex: Parada Crítica).</w:t>
+              <w:t>Notificações automáticas ao técnico/gestor quando uma máquina muda de status (</w:t>
+            </w:r>
+            <w:proofErr w:type="spellStart"/>
+            <w:r>
+              <w:rPr>
+                <w:color w:val="000000"/>
+                <w:sz w:val="20"/>
+                <w:szCs w:val="20"/>
+              </w:rPr>
+              <w:t>ex</w:t>
+            </w:r>
+            <w:proofErr w:type="spellEnd"/>
+            <w:r>
+              <w:rPr>
+                <w:color w:val="000000"/>
+                <w:sz w:val="20"/>
+                <w:szCs w:val="20"/>
+              </w:rPr>
+              <w:t>: Parada Crítica).</w:t>
             </w:r>
           </w:p>
         </w:tc>
@@ -2753,12 +2836,6 @@
         </w:tc>
       </w:tr>
       <w:tr>
-        <w:tblPrEx>
-          <w:tblCellMar>
-            <w:top w:w="0" w:type="dxa"/>
-            <w:bottom w:w="0" w:type="dxa"/>
-          </w:tblCellMar>
-        </w:tblPrEx>
         <w:tc>
           <w:tcPr>
             <w:tcW w:w="1100" w:type="dxa"/>
@@ -2858,12 +2935,6 @@
         </w:tc>
       </w:tr>
       <w:tr>
-        <w:tblPrEx>
-          <w:tblCellMar>
-            <w:top w:w="0" w:type="dxa"/>
-            <w:bottom w:w="0" w:type="dxa"/>
-          </w:tblCellMar>
-        </w:tblPrEx>
         <w:tc>
           <w:tcPr>
             <w:tcW w:w="1100" w:type="dxa"/>
@@ -2963,12 +3034,6 @@
         </w:tc>
       </w:tr>
       <w:tr>
-        <w:tblPrEx>
-          <w:tblCellMar>
-            <w:top w:w="0" w:type="dxa"/>
-            <w:bottom w:w="0" w:type="dxa"/>
-          </w:tblCellMar>
-        </w:tblPrEx>
         <w:tc>
           <w:tcPr>
             <w:tcW w:w="1100" w:type="dxa"/>
@@ -3085,7 +3150,15 @@
         <w:jc w:val="both"/>
       </w:pPr>
       <w:r>
-        <w:t>Os requisitos não funcionais estabelecem as restrições técnicas e qualidades do sistema, conforme as exigências explícitas do projeto MaintSys e as boas práticas de desenvolvimento de APIs industriais:</w:t>
+        <w:t xml:space="preserve">Os requisitos não funcionais estabelecem as restrições técnicas e qualidades do sistema, conforme as exigências explícitas do projeto </w:t>
+      </w:r>
+      <w:proofErr w:type="spellStart"/>
+      <w:r>
+        <w:t>MaintSys</w:t>
+      </w:r>
+      <w:proofErr w:type="spellEnd"/>
+      <w:r>
+        <w:t xml:space="preserve"> e as boas práticas de desenvolvimento de APIs industriais:</w:t>
       </w:r>
     </w:p>
     <w:p/>
@@ -3113,12 +3186,6 @@
         <w:gridCol w:w="1599"/>
       </w:tblGrid>
       <w:tr>
-        <w:tblPrEx>
-          <w:tblCellMar>
-            <w:top w:w="0" w:type="dxa"/>
-            <w:bottom w:w="0" w:type="dxa"/>
-          </w:tblCellMar>
-        </w:tblPrEx>
         <w:trPr>
           <w:tblHeader/>
         </w:trPr>
@@ -3260,12 +3327,6 @@
         </w:tc>
       </w:tr>
       <w:tr>
-        <w:tblPrEx>
-          <w:tblCellMar>
-            <w:top w:w="0" w:type="dxa"/>
-            <w:bottom w:w="0" w:type="dxa"/>
-          </w:tblCellMar>
-        </w:tblPrEx>
         <w:tc>
           <w:tcPr>
             <w:tcW w:w="900" w:type="dxa"/>
@@ -3356,7 +3417,43 @@
                 <w:sz w:val="20"/>
                 <w:szCs w:val="20"/>
               </w:rPr>
-              <w:t xml:space="preserve">O back-end deve ser desenvolvido exclusivamente em PHP utilizando o framework Laravel, seguindo </w:t>
+              <w:t xml:space="preserve">O </w:t>
+            </w:r>
+            <w:proofErr w:type="spellStart"/>
+            <w:r>
+              <w:rPr>
+                <w:color w:val="000000"/>
+                <w:sz w:val="20"/>
+                <w:szCs w:val="20"/>
+              </w:rPr>
+              <w:t>back-end</w:t>
+            </w:r>
+            <w:proofErr w:type="spellEnd"/>
+            <w:r>
+              <w:rPr>
+                <w:color w:val="000000"/>
+                <w:sz w:val="20"/>
+                <w:szCs w:val="20"/>
+              </w:rPr>
+              <w:t xml:space="preserve"> deve ser desenvolvido exclusivamente em PHP utilizando o framework </w:t>
+            </w:r>
+            <w:proofErr w:type="spellStart"/>
+            <w:r>
+              <w:rPr>
+                <w:color w:val="000000"/>
+                <w:sz w:val="20"/>
+                <w:szCs w:val="20"/>
+              </w:rPr>
+              <w:t>Laravel</w:t>
+            </w:r>
+            <w:proofErr w:type="spellEnd"/>
+            <w:r>
+              <w:rPr>
+                <w:color w:val="000000"/>
+                <w:sz w:val="20"/>
+                <w:szCs w:val="20"/>
+              </w:rPr>
+              <w:t xml:space="preserve">, seguindo </w:t>
             </w:r>
             <w:r>
               <w:rPr>
@@ -3365,7 +3462,43 @@
                 <w:szCs w:val="20"/>
               </w:rPr>
               <w:lastRenderedPageBreak/>
-              <w:t>suas convenções de estrutura de projeto (MVC, service providers, middlewares).</w:t>
+              <w:t xml:space="preserve">suas convenções de estrutura de projeto (MVC, </w:t>
+            </w:r>
+            <w:proofErr w:type="spellStart"/>
+            <w:r>
+              <w:rPr>
+                <w:color w:val="000000"/>
+                <w:sz w:val="20"/>
+                <w:szCs w:val="20"/>
+              </w:rPr>
+              <w:t>service</w:t>
+            </w:r>
+            <w:proofErr w:type="spellEnd"/>
+            <w:r>
+              <w:rPr>
+                <w:color w:val="000000"/>
+                <w:sz w:val="20"/>
+                <w:szCs w:val="20"/>
+              </w:rPr>
+              <w:t xml:space="preserve"> </w:t>
+            </w:r>
+            <w:proofErr w:type="spellStart"/>
+            <w:r>
+              <w:rPr>
+                <w:color w:val="000000"/>
+                <w:sz w:val="20"/>
+                <w:szCs w:val="20"/>
+              </w:rPr>
+              <w:t>providers</w:t>
+            </w:r>
+            <w:proofErr w:type="spellEnd"/>
+            <w:r>
+              <w:rPr>
+                <w:color w:val="000000"/>
+                <w:sz w:val="20"/>
+                <w:szCs w:val="20"/>
+              </w:rPr>
+              <w:t>, middlewares).</w:t>
             </w:r>
           </w:p>
         </w:tc>
@@ -3406,12 +3539,6 @@
         </w:tc>
       </w:tr>
       <w:tr>
-        <w:tblPrEx>
-          <w:tblCellMar>
-            <w:top w:w="0" w:type="dxa"/>
-            <w:bottom w:w="0" w:type="dxa"/>
-          </w:tblCellMar>
-        </w:tblPrEx>
         <w:tc>
           <w:tcPr>
             <w:tcW w:w="900" w:type="dxa"/>
@@ -3502,7 +3629,79 @@
                 <w:sz w:val="20"/>
                 <w:szCs w:val="20"/>
               </w:rPr>
-              <w:t>Utilizar MySQL como SGBD relacional. Toda a modelagem de tabelas e relacionamentos deve ser feita via Eloquent ORM, incluindo migrations e seeders para versionamento do schema.</w:t>
+              <w:t xml:space="preserve">Utilizar MySQL como SGBD relacional. Toda a modelagem de tabelas e relacionamentos deve ser feita via </w:t>
+            </w:r>
+            <w:proofErr w:type="spellStart"/>
+            <w:r>
+              <w:rPr>
+                <w:color w:val="000000"/>
+                <w:sz w:val="20"/>
+                <w:szCs w:val="20"/>
+              </w:rPr>
+              <w:t>Eloquent</w:t>
+            </w:r>
+            <w:proofErr w:type="spellEnd"/>
+            <w:r>
+              <w:rPr>
+                <w:color w:val="000000"/>
+                <w:sz w:val="20"/>
+                <w:szCs w:val="20"/>
+              </w:rPr>
+              <w:t xml:space="preserve"> ORM, incluindo </w:t>
+            </w:r>
+            <w:proofErr w:type="spellStart"/>
+            <w:r>
+              <w:rPr>
+                <w:color w:val="000000"/>
+                <w:sz w:val="20"/>
+                <w:szCs w:val="20"/>
+              </w:rPr>
+              <w:t>migrations</w:t>
+            </w:r>
+            <w:proofErr w:type="spellEnd"/>
+            <w:r>
+              <w:rPr>
+                <w:color w:val="000000"/>
+                <w:sz w:val="20"/>
+                <w:szCs w:val="20"/>
+              </w:rPr>
+              <w:t xml:space="preserve"> e </w:t>
+            </w:r>
+            <w:proofErr w:type="spellStart"/>
+            <w:r>
+              <w:rPr>
+                <w:color w:val="000000"/>
+                <w:sz w:val="20"/>
+                <w:szCs w:val="20"/>
+              </w:rPr>
+              <w:t>seeders</w:t>
+            </w:r>
+            <w:proofErr w:type="spellEnd"/>
+            <w:r>
+              <w:rPr>
+                <w:color w:val="000000"/>
+                <w:sz w:val="20"/>
+                <w:szCs w:val="20"/>
+              </w:rPr>
+              <w:t xml:space="preserve"> para versionamento do </w:t>
+            </w:r>
+            <w:proofErr w:type="spellStart"/>
+            <w:r>
+              <w:rPr>
+                <w:color w:val="000000"/>
+                <w:sz w:val="20"/>
+                <w:szCs w:val="20"/>
+              </w:rPr>
+              <w:t>schema</w:t>
+            </w:r>
+            <w:proofErr w:type="spellEnd"/>
+            <w:r>
+              <w:rPr>
+                <w:color w:val="000000"/>
+                <w:sz w:val="20"/>
+                <w:szCs w:val="20"/>
+              </w:rPr>
+              <w:t>.</w:t>
             </w:r>
           </w:p>
         </w:tc>
@@ -3542,12 +3741,6 @@
         </w:tc>
       </w:tr>
       <w:tr>
-        <w:tblPrEx>
-          <w:tblCellMar>
-            <w:top w:w="0" w:type="dxa"/>
-            <w:bottom w:w="0" w:type="dxa"/>
-          </w:tblCellMar>
-        </w:tblPrEx>
         <w:tc>
           <w:tcPr>
             <w:tcW w:w="900" w:type="dxa"/>
@@ -3638,7 +3831,25 @@
                 <w:sz w:val="20"/>
                 <w:szCs w:val="20"/>
               </w:rPr>
-              <w:t>A API deve seguir o estilo RESTful, retornando respostas exclusivamente em formato JSON, com uso adequado dos verbos HTTP (GET, POST, PUT/PATCH, DELETE) e códigos de status HTTP semânticos.</w:t>
+              <w:t xml:space="preserve">A API deve seguir o estilo </w:t>
+            </w:r>
+            <w:proofErr w:type="spellStart"/>
+            <w:r>
+              <w:rPr>
+                <w:color w:val="000000"/>
+                <w:sz w:val="20"/>
+                <w:szCs w:val="20"/>
+              </w:rPr>
+              <w:t>RESTful</w:t>
+            </w:r>
+            <w:proofErr w:type="spellEnd"/>
+            <w:r>
+              <w:rPr>
+                <w:color w:val="000000"/>
+                <w:sz w:val="20"/>
+                <w:szCs w:val="20"/>
+              </w:rPr>
+              <w:t>, retornando respostas exclusivamente em formato JSON, com uso adequado dos verbos HTTP (GET, POST, PUT/PATCH, DELETE) e códigos de status HTTP semânticos.</w:t>
             </w:r>
           </w:p>
         </w:tc>
@@ -3678,12 +3889,6 @@
         </w:tc>
       </w:tr>
       <w:tr>
-        <w:tblPrEx>
-          <w:tblCellMar>
-            <w:top w:w="0" w:type="dxa"/>
-            <w:bottom w:w="0" w:type="dxa"/>
-          </w:tblCellMar>
-        </w:tblPrEx>
         <w:tc>
           <w:tcPr>
             <w:tcW w:w="900" w:type="dxa"/>
@@ -3774,7 +3979,115 @@
                 <w:sz w:val="20"/>
                 <w:szCs w:val="20"/>
               </w:rPr>
-              <w:t>Autenticação via token Bearer (Laravel Sanctum ou Passport). Senhas armazenadas com hash bcrypt. Rotas protegidas por middleware de autenticação. Prevenção de SQL Injection via Eloquent ORM.</w:t>
+              <w:t xml:space="preserve">Autenticação via token </w:t>
+            </w:r>
+            <w:proofErr w:type="spellStart"/>
+            <w:r>
+              <w:rPr>
+                <w:color w:val="000000"/>
+                <w:sz w:val="20"/>
+                <w:szCs w:val="20"/>
+              </w:rPr>
+              <w:t>Bearer</w:t>
+            </w:r>
+            <w:proofErr w:type="spellEnd"/>
+            <w:r>
+              <w:rPr>
+                <w:color w:val="000000"/>
+                <w:sz w:val="20"/>
+                <w:szCs w:val="20"/>
+              </w:rPr>
+              <w:t xml:space="preserve"> (</w:t>
+            </w:r>
+            <w:proofErr w:type="spellStart"/>
+            <w:r>
+              <w:rPr>
+                <w:color w:val="000000"/>
+                <w:sz w:val="20"/>
+                <w:szCs w:val="20"/>
+              </w:rPr>
+              <w:t>Laravel</w:t>
+            </w:r>
+            <w:proofErr w:type="spellEnd"/>
+            <w:r>
+              <w:rPr>
+                <w:color w:val="000000"/>
+                <w:sz w:val="20"/>
+                <w:szCs w:val="20"/>
+              </w:rPr>
+              <w:t xml:space="preserve"> Sanctum ou Passport). Senhas armazenadas com </w:t>
+            </w:r>
+            <w:proofErr w:type="spellStart"/>
+            <w:r>
+              <w:rPr>
+                <w:color w:val="000000"/>
+                <w:sz w:val="20"/>
+                <w:szCs w:val="20"/>
+              </w:rPr>
+              <w:t>hash</w:t>
+            </w:r>
+            <w:proofErr w:type="spellEnd"/>
+            <w:r>
+              <w:rPr>
+                <w:color w:val="000000"/>
+                <w:sz w:val="20"/>
+                <w:szCs w:val="20"/>
+              </w:rPr>
+              <w:t xml:space="preserve"> </w:t>
+            </w:r>
+            <w:proofErr w:type="spellStart"/>
+            <w:r>
+              <w:rPr>
+                <w:color w:val="000000"/>
+                <w:sz w:val="20"/>
+                <w:szCs w:val="20"/>
+              </w:rPr>
+              <w:t>bcrypt</w:t>
+            </w:r>
+            <w:proofErr w:type="spellEnd"/>
+            <w:r>
+              <w:rPr>
+                <w:color w:val="000000"/>
+                <w:sz w:val="20"/>
+                <w:szCs w:val="20"/>
+              </w:rPr>
+              <w:t xml:space="preserve">. Rotas protegidas por middleware de autenticação. Prevenção de SQL </w:t>
+            </w:r>
+            <w:proofErr w:type="spellStart"/>
+            <w:r>
+              <w:rPr>
+                <w:color w:val="000000"/>
+                <w:sz w:val="20"/>
+                <w:szCs w:val="20"/>
+              </w:rPr>
+              <w:t>Injection</w:t>
+            </w:r>
+            <w:proofErr w:type="spellEnd"/>
+            <w:r>
+              <w:rPr>
+                <w:color w:val="000000"/>
+                <w:sz w:val="20"/>
+                <w:szCs w:val="20"/>
+              </w:rPr>
+              <w:t xml:space="preserve"> via </w:t>
+            </w:r>
+            <w:proofErr w:type="spellStart"/>
+            <w:r>
+              <w:rPr>
+                <w:color w:val="000000"/>
+                <w:sz w:val="20"/>
+                <w:szCs w:val="20"/>
+              </w:rPr>
+              <w:t>Eloquent</w:t>
+            </w:r>
+            <w:proofErr w:type="spellEnd"/>
+            <w:r>
+              <w:rPr>
+                <w:color w:val="000000"/>
+                <w:sz w:val="20"/>
+                <w:szCs w:val="20"/>
+              </w:rPr>
+              <w:t xml:space="preserve"> ORM.</w:t>
             </w:r>
           </w:p>
         </w:tc>
@@ -3814,12 +4127,6 @@
         </w:tc>
       </w:tr>
       <w:tr>
-        <w:tblPrEx>
-          <w:tblCellMar>
-            <w:top w:w="0" w:type="dxa"/>
-            <w:bottom w:w="0" w:type="dxa"/>
-          </w:tblCellMar>
-        </w:tblPrEx>
         <w:tc>
           <w:tcPr>
             <w:tcW w:w="900" w:type="dxa"/>
@@ -3910,7 +4217,25 @@
                 <w:sz w:val="20"/>
                 <w:szCs w:val="20"/>
               </w:rPr>
-              <w:t>O código deve seguir os padrões PSR-12 (estilo) e princípios Clean Code: nomes descritivos, funções com responsabilidade única, ausência de código morto e sem duplicações desnecessárias.</w:t>
+              <w:t xml:space="preserve">O código deve seguir os padrões PSR-12 (estilo) e princípios Clean </w:t>
+            </w:r>
+            <w:proofErr w:type="spellStart"/>
+            <w:r>
+              <w:rPr>
+                <w:color w:val="000000"/>
+                <w:sz w:val="20"/>
+                <w:szCs w:val="20"/>
+              </w:rPr>
+              <w:t>Code</w:t>
+            </w:r>
+            <w:proofErr w:type="spellEnd"/>
+            <w:r>
+              <w:rPr>
+                <w:color w:val="000000"/>
+                <w:sz w:val="20"/>
+                <w:szCs w:val="20"/>
+              </w:rPr>
+              <w:t>: nomes descritivos, funções com responsabilidade única, ausência de código morto e sem duplicações desnecessárias.</w:t>
             </w:r>
           </w:p>
         </w:tc>
@@ -3950,12 +4275,6 @@
         </w:tc>
       </w:tr>
       <w:tr>
-        <w:tblPrEx>
-          <w:tblCellMar>
-            <w:top w:w="0" w:type="dxa"/>
-            <w:bottom w:w="0" w:type="dxa"/>
-          </w:tblCellMar>
-        </w:tblPrEx>
         <w:tc>
           <w:tcPr>
             <w:tcW w:w="900" w:type="dxa"/>
@@ -4046,7 +4365,43 @@
                 <w:sz w:val="20"/>
                 <w:szCs w:val="20"/>
               </w:rPr>
-              <w:t>O projeto deve ser publicado e mantido no GitHub com histórico de commits coerente, uso de branches por funcionalidade e README com instruções de instalação e uso.</w:t>
+              <w:t xml:space="preserve">O projeto deve ser publicado e mantido no GitHub com histórico de </w:t>
+            </w:r>
+            <w:proofErr w:type="spellStart"/>
+            <w:r>
+              <w:rPr>
+                <w:color w:val="000000"/>
+                <w:sz w:val="20"/>
+                <w:szCs w:val="20"/>
+              </w:rPr>
+              <w:t>commits</w:t>
+            </w:r>
+            <w:proofErr w:type="spellEnd"/>
+            <w:r>
+              <w:rPr>
+                <w:color w:val="000000"/>
+                <w:sz w:val="20"/>
+                <w:szCs w:val="20"/>
+              </w:rPr>
+              <w:t xml:space="preserve"> coerente, uso de </w:t>
+            </w:r>
+            <w:proofErr w:type="spellStart"/>
+            <w:r>
+              <w:rPr>
+                <w:color w:val="000000"/>
+                <w:sz w:val="20"/>
+                <w:szCs w:val="20"/>
+              </w:rPr>
+              <w:t>branches</w:t>
+            </w:r>
+            <w:proofErr w:type="spellEnd"/>
+            <w:r>
+              <w:rPr>
+                <w:color w:val="000000"/>
+                <w:sz w:val="20"/>
+                <w:szCs w:val="20"/>
+              </w:rPr>
+              <w:t xml:space="preserve"> por funcionalidade e README com instruções de instalação e uso.</w:t>
             </w:r>
           </w:p>
         </w:tc>
@@ -4086,12 +4441,6 @@
         </w:tc>
       </w:tr>
       <w:tr>
-        <w:tblPrEx>
-          <w:tblCellMar>
-            <w:top w:w="0" w:type="dxa"/>
-            <w:bottom w:w="0" w:type="dxa"/>
-          </w:tblCellMar>
-        </w:tblPrEx>
         <w:tc>
           <w:tcPr>
             <w:tcW w:w="900" w:type="dxa"/>
@@ -4182,7 +4531,79 @@
                 <w:sz w:val="20"/>
                 <w:szCs w:val="20"/>
               </w:rPr>
-              <w:t>Os endpoints da API devem ser testáveis via Insomnia ou Postman, com collection documentada contendo exemplos de requisição e resposta para todas as rotas principais.</w:t>
+              <w:t xml:space="preserve">Os </w:t>
+            </w:r>
+            <w:proofErr w:type="spellStart"/>
+            <w:r>
+              <w:rPr>
+                <w:color w:val="000000"/>
+                <w:sz w:val="20"/>
+                <w:szCs w:val="20"/>
+              </w:rPr>
+              <w:t>endpoints</w:t>
+            </w:r>
+            <w:proofErr w:type="spellEnd"/>
+            <w:r>
+              <w:rPr>
+                <w:color w:val="000000"/>
+                <w:sz w:val="20"/>
+                <w:szCs w:val="20"/>
+              </w:rPr>
+              <w:t xml:space="preserve"> da API devem ser testáveis via </w:t>
+            </w:r>
+            <w:proofErr w:type="spellStart"/>
+            <w:r>
+              <w:rPr>
+                <w:color w:val="000000"/>
+                <w:sz w:val="20"/>
+                <w:szCs w:val="20"/>
+              </w:rPr>
+              <w:t>Insomnia</w:t>
+            </w:r>
+            <w:proofErr w:type="spellEnd"/>
+            <w:r>
+              <w:rPr>
+                <w:color w:val="000000"/>
+                <w:sz w:val="20"/>
+                <w:szCs w:val="20"/>
+              </w:rPr>
+              <w:t xml:space="preserve"> ou </w:t>
+            </w:r>
+            <w:proofErr w:type="spellStart"/>
+            <w:r>
+              <w:rPr>
+                <w:color w:val="000000"/>
+                <w:sz w:val="20"/>
+                <w:szCs w:val="20"/>
+              </w:rPr>
+              <w:t>Postman</w:t>
+            </w:r>
+            <w:proofErr w:type="spellEnd"/>
+            <w:r>
+              <w:rPr>
+                <w:color w:val="000000"/>
+                <w:sz w:val="20"/>
+                <w:szCs w:val="20"/>
+              </w:rPr>
+              <w:t xml:space="preserve">, com </w:t>
+            </w:r>
+            <w:proofErr w:type="spellStart"/>
+            <w:r>
+              <w:rPr>
+                <w:color w:val="000000"/>
+                <w:sz w:val="20"/>
+                <w:szCs w:val="20"/>
+              </w:rPr>
+              <w:t>collection</w:t>
+            </w:r>
+            <w:proofErr w:type="spellEnd"/>
+            <w:r>
+              <w:rPr>
+                <w:color w:val="000000"/>
+                <w:sz w:val="20"/>
+                <w:szCs w:val="20"/>
+              </w:rPr>
+              <w:t xml:space="preserve"> documentada contendo exemplos de requisição e resposta para todas as rotas principais.</w:t>
             </w:r>
           </w:p>
         </w:tc>
@@ -4222,12 +4643,6 @@
         </w:tc>
       </w:tr>
       <w:tr>
-        <w:tblPrEx>
-          <w:tblCellMar>
-            <w:top w:w="0" w:type="dxa"/>
-            <w:bottom w:w="0" w:type="dxa"/>
-          </w:tblCellMar>
-        </w:tblPrEx>
         <w:tc>
           <w:tcPr>
             <w:tcW w:w="900" w:type="dxa"/>
@@ -4318,7 +4733,61 @@
                 <w:sz w:val="20"/>
                 <w:szCs w:val="20"/>
               </w:rPr>
-              <w:t>O sistema deve garantir integridade referencial no banco (foreign keys, constraints). O histórico de manutenções deve ser imutável — registros não podem ser excluídos, apenas encerrados.</w:t>
+              <w:t>O sistema deve garantir integridade referencial no banco (</w:t>
+            </w:r>
+            <w:proofErr w:type="spellStart"/>
+            <w:r>
+              <w:rPr>
+                <w:color w:val="000000"/>
+                <w:sz w:val="20"/>
+                <w:szCs w:val="20"/>
+              </w:rPr>
+              <w:t>foreign</w:t>
+            </w:r>
+            <w:proofErr w:type="spellEnd"/>
+            <w:r>
+              <w:rPr>
+                <w:color w:val="000000"/>
+                <w:sz w:val="20"/>
+                <w:szCs w:val="20"/>
+              </w:rPr>
+              <w:t xml:space="preserve"> </w:t>
+            </w:r>
+            <w:proofErr w:type="spellStart"/>
+            <w:r>
+              <w:rPr>
+                <w:color w:val="000000"/>
+                <w:sz w:val="20"/>
+                <w:szCs w:val="20"/>
+              </w:rPr>
+              <w:t>keys</w:t>
+            </w:r>
+            <w:proofErr w:type="spellEnd"/>
+            <w:r>
+              <w:rPr>
+                <w:color w:val="000000"/>
+                <w:sz w:val="20"/>
+                <w:szCs w:val="20"/>
+              </w:rPr>
+              <w:t xml:space="preserve">, </w:t>
+            </w:r>
+            <w:proofErr w:type="spellStart"/>
+            <w:r>
+              <w:rPr>
+                <w:color w:val="000000"/>
+                <w:sz w:val="20"/>
+                <w:szCs w:val="20"/>
+              </w:rPr>
+              <w:t>constraints</w:t>
+            </w:r>
+            <w:proofErr w:type="spellEnd"/>
+            <w:r>
+              <w:rPr>
+                <w:color w:val="000000"/>
+                <w:sz w:val="20"/>
+                <w:szCs w:val="20"/>
+              </w:rPr>
+              <w:t>). O histórico de manutenções deve ser imutável — registros não podem ser excluídos, apenas encerrados.</w:t>
             </w:r>
           </w:p>
         </w:tc>
@@ -4358,12 +4827,6 @@
         </w:tc>
       </w:tr>
       <w:tr>
-        <w:tblPrEx>
-          <w:tblCellMar>
-            <w:top w:w="0" w:type="dxa"/>
-            <w:bottom w:w="0" w:type="dxa"/>
-          </w:tblCellMar>
-        </w:tblPrEx>
         <w:tc>
           <w:tcPr>
             <w:tcW w:w="900" w:type="dxa"/>
@@ -4454,7 +4917,89 @@
                 <w:sz w:val="20"/>
                 <w:szCs w:val="20"/>
               </w:rPr>
-              <w:t>O sistema deve suportar o volume de uso de um galpão industrial médio. Consultas de histórico devem retornar em menos de 2 segundos via eager loading do Eloquent (with()).</w:t>
+              <w:t xml:space="preserve">O sistema deve suportar o volume de uso de um galpão industrial médio. Consultas de histórico devem retornar em menos de 2 segundos via </w:t>
+            </w:r>
+            <w:proofErr w:type="spellStart"/>
+            <w:r>
+              <w:rPr>
+                <w:color w:val="000000"/>
+                <w:sz w:val="20"/>
+                <w:szCs w:val="20"/>
+              </w:rPr>
+              <w:t>eager</w:t>
+            </w:r>
+            <w:proofErr w:type="spellEnd"/>
+            <w:r>
+              <w:rPr>
+                <w:color w:val="000000"/>
+                <w:sz w:val="20"/>
+                <w:szCs w:val="20"/>
+              </w:rPr>
+              <w:t xml:space="preserve"> </w:t>
+            </w:r>
+            <w:proofErr w:type="spellStart"/>
+            <w:r>
+              <w:rPr>
+                <w:color w:val="000000"/>
+                <w:sz w:val="20"/>
+                <w:szCs w:val="20"/>
+              </w:rPr>
+              <w:t>loading</w:t>
+            </w:r>
+            <w:proofErr w:type="spellEnd"/>
+            <w:r>
+              <w:rPr>
+                <w:color w:val="000000"/>
+                <w:sz w:val="20"/>
+                <w:szCs w:val="20"/>
+              </w:rPr>
+              <w:t xml:space="preserve"> do </w:t>
+            </w:r>
+            <w:proofErr w:type="spellStart"/>
+            <w:r>
+              <w:rPr>
+                <w:color w:val="000000"/>
+                <w:sz w:val="20"/>
+                <w:szCs w:val="20"/>
+              </w:rPr>
+              <w:t>Eloquent</w:t>
+            </w:r>
+            <w:proofErr w:type="spellEnd"/>
+            <w:r>
+              <w:rPr>
+                <w:color w:val="000000"/>
+                <w:sz w:val="20"/>
+                <w:szCs w:val="20"/>
+              </w:rPr>
+              <w:t xml:space="preserve"> (</w:t>
+            </w:r>
+            <w:proofErr w:type="spellStart"/>
+            <w:proofErr w:type="gramStart"/>
+            <w:r>
+              <w:rPr>
+                <w:color w:val="000000"/>
+                <w:sz w:val="20"/>
+                <w:szCs w:val="20"/>
+              </w:rPr>
+              <w:t>with</w:t>
+            </w:r>
+            <w:proofErr w:type="spellEnd"/>
+            <w:r>
+              <w:rPr>
+                <w:color w:val="000000"/>
+                <w:sz w:val="20"/>
+                <w:szCs w:val="20"/>
+              </w:rPr>
+              <w:t>(</w:t>
+            </w:r>
+            <w:proofErr w:type="gramEnd"/>
+            <w:r>
+              <w:rPr>
+                <w:color w:val="000000"/>
+                <w:sz w:val="20"/>
+                <w:szCs w:val="20"/>
+              </w:rPr>
+              <w:t>)).</w:t>
             </w:r>
           </w:p>
         </w:tc>
@@ -4494,12 +5039,6 @@
         </w:tc>
       </w:tr>
       <w:tr>
-        <w:tblPrEx>
-          <w:tblCellMar>
-            <w:top w:w="0" w:type="dxa"/>
-            <w:bottom w:w="0" w:type="dxa"/>
-          </w:tblCellMar>
-        </w:tblPrEx>
         <w:tc>
           <w:tcPr>
             <w:tcW w:w="900" w:type="dxa"/>
@@ -4590,7 +5129,25 @@
                 <w:sz w:val="20"/>
                 <w:szCs w:val="20"/>
               </w:rPr>
-              <w:t>A API deve ser stateless e independente de plataforma, permitindo futura integração com tablets industriais, terminais de chão de fábrica ou aplicativos mobile.</w:t>
+              <w:t xml:space="preserve">A API deve ser </w:t>
+            </w:r>
+            <w:proofErr w:type="spellStart"/>
+            <w:r>
+              <w:rPr>
+                <w:color w:val="000000"/>
+                <w:sz w:val="20"/>
+                <w:szCs w:val="20"/>
+              </w:rPr>
+              <w:t>stateless</w:t>
+            </w:r>
+            <w:proofErr w:type="spellEnd"/>
+            <w:r>
+              <w:rPr>
+                <w:color w:val="000000"/>
+                <w:sz w:val="20"/>
+                <w:szCs w:val="20"/>
+              </w:rPr>
+              <w:t xml:space="preserve"> e independente de plataforma, permitindo futura integração com tablets industriais, terminais de chão de fábrica ou aplicativos mobile.</w:t>
             </w:r>
           </w:p>
         </w:tc>
@@ -4651,7 +5208,15 @@
         <w:jc w:val="both"/>
       </w:pPr>
       <w:r>
-        <w:t>O desenvolvimento do MaintSys foi organizado com Scrum simplificado, utilizando sprints semanais com metas claras. A metodologia ágil permitiu entregas incrementais e ajustes contínuos conforme o projeto evoluiu, com cerimônias de revisão ao final de cada sprint.</w:t>
+        <w:t xml:space="preserve">O desenvolvimento do </w:t>
+      </w:r>
+      <w:proofErr w:type="spellStart"/>
+      <w:r>
+        <w:t>MaintSys</w:t>
+      </w:r>
+      <w:proofErr w:type="spellEnd"/>
+      <w:r>
+        <w:t xml:space="preserve"> foi organizado com Scrum simplificado, utilizando sprints semanais com metas claras. A metodologia ágil permitiu entregas incrementais e ajustes contínuos conforme o projeto evoluiu, com cerimônias de revisão ao final de cada sprint.</w:t>
       </w:r>
     </w:p>
     <w:p/>
@@ -4674,8 +5239,21 @@
         </w:numPr>
         <w:spacing w:before="80" w:after="80"/>
       </w:pPr>
-      <w:r>
-        <w:t>Product Owner: define e prioriza as histórias de usuário com base no contexto do SENAI.</w:t>
+      <w:proofErr w:type="spellStart"/>
+      <w:r>
+        <w:t>Product</w:t>
+      </w:r>
+      <w:proofErr w:type="spellEnd"/>
+      <w:r>
+        <w:t xml:space="preserve"> </w:t>
+      </w:r>
+      <w:proofErr w:type="spellStart"/>
+      <w:r>
+        <w:t>Owner</w:t>
+      </w:r>
+      <w:proofErr w:type="spellEnd"/>
+      <w:r>
+        <w:t>: define e prioriza as histórias de usuário com base no contexto do SENAI.</w:t>
       </w:r>
     </w:p>
     <w:p>
@@ -4700,8 +5278,21 @@
         </w:numPr>
         <w:spacing w:before="80" w:after="80"/>
       </w:pPr>
-      <w:r>
-        <w:t>Development Team: Douglas Nogueira, Hayron de Oliveira e Gabriel Marques.</w:t>
+      <w:proofErr w:type="spellStart"/>
+      <w:r>
+        <w:t>Development</w:t>
+      </w:r>
+      <w:proofErr w:type="spellEnd"/>
+      <w:r>
+        <w:t xml:space="preserve"> Team: Douglas Nogueira, </w:t>
+      </w:r>
+      <w:proofErr w:type="spellStart"/>
+      <w:r>
+        <w:t>Hayron</w:t>
+      </w:r>
+      <w:proofErr w:type="spellEnd"/>
+      <w:r>
+        <w:t xml:space="preserve"> de Oliveira e Gabriel Marques.</w:t>
       </w:r>
     </w:p>
     <w:p/>
@@ -4740,12 +5331,6 @@
         <w:gridCol w:w="4560"/>
       </w:tblGrid>
       <w:tr>
-        <w:tblPrEx>
-          <w:tblCellMar>
-            <w:top w:w="0" w:type="dxa"/>
-            <w:bottom w:w="0" w:type="dxa"/>
-          </w:tblCellMar>
-        </w:tblPrEx>
         <w:trPr>
           <w:tblHeader/>
         </w:trPr>
@@ -4887,12 +5472,6 @@
         </w:tc>
       </w:tr>
       <w:tr>
-        <w:tblPrEx>
-          <w:tblCellMar>
-            <w:top w:w="0" w:type="dxa"/>
-            <w:bottom w:w="0" w:type="dxa"/>
-          </w:tblCellMar>
-        </w:tblPrEx>
         <w:tc>
           <w:tcPr>
             <w:tcW w:w="1100" w:type="dxa"/>
@@ -5021,12 +5600,6 @@
         </w:tc>
       </w:tr>
       <w:tr>
-        <w:tblPrEx>
-          <w:tblCellMar>
-            <w:top w:w="0" w:type="dxa"/>
-            <w:bottom w:w="0" w:type="dxa"/>
-          </w:tblCellMar>
-        </w:tblPrEx>
         <w:tc>
           <w:tcPr>
             <w:tcW w:w="1100" w:type="dxa"/>
@@ -5155,12 +5728,6 @@
         </w:tc>
       </w:tr>
       <w:tr>
-        <w:tblPrEx>
-          <w:tblCellMar>
-            <w:top w:w="0" w:type="dxa"/>
-            <w:bottom w:w="0" w:type="dxa"/>
-          </w:tblCellMar>
-        </w:tblPrEx>
         <w:tc>
           <w:tcPr>
             <w:tcW w:w="1100" w:type="dxa"/>
@@ -5289,12 +5856,6 @@
         </w:tc>
       </w:tr>
       <w:tr>
-        <w:tblPrEx>
-          <w:tblCellMar>
-            <w:top w:w="0" w:type="dxa"/>
-            <w:bottom w:w="0" w:type="dxa"/>
-          </w:tblCellMar>
-        </w:tblPrEx>
         <w:tc>
           <w:tcPr>
             <w:tcW w:w="1100" w:type="dxa"/>
@@ -5423,12 +5984,6 @@
         </w:tc>
       </w:tr>
       <w:tr>
-        <w:tblPrEx>
-          <w:tblCellMar>
-            <w:top w:w="0" w:type="dxa"/>
-            <w:bottom w:w="0" w:type="dxa"/>
-          </w:tblCellMar>
-        </w:tblPrEx>
         <w:tc>
           <w:tcPr>
             <w:tcW w:w="1100" w:type="dxa"/>
@@ -5522,7 +6077,29 @@
                 <w:sz w:val="20"/>
                 <w:szCs w:val="20"/>
               </w:rPr>
-              <w:t>Qualidade &amp; Deploy I</w:t>
+              <w:t xml:space="preserve">Qualidade &amp; </w:t>
+            </w:r>
+            <w:proofErr w:type="spellStart"/>
+            <w:r>
+              <w:rPr>
+                <w:b/>
+                <w:bCs/>
+                <w:color w:val="2E75B6"/>
+                <w:sz w:val="20"/>
+                <w:szCs w:val="20"/>
+              </w:rPr>
+              <w:t>Deploy</w:t>
+            </w:r>
+            <w:proofErr w:type="spellEnd"/>
+            <w:r>
+              <w:rPr>
+                <w:b/>
+                <w:bCs/>
+                <w:color w:val="2E75B6"/>
+                <w:sz w:val="20"/>
+                <w:szCs w:val="20"/>
+              </w:rPr>
+              <w:t xml:space="preserve"> I</w:t>
             </w:r>
           </w:p>
         </w:tc>
@@ -5557,12 +6134,6 @@
         </w:tc>
       </w:tr>
       <w:tr>
-        <w:tblPrEx>
-          <w:tblCellMar>
-            <w:top w:w="0" w:type="dxa"/>
-            <w:bottom w:w="0" w:type="dxa"/>
-          </w:tblCellMar>
-        </w:tblPrEx>
         <w:tc>
           <w:tcPr>
             <w:tcW w:w="1100" w:type="dxa"/>
@@ -5648,6 +6219,7 @@
             <w:vAlign w:val="center"/>
           </w:tcPr>
           <w:p>
+            <w:proofErr w:type="spellStart"/>
             <w:r>
               <w:rPr>
                 <w:b/>
@@ -5656,7 +6228,18 @@
                 <w:sz w:val="20"/>
                 <w:szCs w:val="20"/>
               </w:rPr>
-              <w:t>Deploy II &amp; Entrega</w:t>
+              <w:t>Deploy</w:t>
+            </w:r>
+            <w:proofErr w:type="spellEnd"/>
+            <w:r>
+              <w:rPr>
+                <w:b/>
+                <w:bCs/>
+                <w:color w:val="2E75B6"/>
+                <w:sz w:val="20"/>
+                <w:szCs w:val="20"/>
+              </w:rPr>
+              <w:t xml:space="preserve"> II &amp; Entrega</w:t>
             </w:r>
           </w:p>
         </w:tc>
@@ -5728,10 +6311,80 @@
           <w:sz w:val="20"/>
           <w:szCs w:val="20"/>
         </w:rPr>
-        <w:t>→ O Diagrama de Caso de Uso completo (UML) está disponível na pasta /docs/diagramas/ do repositório GitHub.</w:t>
+        <w:t>→ O Diagrama de Caso de Uso completo (UML) está disponível na pasta /</w:t>
+      </w:r>
+      <w:proofErr w:type="spellStart"/>
+      <w:r>
+        <w:rPr>
+          <w:i/>
+          <w:iCs/>
+          <w:color w:val="666666"/>
+          <w:sz w:val="20"/>
+          <w:szCs w:val="20"/>
+        </w:rPr>
+        <w:t>docs</w:t>
+      </w:r>
+      <w:proofErr w:type="spellEnd"/>
+      <w:r>
+        <w:rPr>
+          <w:i/>
+          <w:iCs/>
+          <w:color w:val="666666"/>
+          <w:sz w:val="20"/>
+          <w:szCs w:val="20"/>
+        </w:rPr>
+        <w:t>/diagramas/ do repositório GitHub.</w:t>
       </w:r>
     </w:p>
     <w:p/>
+    <w:p>
+      <w:r>
+        <w:rPr>
+          <w:noProof/>
+        </w:rPr>
+        <w:drawing>
+          <wp:inline distT="0" distB="0" distL="0" distR="0" wp14:anchorId="58CA7425" wp14:editId="7DD0C994">
+            <wp:extent cx="5943600" cy="4604385"/>
+            <wp:effectExtent l="0" t="0" r="0" b="5715"/>
+            <wp:docPr id="928008038" name="Imagem 1"/>
+            <wp:cNvGraphicFramePr>
+              <a:graphicFrameLocks xmlns:a="http://schemas.openxmlformats.org/drawingml/2006/main" noChangeAspect="1"/>
+            </wp:cNvGraphicFramePr>
+            <a:graphic xmlns:a="http://schemas.openxmlformats.org/drawingml/2006/main">
+              <a:graphicData uri="http://schemas.openxmlformats.org/drawingml/2006/picture">
+                <pic:pic xmlns:pic="http://schemas.openxmlformats.org/drawingml/2006/picture">
+                  <pic:nvPicPr>
+                    <pic:cNvPr id="928008038" name="Imagem 928008038"/>
+                    <pic:cNvPicPr/>
+                  </pic:nvPicPr>
+                  <pic:blipFill>
+                    <a:blip r:embed="rId8">
+                      <a:extLst>
+                        <a:ext uri="{28A0092B-C50C-407E-A947-70E740481C1C}">
+                          <a14:useLocalDpi xmlns:a14="http://schemas.microsoft.com/office/drawing/2010/main" val="0"/>
+                        </a:ext>
+                      </a:extLst>
+                    </a:blip>
+                    <a:stretch>
+                      <a:fillRect/>
+                    </a:stretch>
+                  </pic:blipFill>
+                  <pic:spPr>
+                    <a:xfrm>
+                      <a:off x="0" y="0"/>
+                      <a:ext cx="5943600" cy="4604385"/>
+                    </a:xfrm>
+                    <a:prstGeom prst="rect">
+                      <a:avLst/>
+                    </a:prstGeom>
+                  </pic:spPr>
+                </pic:pic>
+              </a:graphicData>
+            </a:graphic>
+          </wp:inline>
+        </w:drawing>
+      </w:r>
+    </w:p>
     <w:p>
       <w:pPr>
         <w:pStyle w:val="Ttulo1"/>
@@ -5753,7 +6406,23 @@
         <w:jc w:val="both"/>
       </w:pPr>
       <w:r>
-        <w:t>Esta seção apresenta os diagramas UML do MaintSys. O Diagrama de Classes modela a estrutura estática dos cinco modelos Eloquent e seus relacionamentos. O Diagrama de Sequência ilustra o fluxo dinâmico da criação de uma Ordem de Serviço, o caso de uso central da API.</w:t>
+        <w:t xml:space="preserve">Esta seção apresenta os diagramas UML do </w:t>
+      </w:r>
+      <w:proofErr w:type="spellStart"/>
+      <w:r>
+        <w:t>MaintSys</w:t>
+      </w:r>
+      <w:proofErr w:type="spellEnd"/>
+      <w:r>
+        <w:t xml:space="preserve">. O Diagrama de Classes modela a estrutura estática dos cinco modelos </w:t>
+      </w:r>
+      <w:proofErr w:type="spellStart"/>
+      <w:r>
+        <w:t>Eloquent</w:t>
+      </w:r>
+      <w:proofErr w:type="spellEnd"/>
+      <w:r>
+        <w:t xml:space="preserve"> e seus relacionamentos. O Diagrama de Sequência ilustra o fluxo dinâmico da criação de uma Ordem de Serviço, o caso de uso central da API.</w:t>
       </w:r>
     </w:p>
     <w:p>
@@ -5772,7 +6441,55 @@
         <w:jc w:val="both"/>
       </w:pPr>
       <w:r>
-        <w:t>Representa os cinco modelos Eloquent ORM do MaintSys — User, Maquina, OrdemServico, Intervencao e Alerta — com seus atributos, tipos de dado e métodos de relacionamento. Cada classe corresponde diretamente a uma tabela do banco MySQL.</w:t>
+        <w:t xml:space="preserve">Representa os cinco modelos </w:t>
+      </w:r>
+      <w:proofErr w:type="spellStart"/>
+      <w:r>
+        <w:t>Eloquent</w:t>
+      </w:r>
+      <w:proofErr w:type="spellEnd"/>
+      <w:r>
+        <w:t xml:space="preserve"> ORM do </w:t>
+      </w:r>
+      <w:proofErr w:type="spellStart"/>
+      <w:r>
+        <w:t>MaintSys</w:t>
+      </w:r>
+      <w:proofErr w:type="spellEnd"/>
+      <w:r>
+        <w:t xml:space="preserve"> — </w:t>
+      </w:r>
+      <w:proofErr w:type="spellStart"/>
+      <w:r>
+        <w:t>User</w:t>
+      </w:r>
+      <w:proofErr w:type="spellEnd"/>
+      <w:r>
+        <w:t xml:space="preserve">, </w:t>
+      </w:r>
+      <w:proofErr w:type="gramStart"/>
+      <w:r>
+        <w:t>Maquina</w:t>
+      </w:r>
+      <w:proofErr w:type="gramEnd"/>
+      <w:r>
+        <w:t xml:space="preserve">, </w:t>
+      </w:r>
+      <w:proofErr w:type="spellStart"/>
+      <w:r>
+        <w:t>OrdemServico</w:t>
+      </w:r>
+      <w:proofErr w:type="spellEnd"/>
+      <w:r>
+        <w:t xml:space="preserve">, </w:t>
+      </w:r>
+      <w:proofErr w:type="spellStart"/>
+      <w:r>
+        <w:t>Intervencao</w:t>
+      </w:r>
+      <w:proofErr w:type="spellEnd"/>
+      <w:r>
+        <w:t xml:space="preserve"> e Alerta — com seus atributos, tipos de dado e métodos de relacionamento. Cada classe corresponde diretamente a uma tabela do banco MySQL.</w:t>
       </w:r>
     </w:p>
     <w:p/>
@@ -5804,7 +6521,7 @@
                     </pic:cNvPicPr>
                   </pic:nvPicPr>
                   <pic:blipFill>
-                    <a:blip r:embed="rId8"/>
+                    <a:blip r:embed="rId9"/>
                     <a:srcRect/>
                     <a:stretch>
                       <a:fillRect/>
@@ -5839,8 +6556,20 @@
           <w:sz w:val="18"/>
           <w:szCs w:val="18"/>
         </w:rPr>
-        <w:t>Figura 1 — Diagrama de Classes do MaintSys</w:t>
-      </w:r>
+        <w:t xml:space="preserve">Figura 1 — Diagrama de Classes do </w:t>
+      </w:r>
+      <w:proofErr w:type="spellStart"/>
+      <w:r>
+        <w:rPr>
+          <w:i/>
+          <w:iCs/>
+          <w:color w:val="777777"/>
+          <w:sz w:val="18"/>
+          <w:szCs w:val="18"/>
+        </w:rPr>
+        <w:t>MaintSys</w:t>
+      </w:r>
+      <w:proofErr w:type="spellEnd"/>
     </w:p>
     <w:p>
       <w:pPr>
@@ -5858,7 +6587,23 @@
         <w:jc w:val="both"/>
       </w:pPr>
       <w:r>
-        <w:t>Descreve a interação temporal entre os participantes do sistema no fluxo de criação de uma Ordem de Serviço: o técnico envia a requisição, o middleware valida o token, o controller verifica a máquina, persiste a O.S. e dispara o alerta automático de status. Linhas em tracejado representam retornos e fluxos de erro (alt).</w:t>
+        <w:t xml:space="preserve">Descreve a interação temporal entre os participantes do sistema no fluxo de criação de uma Ordem de Serviço: o técnico envia a requisição, o middleware valida o token, o </w:t>
+      </w:r>
+      <w:proofErr w:type="spellStart"/>
+      <w:r>
+        <w:t>controller</w:t>
+      </w:r>
+      <w:proofErr w:type="spellEnd"/>
+      <w:r>
+        <w:t xml:space="preserve"> verifica a máquina, persiste a O.S. e dispara o alerta automático de status. Linhas em tracejado representam retornos e fluxos de erro (</w:t>
+      </w:r>
+      <w:proofErr w:type="spellStart"/>
+      <w:r>
+        <w:t>alt</w:t>
+      </w:r>
+      <w:proofErr w:type="spellEnd"/>
+      <w:r>
+        <w:t>).</w:t>
       </w:r>
     </w:p>
     <w:p/>
@@ -5890,7 +6635,7 @@
                     </pic:cNvPicPr>
                   </pic:nvPicPr>
                   <pic:blipFill>
-                    <a:blip r:embed="rId9"/>
+                    <a:blip r:embed="rId10"/>
                     <a:srcRect/>
                     <a:stretch>
                       <a:fillRect/>
@@ -5949,7 +6694,47 @@
         <w:jc w:val="both"/>
       </w:pPr>
       <w:r>
-        <w:t>O versionamento do MaintSys utiliza Git com hospedagem no GitHub. A estratégia adota GitFlow simplificado, garantindo isolamento de funcionalidades, rastreabilidade e fluxo seguro para a branch principal. O gerenciamento das tarefas e sprints é realizado via Trello, permitindo visibilidade do progresso de cada atividade pela equipe.</w:t>
+        <w:t xml:space="preserve">O versionamento do </w:t>
+      </w:r>
+      <w:proofErr w:type="spellStart"/>
+      <w:r>
+        <w:t>MaintSys</w:t>
+      </w:r>
+      <w:proofErr w:type="spellEnd"/>
+      <w:r>
+        <w:t xml:space="preserve"> utiliza </w:t>
+      </w:r>
+      <w:proofErr w:type="spellStart"/>
+      <w:r>
+        <w:t>Git</w:t>
+      </w:r>
+      <w:proofErr w:type="spellEnd"/>
+      <w:r>
+        <w:t xml:space="preserve"> com hospedagem no GitHub. A estratégia adota </w:t>
+      </w:r>
+      <w:proofErr w:type="spellStart"/>
+      <w:r>
+        <w:t>GitFlow</w:t>
+      </w:r>
+      <w:proofErr w:type="spellEnd"/>
+      <w:r>
+        <w:t xml:space="preserve"> simplificado, garantindo isolamento de funcionalidades, rastreabilidade e fluxo seguro para a </w:t>
+      </w:r>
+      <w:proofErr w:type="spellStart"/>
+      <w:r>
+        <w:t>branch</w:t>
+      </w:r>
+      <w:proofErr w:type="spellEnd"/>
+      <w:r>
+        <w:t xml:space="preserve"> principal. O gerenciamento das tarefas e sprints é realizado via </w:t>
+      </w:r>
+      <w:proofErr w:type="spellStart"/>
+      <w:r>
+        <w:t>Trello</w:t>
+      </w:r>
+      <w:proofErr w:type="spellEnd"/>
+      <w:r>
+        <w:t>, permitindo visibilidade do progresso de cada atividade pela equipe.</w:t>
       </w:r>
     </w:p>
     <w:p/>
@@ -5966,18 +6751,39 @@
           <w:sz w:val="20"/>
           <w:szCs w:val="20"/>
         </w:rPr>
-        <w:t xml:space="preserve">→ Quadro Trello do projeto: </w:t>
-      </w:r>
-      <w:hyperlink r:id="rId10" w:history="1">
+        <w:t xml:space="preserve">→ Quadro </w:t>
+      </w:r>
+      <w:proofErr w:type="spellStart"/>
+      <w:r>
+        <w:rPr>
+          <w:i/>
+          <w:iCs/>
+          <w:color w:val="666666"/>
+          <w:sz w:val="20"/>
+          <w:szCs w:val="20"/>
+        </w:rPr>
+        <w:t>Trello</w:t>
+      </w:r>
+      <w:proofErr w:type="spellEnd"/>
+      <w:r>
+        <w:rPr>
+          <w:i/>
+          <w:iCs/>
+          <w:color w:val="666666"/>
+          <w:sz w:val="20"/>
+          <w:szCs w:val="20"/>
+        </w:rPr>
+        <w:t xml:space="preserve"> do projeto: </w:t>
+      </w:r>
+      <w:hyperlink r:id="rId11" w:history="1">
+        <w:proofErr w:type="spellStart"/>
         <w:r>
           <w:rPr>
-            <w:color w:val="2E75B6"/>
-            <w:sz w:val="20"/>
-            <w:szCs w:val="20"/>
-            <w:u w:val="single"/>
+            <w:rStyle w:val="Hyperlink"/>
           </w:rPr>
-          <w:t>trello.com/…/projeto-integrador</w:t>
+          <w:t>Trello</w:t>
         </w:r>
+        <w:proofErr w:type="spellEnd"/>
       </w:hyperlink>
     </w:p>
     <w:p>
@@ -5986,9 +6792,14 @@
       </w:pPr>
       <w:bookmarkStart w:id="17" w:name="_Toc226729920"/>
       <w:r>
-        <w:t>6.1. Branches</w:t>
+        <w:t xml:space="preserve">6.1. </w:t>
+      </w:r>
+      <w:proofErr w:type="spellStart"/>
+      <w:r>
+        <w:t>Branches</w:t>
       </w:r>
       <w:bookmarkEnd w:id="17"/>
+      <w:proofErr w:type="spellEnd"/>
     </w:p>
     <w:tbl>
       <w:tblPr>
@@ -6012,12 +6823,6 @@
         <w:gridCol w:w="7160"/>
       </w:tblGrid>
       <w:tr>
-        <w:tblPrEx>
-          <w:tblCellMar>
-            <w:top w:w="0" w:type="dxa"/>
-            <w:bottom w:w="0" w:type="dxa"/>
-          </w:tblCellMar>
-        </w:tblPrEx>
         <w:trPr>
           <w:tblHeader/>
         </w:trPr>
@@ -6091,12 +6896,6 @@
         </w:tc>
       </w:tr>
       <w:tr>
-        <w:tblPrEx>
-          <w:tblCellMar>
-            <w:top w:w="0" w:type="dxa"/>
-            <w:bottom w:w="0" w:type="dxa"/>
-          </w:tblCellMar>
-        </w:tblPrEx>
         <w:tc>
           <w:tcPr>
             <w:tcW w:w="2200" w:type="dxa"/>
@@ -6116,6 +6915,7 @@
             <w:vAlign w:val="center"/>
           </w:tcPr>
           <w:p>
+            <w:proofErr w:type="spellStart"/>
             <w:r>
               <w:rPr>
                 <w:rFonts w:ascii="Courier New" w:eastAsia="Courier New" w:hAnsi="Courier New" w:cs="Courier New"/>
@@ -6127,6 +6927,7 @@
               </w:rPr>
               <w:t>main</w:t>
             </w:r>
+            <w:proofErr w:type="spellEnd"/>
           </w:p>
         </w:tc>
         <w:tc>
@@ -6160,12 +6961,6 @@
         </w:tc>
       </w:tr>
       <w:tr>
-        <w:tblPrEx>
-          <w:tblCellMar>
-            <w:top w:w="0" w:type="dxa"/>
-            <w:bottom w:w="0" w:type="dxa"/>
-          </w:tblCellMar>
-        </w:tblPrEx>
         <w:tc>
           <w:tcPr>
             <w:tcW w:w="2200" w:type="dxa"/>
@@ -6185,6 +6980,7 @@
             <w:vAlign w:val="center"/>
           </w:tcPr>
           <w:p>
+            <w:proofErr w:type="spellStart"/>
             <w:r>
               <w:rPr>
                 <w:rFonts w:ascii="Courier New" w:eastAsia="Courier New" w:hAnsi="Courier New" w:cs="Courier New"/>
@@ -6196,6 +6992,7 @@
               </w:rPr>
               <w:t>develop</w:t>
             </w:r>
+            <w:proofErr w:type="spellEnd"/>
           </w:p>
         </w:tc>
         <w:tc>
@@ -6223,18 +7020,30 @@
                 <w:sz w:val="20"/>
                 <w:szCs w:val="20"/>
               </w:rPr>
-              <w:t>Branch de integração, reúne funcionalidades concluídas antes de ir para main.</w:t>
+              <w:t xml:space="preserve">Branch de integração, reúne funcionalidades concluídas antes de ir para </w:t>
+            </w:r>
+            <w:proofErr w:type="spellStart"/>
+            <w:r>
+              <w:rPr>
+                <w:color w:val="000000"/>
+                <w:sz w:val="20"/>
+                <w:szCs w:val="20"/>
+              </w:rPr>
+              <w:t>main</w:t>
+            </w:r>
+            <w:proofErr w:type="spellEnd"/>
+            <w:r>
+              <w:rPr>
+                <w:color w:val="000000"/>
+                <w:sz w:val="20"/>
+                <w:szCs w:val="20"/>
+              </w:rPr>
+              <w:t>.</w:t>
             </w:r>
           </w:p>
         </w:tc>
       </w:tr>
       <w:tr>
-        <w:tblPrEx>
-          <w:tblCellMar>
-            <w:top w:w="0" w:type="dxa"/>
-            <w:bottom w:w="0" w:type="dxa"/>
-          </w:tblCellMar>
-        </w:tblPrEx>
         <w:tc>
           <w:tcPr>
             <w:tcW w:w="2200" w:type="dxa"/>
@@ -6292,18 +7101,48 @@
                 <w:sz w:val="20"/>
                 <w:szCs w:val="20"/>
               </w:rPr>
-              <w:t>Novas funcionalidades. Ex.: feature/autenticacao, feature/ordens-servico.</w:t>
+              <w:t>Novas funcionalidades. Ex.: feature/</w:t>
+            </w:r>
+            <w:proofErr w:type="spellStart"/>
+            <w:r>
+              <w:rPr>
+                <w:color w:val="000000"/>
+                <w:sz w:val="20"/>
+                <w:szCs w:val="20"/>
+              </w:rPr>
+              <w:t>autenticacao</w:t>
+            </w:r>
+            <w:proofErr w:type="spellEnd"/>
+            <w:r>
+              <w:rPr>
+                <w:color w:val="000000"/>
+                <w:sz w:val="20"/>
+                <w:szCs w:val="20"/>
+              </w:rPr>
+              <w:t>, feature/ordens-</w:t>
+            </w:r>
+            <w:proofErr w:type="spellStart"/>
+            <w:r>
+              <w:rPr>
+                <w:color w:val="000000"/>
+                <w:sz w:val="20"/>
+                <w:szCs w:val="20"/>
+              </w:rPr>
+              <w:t>servico</w:t>
+            </w:r>
+            <w:proofErr w:type="spellEnd"/>
+            <w:r>
+              <w:rPr>
+                <w:color w:val="000000"/>
+                <w:sz w:val="20"/>
+                <w:szCs w:val="20"/>
+              </w:rPr>
+              <w:t>.</w:t>
             </w:r>
           </w:p>
         </w:tc>
       </w:tr>
       <w:tr>
-        <w:tblPrEx>
-          <w:tblCellMar>
-            <w:top w:w="0" w:type="dxa"/>
-            <w:bottom w:w="0" w:type="dxa"/>
-          </w:tblCellMar>
-        </w:tblPrEx>
         <w:tc>
           <w:tcPr>
             <w:tcW w:w="2200" w:type="dxa"/>
@@ -6323,6 +7162,7 @@
             <w:vAlign w:val="center"/>
           </w:tcPr>
           <w:p>
+            <w:proofErr w:type="spellStart"/>
             <w:r>
               <w:rPr>
                 <w:rFonts w:ascii="Courier New" w:eastAsia="Courier New" w:hAnsi="Courier New" w:cs="Courier New"/>
@@ -6332,66 +7172,9 @@
                 <w:sz w:val="20"/>
                 <w:szCs w:val="20"/>
               </w:rPr>
-              <w:t>fix/*</w:t>
-            </w:r>
-          </w:p>
-        </w:tc>
-        <w:tc>
-          <w:tcPr>
-            <w:tcW w:w="7160" w:type="dxa"/>
-            <w:tcBorders>
-              <w:top w:val="single" w:sz="1" w:space="0" w:color="AAAAAA"/>
-              <w:left w:val="single" w:sz="1" w:space="0" w:color="AAAAAA"/>
-              <w:bottom w:val="single" w:sz="1" w:space="0" w:color="AAAAAA"/>
-              <w:right w:val="single" w:sz="1" w:space="0" w:color="AAAAAA"/>
-            </w:tcBorders>
-            <w:shd w:val="clear" w:color="auto" w:fill="F2F2F2"/>
-            <w:tcMar>
-              <w:top w:w="80" w:type="dxa"/>
-              <w:left w:w="140" w:type="dxa"/>
-              <w:bottom w:w="80" w:type="dxa"/>
-              <w:right w:w="140" w:type="dxa"/>
-            </w:tcMar>
-            <w:vAlign w:val="center"/>
-          </w:tcPr>
-          <w:p>
-            <w:r>
-              <w:rPr>
-                <w:color w:val="000000"/>
-                <w:sz w:val="20"/>
-                <w:szCs w:val="20"/>
-              </w:rPr>
-              <w:t>Correção de bugs. Ex.: fix/validacao-token, fix/status-maquina.</w:t>
-            </w:r>
-          </w:p>
-        </w:tc>
-      </w:tr>
-      <w:tr>
-        <w:tblPrEx>
-          <w:tblCellMar>
-            <w:top w:w="0" w:type="dxa"/>
-            <w:bottom w:w="0" w:type="dxa"/>
-          </w:tblCellMar>
-        </w:tblPrEx>
-        <w:tc>
-          <w:tcPr>
-            <w:tcW w:w="2200" w:type="dxa"/>
-            <w:tcBorders>
-              <w:top w:val="single" w:sz="1" w:space="0" w:color="AAAAAA"/>
-              <w:left w:val="single" w:sz="1" w:space="0" w:color="AAAAAA"/>
-              <w:bottom w:val="single" w:sz="1" w:space="0" w:color="AAAAAA"/>
-              <w:right w:val="single" w:sz="1" w:space="0" w:color="AAAAAA"/>
-            </w:tcBorders>
-            <w:shd w:val="clear" w:color="auto" w:fill="D6E4F0"/>
-            <w:tcMar>
-              <w:top w:w="80" w:type="dxa"/>
-              <w:left w:w="140" w:type="dxa"/>
-              <w:bottom w:w="80" w:type="dxa"/>
-              <w:right w:w="140" w:type="dxa"/>
-            </w:tcMar>
-            <w:vAlign w:val="center"/>
-          </w:tcPr>
-          <w:p>
+              <w:t>fix</w:t>
+            </w:r>
+            <w:proofErr w:type="spellEnd"/>
             <w:r>
               <w:rPr>
                 <w:rFonts w:ascii="Courier New" w:eastAsia="Courier New" w:hAnsi="Courier New" w:cs="Courier New"/>
@@ -6401,7 +7184,7 @@
                 <w:sz w:val="20"/>
                 <w:szCs w:val="20"/>
               </w:rPr>
-              <w:t>docs/*</w:t>
+              <w:t>/*</w:t>
             </w:r>
           </w:p>
         </w:tc>
@@ -6414,6 +7197,154 @@
               <w:bottom w:val="single" w:sz="1" w:space="0" w:color="AAAAAA"/>
               <w:right w:val="single" w:sz="1" w:space="0" w:color="AAAAAA"/>
             </w:tcBorders>
+            <w:shd w:val="clear" w:color="auto" w:fill="F2F2F2"/>
+            <w:tcMar>
+              <w:top w:w="80" w:type="dxa"/>
+              <w:left w:w="140" w:type="dxa"/>
+              <w:bottom w:w="80" w:type="dxa"/>
+              <w:right w:w="140" w:type="dxa"/>
+            </w:tcMar>
+            <w:vAlign w:val="center"/>
+          </w:tcPr>
+          <w:p>
+            <w:r>
+              <w:rPr>
+                <w:color w:val="000000"/>
+                <w:sz w:val="20"/>
+                <w:szCs w:val="20"/>
+              </w:rPr>
+              <w:t xml:space="preserve">Correção de bugs. Ex.: </w:t>
+            </w:r>
+            <w:proofErr w:type="spellStart"/>
+            <w:r>
+              <w:rPr>
+                <w:color w:val="000000"/>
+                <w:sz w:val="20"/>
+                <w:szCs w:val="20"/>
+              </w:rPr>
+              <w:t>fix</w:t>
+            </w:r>
+            <w:proofErr w:type="spellEnd"/>
+            <w:r>
+              <w:rPr>
+                <w:color w:val="000000"/>
+                <w:sz w:val="20"/>
+                <w:szCs w:val="20"/>
+              </w:rPr>
+              <w:t>/</w:t>
+            </w:r>
+            <w:proofErr w:type="spellStart"/>
+            <w:r>
+              <w:rPr>
+                <w:color w:val="000000"/>
+                <w:sz w:val="20"/>
+                <w:szCs w:val="20"/>
+              </w:rPr>
+              <w:t>validacao</w:t>
+            </w:r>
+            <w:proofErr w:type="spellEnd"/>
+            <w:r>
+              <w:rPr>
+                <w:color w:val="000000"/>
+                <w:sz w:val="20"/>
+                <w:szCs w:val="20"/>
+              </w:rPr>
+              <w:t xml:space="preserve">-token, </w:t>
+            </w:r>
+            <w:proofErr w:type="spellStart"/>
+            <w:r>
+              <w:rPr>
+                <w:color w:val="000000"/>
+                <w:sz w:val="20"/>
+                <w:szCs w:val="20"/>
+              </w:rPr>
+              <w:t>fix</w:t>
+            </w:r>
+            <w:proofErr w:type="spellEnd"/>
+            <w:r>
+              <w:rPr>
+                <w:color w:val="000000"/>
+                <w:sz w:val="20"/>
+                <w:szCs w:val="20"/>
+              </w:rPr>
+              <w:t>/status-</w:t>
+            </w:r>
+            <w:proofErr w:type="gramStart"/>
+            <w:r>
+              <w:rPr>
+                <w:color w:val="000000"/>
+                <w:sz w:val="20"/>
+                <w:szCs w:val="20"/>
+              </w:rPr>
+              <w:t>maquina</w:t>
+            </w:r>
+            <w:proofErr w:type="gramEnd"/>
+            <w:r>
+              <w:rPr>
+                <w:color w:val="000000"/>
+                <w:sz w:val="20"/>
+                <w:szCs w:val="20"/>
+              </w:rPr>
+              <w:t>.</w:t>
+            </w:r>
+          </w:p>
+        </w:tc>
+      </w:tr>
+      <w:tr>
+        <w:tc>
+          <w:tcPr>
+            <w:tcW w:w="2200" w:type="dxa"/>
+            <w:tcBorders>
+              <w:top w:val="single" w:sz="1" w:space="0" w:color="AAAAAA"/>
+              <w:left w:val="single" w:sz="1" w:space="0" w:color="AAAAAA"/>
+              <w:bottom w:val="single" w:sz="1" w:space="0" w:color="AAAAAA"/>
+              <w:right w:val="single" w:sz="1" w:space="0" w:color="AAAAAA"/>
+            </w:tcBorders>
+            <w:shd w:val="clear" w:color="auto" w:fill="D6E4F0"/>
+            <w:tcMar>
+              <w:top w:w="80" w:type="dxa"/>
+              <w:left w:w="140" w:type="dxa"/>
+              <w:bottom w:w="80" w:type="dxa"/>
+              <w:right w:w="140" w:type="dxa"/>
+            </w:tcMar>
+            <w:vAlign w:val="center"/>
+          </w:tcPr>
+          <w:p>
+            <w:proofErr w:type="spellStart"/>
+            <w:r>
+              <w:rPr>
+                <w:rFonts w:ascii="Courier New" w:eastAsia="Courier New" w:hAnsi="Courier New" w:cs="Courier New"/>
+                <w:b/>
+                <w:bCs/>
+                <w:color w:val="1F4E79"/>
+                <w:sz w:val="20"/>
+                <w:szCs w:val="20"/>
+              </w:rPr>
+              <w:t>docs</w:t>
+            </w:r>
+            <w:proofErr w:type="spellEnd"/>
+            <w:r>
+              <w:rPr>
+                <w:rFonts w:ascii="Courier New" w:eastAsia="Courier New" w:hAnsi="Courier New" w:cs="Courier New"/>
+                <w:b/>
+                <w:bCs/>
+                <w:color w:val="1F4E79"/>
+                <w:sz w:val="20"/>
+                <w:szCs w:val="20"/>
+              </w:rPr>
+              <w:t>/*</w:t>
+            </w:r>
+          </w:p>
+        </w:tc>
+        <w:tc>
+          <w:tcPr>
+            <w:tcW w:w="7160" w:type="dxa"/>
+            <w:tcBorders>
+              <w:top w:val="single" w:sz="1" w:space="0" w:color="AAAAAA"/>
+              <w:left w:val="single" w:sz="1" w:space="0" w:color="AAAAAA"/>
+              <w:bottom w:val="single" w:sz="1" w:space="0" w:color="AAAAAA"/>
+              <w:right w:val="single" w:sz="1" w:space="0" w:color="AAAAAA"/>
+            </w:tcBorders>
             <w:shd w:val="clear" w:color="auto" w:fill="FFFFFF"/>
             <w:tcMar>
               <w:top w:w="80" w:type="dxa"/>
@@ -6430,7 +7361,43 @@
                 <w:sz w:val="20"/>
                 <w:szCs w:val="20"/>
               </w:rPr>
-              <w:t>Atualizações de documentação. Ex.: docs/readme-endpoints.</w:t>
+              <w:t xml:space="preserve">Atualizações de documentação. Ex.: </w:t>
+            </w:r>
+            <w:proofErr w:type="spellStart"/>
+            <w:r>
+              <w:rPr>
+                <w:color w:val="000000"/>
+                <w:sz w:val="20"/>
+                <w:szCs w:val="20"/>
+              </w:rPr>
+              <w:t>docs</w:t>
+            </w:r>
+            <w:proofErr w:type="spellEnd"/>
+            <w:r>
+              <w:rPr>
+                <w:color w:val="000000"/>
+                <w:sz w:val="20"/>
+                <w:szCs w:val="20"/>
+              </w:rPr>
+              <w:t>/</w:t>
+            </w:r>
+            <w:proofErr w:type="spellStart"/>
+            <w:r>
+              <w:rPr>
+                <w:color w:val="000000"/>
+                <w:sz w:val="20"/>
+                <w:szCs w:val="20"/>
+              </w:rPr>
+              <w:t>readme-endpoints</w:t>
+            </w:r>
+            <w:proofErr w:type="spellEnd"/>
+            <w:r>
+              <w:rPr>
+                <w:color w:val="000000"/>
+                <w:sz w:val="20"/>
+                <w:szCs w:val="20"/>
+              </w:rPr>
+              <w:t>.</w:t>
             </w:r>
           </w:p>
         </w:tc>
@@ -6443,7 +7410,31 @@
       </w:pPr>
       <w:bookmarkStart w:id="18" w:name="_Toc226729921"/>
       <w:r>
-        <w:t>6.2. Padrão de Commits (Conventional Commits)</w:t>
+        <w:t xml:space="preserve">6.2. Padrão de </w:t>
+      </w:r>
+      <w:proofErr w:type="spellStart"/>
+      <w:r>
+        <w:t>Commits</w:t>
+      </w:r>
+      <w:proofErr w:type="spellEnd"/>
+      <w:r>
+        <w:t xml:space="preserve"> (</w:t>
+      </w:r>
+      <w:proofErr w:type="spellStart"/>
+      <w:r>
+        <w:t>Conventional</w:t>
+      </w:r>
+      <w:proofErr w:type="spellEnd"/>
+      <w:r>
+        <w:t xml:space="preserve"> </w:t>
+      </w:r>
+      <w:proofErr w:type="spellStart"/>
+      <w:r>
+        <w:t>Commits</w:t>
+      </w:r>
+      <w:proofErr w:type="spellEnd"/>
+      <w:r>
+        <w:t>)</w:t>
       </w:r>
       <w:bookmarkEnd w:id="18"/>
     </w:p>
@@ -6457,7 +7448,15 @@
         <w:spacing w:before="80" w:after="80"/>
       </w:pPr>
       <w:r>
-        <w:t>feat: nova funcionalidade. Ex.: feat: implementa endpoint POST /api/ordens</w:t>
+        <w:t xml:space="preserve">feat: nova funcionalidade. Ex.: feat: implementa </w:t>
+      </w:r>
+      <w:proofErr w:type="spellStart"/>
+      <w:r>
+        <w:t>endpoint</w:t>
+      </w:r>
+      <w:proofErr w:type="spellEnd"/>
+      <w:r>
+        <w:t xml:space="preserve"> POST /api/ordens</w:t>
       </w:r>
     </w:p>
     <w:p>
@@ -6469,8 +7468,21 @@
         </w:numPr>
         <w:spacing w:before="80" w:after="80"/>
       </w:pPr>
-      <w:r>
-        <w:t>fix: correção de bug. Ex.: fix: corrige validação de token expirado</w:t>
+      <w:proofErr w:type="spellStart"/>
+      <w:r>
+        <w:t>fix</w:t>
+      </w:r>
+      <w:proofErr w:type="spellEnd"/>
+      <w:r>
+        <w:t xml:space="preserve">: correção de bug. Ex.: </w:t>
+      </w:r>
+      <w:proofErr w:type="spellStart"/>
+      <w:r>
+        <w:t>fix</w:t>
+      </w:r>
+      <w:proofErr w:type="spellEnd"/>
+      <w:r>
+        <w:t>: corrige validação de token expirado</w:t>
       </w:r>
     </w:p>
     <w:p>
@@ -6482,9 +7494,35 @@
         </w:numPr>
         <w:spacing w:before="80" w:after="80"/>
       </w:pPr>
-      <w:r>
-        <w:t>docs: documentação. Ex.: docs: adiciona collection Postman</w:t>
-      </w:r>
+      <w:proofErr w:type="spellStart"/>
+      <w:r>
+        <w:t>docs</w:t>
+      </w:r>
+      <w:proofErr w:type="spellEnd"/>
+      <w:r>
+        <w:t xml:space="preserve">: documentação. Ex.: </w:t>
+      </w:r>
+      <w:proofErr w:type="spellStart"/>
+      <w:r>
+        <w:t>docs</w:t>
+      </w:r>
+      <w:proofErr w:type="spellEnd"/>
+      <w:r>
+        <w:t xml:space="preserve">: adiciona </w:t>
+      </w:r>
+      <w:proofErr w:type="spellStart"/>
+      <w:r>
+        <w:t>collection</w:t>
+      </w:r>
+      <w:proofErr w:type="spellEnd"/>
+      <w:r>
+        <w:t xml:space="preserve"> </w:t>
+      </w:r>
+      <w:proofErr w:type="spellStart"/>
+      <w:r>
+        <w:t>Postman</w:t>
+      </w:r>
+      <w:proofErr w:type="spellEnd"/>
     </w:p>
     <w:p>
       <w:pPr>
@@ -6495,9 +7533,27 @@
         </w:numPr>
         <w:spacing w:before="80" w:after="80"/>
       </w:pPr>
-      <w:r>
-        <w:t>test: testes. Ex.: test: adiciona testes unitários para OrdemService</w:t>
-      </w:r>
+      <w:proofErr w:type="spellStart"/>
+      <w:r>
+        <w:t>test</w:t>
+      </w:r>
+      <w:proofErr w:type="spellEnd"/>
+      <w:r>
+        <w:t xml:space="preserve">: testes. Ex.: </w:t>
+      </w:r>
+      <w:proofErr w:type="spellStart"/>
+      <w:r>
+        <w:t>test</w:t>
+      </w:r>
+      <w:proofErr w:type="spellEnd"/>
+      <w:r>
+        <w:t xml:space="preserve">: adiciona testes unitários para </w:t>
+      </w:r>
+      <w:proofErr w:type="spellStart"/>
+      <w:r>
+        <w:t>OrdemService</w:t>
+      </w:r>
+      <w:proofErr w:type="spellEnd"/>
     </w:p>
     <w:p>
       <w:pPr>
@@ -6508,8 +7564,13 @@
         </w:numPr>
         <w:spacing w:before="80" w:after="80"/>
       </w:pPr>
-      <w:r>
-        <w:t>refactor: refatoração sem mudança de comportamento externo</w:t>
+      <w:proofErr w:type="spellStart"/>
+      <w:r>
+        <w:t>refactor</w:t>
+      </w:r>
+      <w:proofErr w:type="spellEnd"/>
+      <w:r>
+        <w:t>: refatoração sem mudança de comportamento externo</w:t>
       </w:r>
     </w:p>
     <w:p>
@@ -6522,8 +7583,13 @@
         <w:spacing w:before="80" w:after="80"/>
       </w:pPr>
       <w:r>
-        <w:t>chore: configuração e manutenção. Ex.: chore: atualiza dependências composer</w:t>
-      </w:r>
+        <w:t xml:space="preserve">chore: configuração e manutenção. Ex.: chore: atualiza dependências </w:t>
+      </w:r>
+      <w:proofErr w:type="spellStart"/>
+      <w:r>
+        <w:t>composer</w:t>
+      </w:r>
+      <w:proofErr w:type="spellEnd"/>
     </w:p>
     <w:p>
       <w:pPr>
@@ -6546,7 +7612,39 @@
         <w:jc w:val="both"/>
       </w:pPr>
       <w:r>
-        <w:t>O MaintSys entrega uma solução back-end completa para o desafio proposto pelo SENAI: eliminar as fichas de papel e centralizar o controle de manutenção industrial em um sistema digital, seguro e rastreável. A API RESTful desenvolvida em Laravel cobre todos os módulos essenciais — gestão de técnicos, inventário de máquinas, Ordens de Serviço, histórico de intervenções e alertas automáticos de status.</w:t>
+        <w:t xml:space="preserve">O </w:t>
+      </w:r>
+      <w:proofErr w:type="spellStart"/>
+      <w:r>
+        <w:t>MaintSys</w:t>
+      </w:r>
+      <w:proofErr w:type="spellEnd"/>
+      <w:r>
+        <w:t xml:space="preserve"> entrega uma solução </w:t>
+      </w:r>
+      <w:proofErr w:type="spellStart"/>
+      <w:r>
+        <w:t>back-end</w:t>
+      </w:r>
+      <w:proofErr w:type="spellEnd"/>
+      <w:r>
+        <w:t xml:space="preserve"> completa para o desafio proposto pelo SENAI: eliminar as fichas de papel e centralizar o controle de manutenção industrial em um sistema digital, seguro e rastreável. A API </w:t>
+      </w:r>
+      <w:proofErr w:type="spellStart"/>
+      <w:r>
+        <w:t>RESTful</w:t>
+      </w:r>
+      <w:proofErr w:type="spellEnd"/>
+      <w:r>
+        <w:t xml:space="preserve"> desenvolvida em </w:t>
+      </w:r>
+      <w:proofErr w:type="spellStart"/>
+      <w:r>
+        <w:t>Laravel</w:t>
+      </w:r>
+      <w:proofErr w:type="spellEnd"/>
+      <w:r>
+        <w:t xml:space="preserve"> cobre todos os módulos essenciais — gestão de técnicos, inventário de máquinas, Ordens de Serviço, histórico de intervenções e alertas automáticos de status.</w:t>
       </w:r>
     </w:p>
     <w:p/>
@@ -6556,7 +7654,39 @@
         <w:jc w:val="both"/>
       </w:pPr>
       <w:r>
-        <w:t>A arquitetura do projeto — com Eloquent ORM, autenticação via Sanctum, padrões PSR-12 e Clean Code — garante manutenibilidade e facilidade de expansão futura. O sistema está preparado para integração com tablets industriais e terminais de chão de fábrica, e os endpoints documentados via Postman facilitam a futura construção de interfaces web ou mobile.</w:t>
+        <w:t xml:space="preserve">A arquitetura do projeto — com </w:t>
+      </w:r>
+      <w:proofErr w:type="spellStart"/>
+      <w:r>
+        <w:t>Eloquent</w:t>
+      </w:r>
+      <w:proofErr w:type="spellEnd"/>
+      <w:r>
+        <w:t xml:space="preserve"> ORM, autenticação via Sanctum, padrões PSR-12 e Clean </w:t>
+      </w:r>
+      <w:proofErr w:type="spellStart"/>
+      <w:r>
+        <w:t>Code</w:t>
+      </w:r>
+      <w:proofErr w:type="spellEnd"/>
+      <w:r>
+        <w:t xml:space="preserve"> — garante manutenibilidade e facilidade de expansão futura. O sistema está preparado para integração com tablets industriais e terminais de chão de fábrica, e os </w:t>
+      </w:r>
+      <w:proofErr w:type="spellStart"/>
+      <w:r>
+        <w:t>endpoints</w:t>
+      </w:r>
+      <w:proofErr w:type="spellEnd"/>
+      <w:r>
+        <w:t xml:space="preserve"> documentados via </w:t>
+      </w:r>
+      <w:proofErr w:type="spellStart"/>
+      <w:r>
+        <w:t>Postman</w:t>
+      </w:r>
+      <w:proofErr w:type="spellEnd"/>
+      <w:r>
+        <w:t xml:space="preserve"> facilitam a futura construção de interfaces web ou mobile.</w:t>
       </w:r>
     </w:p>
     <w:p/>
@@ -6566,7 +7696,23 @@
         <w:jc w:val="both"/>
       </w:pPr>
       <w:r>
-        <w:t>Como evoluções futuras, sugere-se: integração com sistemas ERP via webhooks, módulo de manutenção preditiva com análise de padrões de defeito, dashboard em tempo real com indicadores MTTR e MTBF, e aplicativo mobile nativo (Flutter) para uso offline no galpão.</w:t>
+        <w:t xml:space="preserve">Como evoluções futuras, sugere-se: integração com sistemas ERP via </w:t>
+      </w:r>
+      <w:proofErr w:type="spellStart"/>
+      <w:r>
+        <w:t>webhooks</w:t>
+      </w:r>
+      <w:proofErr w:type="spellEnd"/>
+      <w:r>
+        <w:t>, módulo de manutenção preditiva com análise de padrões de defeito, dashboard em tempo real com indicadores MTTR e MTBF, e aplicativo mobile nativo (</w:t>
+      </w:r>
+      <w:proofErr w:type="spellStart"/>
+      <w:r>
+        <w:t>Flutter</w:t>
+      </w:r>
+      <w:proofErr w:type="spellEnd"/>
+      <w:r>
+        <w:t>) para uso offline no galpão.</w:t>
       </w:r>
     </w:p>
     <w:p>
@@ -6590,7 +7736,23 @@
         <w:jc w:val="both"/>
       </w:pPr>
       <w:r>
-        <w:t>LARAVEL. Laravel — The PHP Framework For Web Artisans. Disponível em: https://laravel.com. Acesso em: 2026.</w:t>
+        <w:t xml:space="preserve">LARAVEL. </w:t>
+      </w:r>
+      <w:proofErr w:type="spellStart"/>
+      <w:r>
+        <w:t>Laravel</w:t>
+      </w:r>
+      <w:proofErr w:type="spellEnd"/>
+      <w:r>
+        <w:t xml:space="preserve"> — The PHP Framework For Web </w:t>
+      </w:r>
+      <w:proofErr w:type="spellStart"/>
+      <w:r>
+        <w:t>Artisans</w:t>
+      </w:r>
+      <w:proofErr w:type="spellEnd"/>
+      <w:r>
+        <w:t>. Disponível em: https://laravel.com. Acesso em: 2026.</w:t>
       </w:r>
     </w:p>
     <w:p/>
@@ -6616,7 +7778,23 @@
         <w:jc w:val="both"/>
       </w:pPr>
       <w:r>
-        <w:t>LARAVEL. Laravel Sanctum — API Token Authentication. Disponível em: https://laravel.com/docs/sanctum. Acesso em: 2026.</w:t>
+        <w:t xml:space="preserve">LARAVEL. </w:t>
+      </w:r>
+      <w:proofErr w:type="spellStart"/>
+      <w:r>
+        <w:t>Laravel</w:t>
+      </w:r>
+      <w:proofErr w:type="spellEnd"/>
+      <w:r>
+        <w:t xml:space="preserve"> Sanctum — API Token </w:t>
+      </w:r>
+      <w:proofErr w:type="spellStart"/>
+      <w:r>
+        <w:t>Authentication</w:t>
+      </w:r>
+      <w:proofErr w:type="spellEnd"/>
+      <w:r>
+        <w:t>. Disponível em: https://laravel.com/docs/sanctum. Acesso em: 2026.</w:t>
       </w:r>
     </w:p>
     <w:p/>
@@ -6626,7 +7804,23 @@
         <w:jc w:val="both"/>
       </w:pPr>
       <w:r>
-        <w:t>FIGMA. Figma: The Collaborative Interface Design Tool. Disponível em: https://www.figma.com. Acesso em: 2026.</w:t>
+        <w:t xml:space="preserve">FIGMA. </w:t>
+      </w:r>
+      <w:proofErr w:type="spellStart"/>
+      <w:r>
+        <w:t>Figma</w:t>
+      </w:r>
+      <w:proofErr w:type="spellEnd"/>
+      <w:r>
+        <w:t xml:space="preserve">: The </w:t>
+      </w:r>
+      <w:proofErr w:type="spellStart"/>
+      <w:r>
+        <w:t>Collaborative</w:t>
+      </w:r>
+      <w:proofErr w:type="spellEnd"/>
+      <w:r>
+        <w:t xml:space="preserve"> Interface Design Tool. Disponível em: https://www.figma.com. Acesso em: 2026.</w:t>
       </w:r>
     </w:p>
     <w:p/>
@@ -6642,7 +7836,77 @@
         <w:rPr>
           <w:lang w:val="en-US"/>
         </w:rPr>
-        <w:t>CONVENTIONAL COMMITS. A specification for adding human and machine readable meaning to commit messages. Disponível em: https://www.conventionalcommits.org. Acesso em: 2026.</w:t>
+        <w:t xml:space="preserve">CONVENTIONAL COMMITS. A specification for adding human and </w:t>
+      </w:r>
+      <w:proofErr w:type="gramStart"/>
+      <w:r>
+        <w:rPr>
+          <w:lang w:val="en-US"/>
+        </w:rPr>
+        <w:t>machine readable</w:t>
+      </w:r>
+      <w:proofErr w:type="gramEnd"/>
+      <w:r>
+        <w:rPr>
+          <w:lang w:val="en-US"/>
+        </w:rPr>
+        <w:t xml:space="preserve"> meaning to commit messages. </w:t>
+      </w:r>
+      <w:proofErr w:type="spellStart"/>
+      <w:r>
+        <w:rPr>
+          <w:lang w:val="en-US"/>
+        </w:rPr>
+        <w:t>Disponível</w:t>
+      </w:r>
+      <w:proofErr w:type="spellEnd"/>
+      <w:r>
+        <w:rPr>
+          <w:lang w:val="en-US"/>
+        </w:rPr>
+        <w:t xml:space="preserve"> </w:t>
+      </w:r>
+      <w:proofErr w:type="spellStart"/>
+      <w:r>
+        <w:rPr>
+          <w:lang w:val="en-US"/>
+        </w:rPr>
+        <w:t>em</w:t>
+      </w:r>
+      <w:proofErr w:type="spellEnd"/>
+      <w:r>
+        <w:rPr>
+          <w:lang w:val="en-US"/>
+        </w:rPr>
+        <w:t xml:space="preserve">: https://www.conventionalcommits.org. </w:t>
+      </w:r>
+      <w:proofErr w:type="spellStart"/>
+      <w:r>
+        <w:rPr>
+          <w:lang w:val="en-US"/>
+        </w:rPr>
+        <w:t>Acesso</w:t>
+      </w:r>
+      <w:proofErr w:type="spellEnd"/>
+      <w:r>
+        <w:rPr>
+          <w:lang w:val="en-US"/>
+        </w:rPr>
+        <w:t xml:space="preserve"> </w:t>
+      </w:r>
+      <w:proofErr w:type="spellStart"/>
+      <w:r>
+        <w:rPr>
+          <w:lang w:val="en-US"/>
+        </w:rPr>
+        <w:t>em</w:t>
+      </w:r>
+      <w:proofErr w:type="spellEnd"/>
+      <w:r>
+        <w:rPr>
+          <w:lang w:val="en-US"/>
+        </w:rPr>
+        <w:t>: 2026.</w:t>
       </w:r>
     </w:p>
     <w:p>
@@ -6677,7 +7941,39 @@
         </w:rPr>
       </w:pPr>
       <w:r>
-        <w:t xml:space="preserve">FOWLER, Martin. Patterns of Enterprise Application Architecture. </w:t>
+        <w:t xml:space="preserve">FOWLER, Martin. </w:t>
+      </w:r>
+      <w:proofErr w:type="spellStart"/>
+      <w:r>
+        <w:t>Patterns</w:t>
+      </w:r>
+      <w:proofErr w:type="spellEnd"/>
+      <w:r>
+        <w:t xml:space="preserve"> </w:t>
+      </w:r>
+      <w:proofErr w:type="spellStart"/>
+      <w:r>
+        <w:t>of</w:t>
+      </w:r>
+      <w:proofErr w:type="spellEnd"/>
+      <w:r>
+        <w:t xml:space="preserve"> Enterprise </w:t>
+      </w:r>
+      <w:proofErr w:type="spellStart"/>
+      <w:r>
+        <w:t>Application</w:t>
+      </w:r>
+      <w:proofErr w:type="spellEnd"/>
+      <w:r>
+        <w:t xml:space="preserve"> </w:t>
+      </w:r>
+      <w:proofErr w:type="spellStart"/>
+      <w:r>
+        <w:t>Architecture</w:t>
+      </w:r>
+      <w:proofErr w:type="spellEnd"/>
+      <w:r>
+        <w:t xml:space="preserve">. </w:t>
       </w:r>
       <w:r>
         <w:rPr>
@@ -6709,8 +8005,8 @@
       </w:r>
     </w:p>
     <w:sectPr>
-      <w:headerReference w:type="default" r:id="rId11"/>
-      <w:footerReference w:type="default" r:id="rId12"/>
+      <w:headerReference w:type="default" r:id="rId12"/>
+      <w:footerReference w:type="default" r:id="rId13"/>
       <w:pgSz w:w="12240" w:h="15840"/>
       <w:pgMar w:top="1440" w:right="1440" w:bottom="1440" w:left="1440" w:header="708" w:footer="708" w:gutter="0"/>
       <w:cols w:space="720"/>
@@ -6754,7 +8050,25 @@
         <w:sz w:val="16"/>
         <w:szCs w:val="16"/>
       </w:rPr>
-      <w:t>Douglas Nogueira, Hayron de Oliveira &amp; Gabriel Marques — SENAI Limeira, SP — 2026</w:t>
+      <w:t xml:space="preserve">Douglas Nogueira, </w:t>
+    </w:r>
+    <w:proofErr w:type="spellStart"/>
+    <w:r>
+      <w:rPr>
+        <w:color w:val="888888"/>
+        <w:sz w:val="16"/>
+        <w:szCs w:val="16"/>
+      </w:rPr>
+      <w:t>Hayron</w:t>
+    </w:r>
+    <w:proofErr w:type="spellEnd"/>
+    <w:r>
+      <w:rPr>
+        <w:color w:val="888888"/>
+        <w:sz w:val="16"/>
+        <w:szCs w:val="16"/>
+      </w:rPr>
+      <w:t xml:space="preserve"> de Oliveira &amp; Gabriel Marques — SENAI Limeira, SP — 2026</w:t>
     </w:r>
   </w:p>
 </w:ftr>
@@ -6790,13 +8104,23 @@
         <w:tab w:val="right" w:pos="9360"/>
       </w:tabs>
     </w:pPr>
+    <w:proofErr w:type="spellStart"/>
     <w:r>
       <w:rPr>
         <w:color w:val="2E75B6"/>
         <w:sz w:val="18"/>
         <w:szCs w:val="18"/>
       </w:rPr>
-      <w:t>MaintSys — Sistema de Manutenção Industrial 4.0</w:t>
+      <w:t>MaintSys</w:t>
+    </w:r>
+    <w:proofErr w:type="spellEnd"/>
+    <w:r>
+      <w:rPr>
+        <w:color w:val="2E75B6"/>
+        <w:sz w:val="18"/>
+        <w:szCs w:val="18"/>
+      </w:rPr>
+      <w:t xml:space="preserve"> — Sistema de Manutenção Industrial 4.0</w:t>
     </w:r>
     <w:r>
       <w:tab/>
@@ -7601,6 +8925,30 @@
       <w:ind w:left="220"/>
     </w:pPr>
   </w:style>
+  <w:style w:type="character" w:styleId="MenoPendente">
+    <w:name w:val="Unresolved Mention"/>
+    <w:basedOn w:val="Fontepargpadro"/>
+    <w:uiPriority w:val="99"/>
+    <w:semiHidden/>
+    <w:unhideWhenUsed/>
+    <w:rsid w:val="007964E1"/>
+    <w:rPr>
+      <w:color w:val="605E5C"/>
+      <w:shd w:val="clear" w:color="auto" w:fill="E1DFDD"/>
+    </w:rPr>
+  </w:style>
+  <w:style w:type="character" w:styleId="HiperlinkVisitado">
+    <w:name w:val="FollowedHyperlink"/>
+    <w:basedOn w:val="Fontepargpadro"/>
+    <w:uiPriority w:val="99"/>
+    <w:semiHidden/>
+    <w:unhideWhenUsed/>
+    <w:rsid w:val="007964E1"/>
+    <w:rPr>
+      <w:color w:val="96607D" w:themeColor="followedHyperlink"/>
+      <w:u w:val="single"/>
+    </w:rPr>
+  </w:style>
 </w:styles>
 </file>
 

--- a/Documentação/MaintSys_Documentacao_v2.docx
+++ b/Documentação/MaintSys_Documentacao_v2.docx
@@ -137,34 +137,14 @@
             </w:tcMar>
           </w:tcPr>
           <w:p>
-            <w:proofErr w:type="spellStart"/>
             <w:r>
               <w:rPr>
                 <w:color w:val="1F4E79"/>
                 <w:sz w:val="20"/>
                 <w:szCs w:val="20"/>
               </w:rPr>
-              <w:t>Laravel</w:t>
-            </w:r>
-            <w:proofErr w:type="spellEnd"/>
-            <w:r>
-              <w:rPr>
-                <w:color w:val="1F4E79"/>
-                <w:sz w:val="20"/>
-                <w:szCs w:val="20"/>
-              </w:rPr>
-              <w:t xml:space="preserve"> (PHP) + MySQL — API </w:t>
-            </w:r>
-            <w:proofErr w:type="spellStart"/>
-            <w:r>
-              <w:rPr>
-                <w:color w:val="1F4E79"/>
-                <w:sz w:val="20"/>
-                <w:szCs w:val="20"/>
-              </w:rPr>
-              <w:t>RESTful</w:t>
-            </w:r>
-            <w:proofErr w:type="spellEnd"/>
+              <w:t>Laravel (PHP) + MySQL — API RESTful</w:t>
+            </w:r>
           </w:p>
         </w:tc>
       </w:tr>
@@ -226,25 +206,7 @@
                 <w:sz w:val="20"/>
                 <w:szCs w:val="20"/>
               </w:rPr>
-              <w:t xml:space="preserve">Douglas Nogueira, </w:t>
-            </w:r>
-            <w:proofErr w:type="spellStart"/>
-            <w:r>
-              <w:rPr>
-                <w:color w:val="1F4E79"/>
-                <w:sz w:val="20"/>
-                <w:szCs w:val="20"/>
-              </w:rPr>
-              <w:t>Hayron</w:t>
-            </w:r>
-            <w:proofErr w:type="spellEnd"/>
-            <w:r>
-              <w:rPr>
-                <w:color w:val="1F4E79"/>
-                <w:sz w:val="20"/>
-                <w:szCs w:val="20"/>
-              </w:rPr>
-              <w:t xml:space="preserve"> de Oliveira &amp; Gabriel Marques</w:t>
+              <w:t>Douglas Nogueira, Hayron de Oliveira &amp; Gabriel Marques</w:t>
             </w:r>
           </w:p>
         </w:tc>
@@ -494,63 +456,9 @@
           </w:pPr>
           <w:r>
             <w:fldChar w:fldCharType="begin"/>
-          </w:r>
-          <w:r>
             <w:instrText>TOC \h \o "1-3"</w:instrText>
-          </w:r>
-          <w:r>
             <w:fldChar w:fldCharType="separate"/>
           </w:r>
-          <w:hyperlink w:anchor="_Toc226729903" w:history="1">
-            <w:r>
-              <w:rPr>
-                <w:rStyle w:val="Hyperlink"/>
-                <w:noProof/>
-              </w:rPr>
-              <w:t>SUMÁRIO</w:t>
-            </w:r>
-            <w:r>
-              <w:rPr>
-                <w:noProof/>
-              </w:rPr>
-              <w:tab/>
-            </w:r>
-            <w:r>
-              <w:rPr>
-                <w:noProof/>
-              </w:rPr>
-              <w:fldChar w:fldCharType="begin"/>
-            </w:r>
-            <w:r>
-              <w:rPr>
-                <w:noProof/>
-              </w:rPr>
-              <w:instrText xml:space="preserve"> PAGEREF _Toc226729903 \h </w:instrText>
-            </w:r>
-            <w:r>
-              <w:rPr>
-                <w:noProof/>
-              </w:rPr>
-            </w:r>
-            <w:r>
-              <w:rPr>
-                <w:noProof/>
-              </w:rPr>
-              <w:fldChar w:fldCharType="separate"/>
-            </w:r>
-            <w:r>
-              <w:rPr>
-                <w:noProof/>
-              </w:rPr>
-              <w:t>2</w:t>
-            </w:r>
-            <w:r>
-              <w:rPr>
-                <w:noProof/>
-              </w:rPr>
-              <w:fldChar w:fldCharType="end"/>
-            </w:r>
-          </w:hyperlink>
         </w:p>
         <w:p>
           <w:pPr>
@@ -575,40 +483,10 @@
                 <w:noProof/>
               </w:rPr>
               <w:tab/>
-            </w:r>
-            <w:r>
-              <w:rPr>
-                <w:noProof/>
-              </w:rPr>
               <w:fldChar w:fldCharType="begin"/>
-            </w:r>
-            <w:r>
-              <w:rPr>
-                <w:noProof/>
-              </w:rPr>
               <w:instrText xml:space="preserve"> PAGEREF _Toc226729904 \h </w:instrText>
-            </w:r>
-            <w:r>
-              <w:rPr>
-                <w:noProof/>
-              </w:rPr>
-            </w:r>
-            <w:r>
-              <w:rPr>
-                <w:noProof/>
-              </w:rPr>
               <w:fldChar w:fldCharType="separate"/>
-            </w:r>
-            <w:r>
-              <w:rPr>
-                <w:noProof/>
-              </w:rPr>
-              <w:t>3</w:t>
-            </w:r>
-            <w:r>
-              <w:rPr>
-                <w:noProof/>
-              </w:rPr>
+              <w:t>1</w:t>
               <w:fldChar w:fldCharType="end"/>
             </w:r>
           </w:hyperlink>
@@ -636,40 +514,10 @@
                 <w:noProof/>
               </w:rPr>
               <w:tab/>
-            </w:r>
-            <w:r>
-              <w:rPr>
-                <w:noProof/>
-              </w:rPr>
               <w:fldChar w:fldCharType="begin"/>
-            </w:r>
-            <w:r>
-              <w:rPr>
-                <w:noProof/>
-              </w:rPr>
               <w:instrText xml:space="preserve"> PAGEREF _Toc226729905 \h </w:instrText>
-            </w:r>
-            <w:r>
-              <w:rPr>
-                <w:noProof/>
-              </w:rPr>
-            </w:r>
-            <w:r>
-              <w:rPr>
-                <w:noProof/>
-              </w:rPr>
               <w:fldChar w:fldCharType="separate"/>
-            </w:r>
-            <w:r>
-              <w:rPr>
-                <w:noProof/>
-              </w:rPr>
-              <w:t>3</w:t>
-            </w:r>
-            <w:r>
-              <w:rPr>
-                <w:noProof/>
-              </w:rPr>
+              <w:t>1</w:t>
               <w:fldChar w:fldCharType="end"/>
             </w:r>
           </w:hyperlink>
@@ -697,40 +545,10 @@
                 <w:noProof/>
               </w:rPr>
               <w:tab/>
-            </w:r>
-            <w:r>
-              <w:rPr>
-                <w:noProof/>
-              </w:rPr>
               <w:fldChar w:fldCharType="begin"/>
-            </w:r>
-            <w:r>
-              <w:rPr>
-                <w:noProof/>
-              </w:rPr>
               <w:instrText xml:space="preserve"> PAGEREF _Toc226729906 \h </w:instrText>
-            </w:r>
-            <w:r>
-              <w:rPr>
-                <w:noProof/>
-              </w:rPr>
-            </w:r>
-            <w:r>
-              <w:rPr>
-                <w:noProof/>
-              </w:rPr>
               <w:fldChar w:fldCharType="separate"/>
-            </w:r>
-            <w:r>
-              <w:rPr>
-                <w:noProof/>
-              </w:rPr>
-              <w:t>3</w:t>
-            </w:r>
-            <w:r>
-              <w:rPr>
-                <w:noProof/>
-              </w:rPr>
+              <w:t>1</w:t>
               <w:fldChar w:fldCharType="end"/>
             </w:r>
           </w:hyperlink>
@@ -758,40 +576,10 @@
                 <w:noProof/>
               </w:rPr>
               <w:tab/>
-            </w:r>
-            <w:r>
-              <w:rPr>
-                <w:noProof/>
-              </w:rPr>
               <w:fldChar w:fldCharType="begin"/>
-            </w:r>
-            <w:r>
-              <w:rPr>
-                <w:noProof/>
-              </w:rPr>
               <w:instrText xml:space="preserve"> PAGEREF _Toc226729907 \h </w:instrText>
-            </w:r>
-            <w:r>
-              <w:rPr>
-                <w:noProof/>
-              </w:rPr>
-            </w:r>
-            <w:r>
-              <w:rPr>
-                <w:noProof/>
-              </w:rPr>
               <w:fldChar w:fldCharType="separate"/>
-            </w:r>
-            <w:r>
-              <w:rPr>
-                <w:noProof/>
-              </w:rPr>
-              <w:t>4</w:t>
-            </w:r>
-            <w:r>
-              <w:rPr>
-                <w:noProof/>
-              </w:rPr>
+              <w:t>2</w:t>
               <w:fldChar w:fldCharType="end"/>
             </w:r>
           </w:hyperlink>
@@ -819,40 +607,10 @@
                 <w:noProof/>
               </w:rPr>
               <w:tab/>
-            </w:r>
-            <w:r>
-              <w:rPr>
-                <w:noProof/>
-              </w:rPr>
               <w:fldChar w:fldCharType="begin"/>
-            </w:r>
-            <w:r>
-              <w:rPr>
-                <w:noProof/>
-              </w:rPr>
               <w:instrText xml:space="preserve"> PAGEREF _Toc226729908 \h </w:instrText>
-            </w:r>
-            <w:r>
-              <w:rPr>
-                <w:noProof/>
-              </w:rPr>
-            </w:r>
-            <w:r>
-              <w:rPr>
-                <w:noProof/>
-              </w:rPr>
               <w:fldChar w:fldCharType="separate"/>
-            </w:r>
-            <w:r>
-              <w:rPr>
-                <w:noProof/>
-              </w:rPr>
-              <w:t>4</w:t>
-            </w:r>
-            <w:r>
-              <w:rPr>
-                <w:noProof/>
-              </w:rPr>
+              <w:t>2</w:t>
               <w:fldChar w:fldCharType="end"/>
             </w:r>
           </w:hyperlink>
@@ -880,40 +638,10 @@
                 <w:noProof/>
               </w:rPr>
               <w:tab/>
-            </w:r>
-            <w:r>
-              <w:rPr>
-                <w:noProof/>
-              </w:rPr>
               <w:fldChar w:fldCharType="begin"/>
-            </w:r>
-            <w:r>
-              <w:rPr>
-                <w:noProof/>
-              </w:rPr>
               <w:instrText xml:space="preserve"> PAGEREF _Toc226729909 \h </w:instrText>
-            </w:r>
-            <w:r>
-              <w:rPr>
-                <w:noProof/>
-              </w:rPr>
-            </w:r>
-            <w:r>
-              <w:rPr>
-                <w:noProof/>
-              </w:rPr>
               <w:fldChar w:fldCharType="separate"/>
-            </w:r>
-            <w:r>
-              <w:rPr>
-                <w:noProof/>
-              </w:rPr>
-              <w:t>5</w:t>
-            </w:r>
-            <w:r>
-              <w:rPr>
-                <w:noProof/>
-              </w:rPr>
+              <w:t>3</w:t>
               <w:fldChar w:fldCharType="end"/>
             </w:r>
           </w:hyperlink>
@@ -941,40 +669,10 @@
                 <w:noProof/>
               </w:rPr>
               <w:tab/>
-            </w:r>
-            <w:r>
-              <w:rPr>
-                <w:noProof/>
-              </w:rPr>
               <w:fldChar w:fldCharType="begin"/>
-            </w:r>
-            <w:r>
-              <w:rPr>
-                <w:noProof/>
-              </w:rPr>
               <w:instrText xml:space="preserve"> PAGEREF _Toc226729910 \h </w:instrText>
-            </w:r>
-            <w:r>
-              <w:rPr>
-                <w:noProof/>
-              </w:rPr>
-            </w:r>
-            <w:r>
-              <w:rPr>
-                <w:noProof/>
-              </w:rPr>
               <w:fldChar w:fldCharType="separate"/>
-            </w:r>
-            <w:r>
-              <w:rPr>
-                <w:noProof/>
-              </w:rPr>
-              <w:t>5</w:t>
-            </w:r>
-            <w:r>
-              <w:rPr>
-                <w:noProof/>
-              </w:rPr>
+              <w:t>3</w:t>
               <w:fldChar w:fldCharType="end"/>
             </w:r>
           </w:hyperlink>
@@ -1002,40 +700,10 @@
                 <w:noProof/>
               </w:rPr>
               <w:tab/>
-            </w:r>
-            <w:r>
-              <w:rPr>
-                <w:noProof/>
-              </w:rPr>
               <w:fldChar w:fldCharType="begin"/>
-            </w:r>
-            <w:r>
-              <w:rPr>
-                <w:noProof/>
-              </w:rPr>
               <w:instrText xml:space="preserve"> PAGEREF _Toc226729911 \h </w:instrText>
-            </w:r>
-            <w:r>
-              <w:rPr>
-                <w:noProof/>
-              </w:rPr>
-            </w:r>
-            <w:r>
-              <w:rPr>
-                <w:noProof/>
-              </w:rPr>
               <w:fldChar w:fldCharType="separate"/>
-            </w:r>
-            <w:r>
-              <w:rPr>
-                <w:noProof/>
-              </w:rPr>
-              <w:t>5</w:t>
-            </w:r>
-            <w:r>
-              <w:rPr>
-                <w:noProof/>
-              </w:rPr>
+              <w:t>3</w:t>
               <w:fldChar w:fldCharType="end"/>
             </w:r>
           </w:hyperlink>
@@ -1063,40 +731,10 @@
                 <w:noProof/>
               </w:rPr>
               <w:tab/>
-            </w:r>
-            <w:r>
-              <w:rPr>
-                <w:noProof/>
-              </w:rPr>
               <w:fldChar w:fldCharType="begin"/>
-            </w:r>
-            <w:r>
-              <w:rPr>
-                <w:noProof/>
-              </w:rPr>
               <w:instrText xml:space="preserve"> PAGEREF _Toc226729912 \h </w:instrText>
-            </w:r>
-            <w:r>
-              <w:rPr>
-                <w:noProof/>
-              </w:rPr>
-            </w:r>
-            <w:r>
-              <w:rPr>
-                <w:noProof/>
-              </w:rPr>
               <w:fldChar w:fldCharType="separate"/>
-            </w:r>
-            <w:r>
-              <w:rPr>
-                <w:noProof/>
-              </w:rPr>
-              <w:t>7</w:t>
-            </w:r>
-            <w:r>
-              <w:rPr>
-                <w:noProof/>
-              </w:rPr>
+              <w:t>5</w:t>
               <w:fldChar w:fldCharType="end"/>
             </w:r>
           </w:hyperlink>
@@ -1124,40 +762,10 @@
                 <w:noProof/>
               </w:rPr>
               <w:tab/>
-            </w:r>
-            <w:r>
-              <w:rPr>
-                <w:noProof/>
-              </w:rPr>
               <w:fldChar w:fldCharType="begin"/>
-            </w:r>
-            <w:r>
-              <w:rPr>
-                <w:noProof/>
-              </w:rPr>
               <w:instrText xml:space="preserve"> PAGEREF _Toc226729913 \h </w:instrText>
-            </w:r>
-            <w:r>
-              <w:rPr>
-                <w:noProof/>
-              </w:rPr>
-            </w:r>
-            <w:r>
-              <w:rPr>
-                <w:noProof/>
-              </w:rPr>
               <w:fldChar w:fldCharType="separate"/>
-            </w:r>
-            <w:r>
-              <w:rPr>
-                <w:noProof/>
-              </w:rPr>
-              <w:t>7</w:t>
-            </w:r>
-            <w:r>
-              <w:rPr>
-                <w:noProof/>
-              </w:rPr>
+              <w:t>5</w:t>
               <w:fldChar w:fldCharType="end"/>
             </w:r>
           </w:hyperlink>
@@ -1185,40 +793,10 @@
                 <w:noProof/>
               </w:rPr>
               <w:tab/>
-            </w:r>
-            <w:r>
-              <w:rPr>
-                <w:noProof/>
-              </w:rPr>
               <w:fldChar w:fldCharType="begin"/>
-            </w:r>
-            <w:r>
-              <w:rPr>
-                <w:noProof/>
-              </w:rPr>
               <w:instrText xml:space="preserve"> PAGEREF _Toc226729914 \h </w:instrText>
-            </w:r>
-            <w:r>
-              <w:rPr>
-                <w:noProof/>
-              </w:rPr>
-            </w:r>
-            <w:r>
-              <w:rPr>
-                <w:noProof/>
-              </w:rPr>
               <w:fldChar w:fldCharType="separate"/>
-            </w:r>
-            <w:r>
-              <w:rPr>
-                <w:noProof/>
-              </w:rPr>
-              <w:t>7</w:t>
-            </w:r>
-            <w:r>
-              <w:rPr>
-                <w:noProof/>
-              </w:rPr>
+              <w:t>5</w:t>
               <w:fldChar w:fldCharType="end"/>
             </w:r>
           </w:hyperlink>
@@ -1246,40 +824,10 @@
                 <w:noProof/>
               </w:rPr>
               <w:tab/>
-            </w:r>
-            <w:r>
-              <w:rPr>
-                <w:noProof/>
-              </w:rPr>
               <w:fldChar w:fldCharType="begin"/>
-            </w:r>
-            <w:r>
-              <w:rPr>
-                <w:noProof/>
-              </w:rPr>
               <w:instrText xml:space="preserve"> PAGEREF _Toc226729915 \h </w:instrText>
-            </w:r>
-            <w:r>
-              <w:rPr>
-                <w:noProof/>
-              </w:rPr>
-            </w:r>
-            <w:r>
-              <w:rPr>
-                <w:noProof/>
-              </w:rPr>
               <w:fldChar w:fldCharType="separate"/>
-            </w:r>
-            <w:r>
-              <w:rPr>
-                <w:noProof/>
-              </w:rPr>
-              <w:t>7</w:t>
-            </w:r>
-            <w:r>
-              <w:rPr>
-                <w:noProof/>
-              </w:rPr>
+              <w:t>5</w:t>
               <w:fldChar w:fldCharType="end"/>
             </w:r>
           </w:hyperlink>
@@ -1307,40 +855,10 @@
                 <w:noProof/>
               </w:rPr>
               <w:tab/>
-            </w:r>
-            <w:r>
-              <w:rPr>
-                <w:noProof/>
-              </w:rPr>
               <w:fldChar w:fldCharType="begin"/>
-            </w:r>
-            <w:r>
-              <w:rPr>
-                <w:noProof/>
-              </w:rPr>
               <w:instrText xml:space="preserve"> PAGEREF _Toc226729916 \h </w:instrText>
-            </w:r>
-            <w:r>
-              <w:rPr>
-                <w:noProof/>
-              </w:rPr>
-            </w:r>
-            <w:r>
-              <w:rPr>
-                <w:noProof/>
-              </w:rPr>
               <w:fldChar w:fldCharType="separate"/>
-            </w:r>
-            <w:r>
-              <w:rPr>
-                <w:noProof/>
-              </w:rPr>
-              <w:t>9</w:t>
-            </w:r>
-            <w:r>
-              <w:rPr>
-                <w:noProof/>
-              </w:rPr>
+              <w:t>7</w:t>
               <w:fldChar w:fldCharType="end"/>
             </w:r>
           </w:hyperlink>
@@ -1368,40 +886,10 @@
                 <w:noProof/>
               </w:rPr>
               <w:tab/>
-            </w:r>
-            <w:r>
-              <w:rPr>
-                <w:noProof/>
-              </w:rPr>
               <w:fldChar w:fldCharType="begin"/>
-            </w:r>
-            <w:r>
-              <w:rPr>
-                <w:noProof/>
-              </w:rPr>
               <w:instrText xml:space="preserve"> PAGEREF _Toc226729917 \h </w:instrText>
-            </w:r>
-            <w:r>
-              <w:rPr>
-                <w:noProof/>
-              </w:rPr>
-            </w:r>
-            <w:r>
-              <w:rPr>
-                <w:noProof/>
-              </w:rPr>
               <w:fldChar w:fldCharType="separate"/>
-            </w:r>
-            <w:r>
-              <w:rPr>
-                <w:noProof/>
-              </w:rPr>
-              <w:t>9</w:t>
-            </w:r>
-            <w:r>
-              <w:rPr>
-                <w:noProof/>
-              </w:rPr>
+              <w:t>7</w:t>
               <w:fldChar w:fldCharType="end"/>
             </w:r>
           </w:hyperlink>
@@ -1429,40 +917,10 @@
                 <w:noProof/>
               </w:rPr>
               <w:tab/>
-            </w:r>
-            <w:r>
-              <w:rPr>
-                <w:noProof/>
-              </w:rPr>
               <w:fldChar w:fldCharType="begin"/>
-            </w:r>
-            <w:r>
-              <w:rPr>
-                <w:noProof/>
-              </w:rPr>
               <w:instrText xml:space="preserve"> PAGEREF _Toc226729918 \h </w:instrText>
-            </w:r>
-            <w:r>
-              <w:rPr>
-                <w:noProof/>
-              </w:rPr>
-            </w:r>
-            <w:r>
-              <w:rPr>
-                <w:noProof/>
-              </w:rPr>
               <w:fldChar w:fldCharType="separate"/>
-            </w:r>
-            <w:r>
-              <w:rPr>
-                <w:noProof/>
-              </w:rPr>
-              <w:t>10</w:t>
-            </w:r>
-            <w:r>
-              <w:rPr>
-                <w:noProof/>
-              </w:rPr>
+              <w:t>8</w:t>
               <w:fldChar w:fldCharType="end"/>
             </w:r>
           </w:hyperlink>
@@ -1490,40 +948,10 @@
                 <w:noProof/>
               </w:rPr>
               <w:tab/>
-            </w:r>
-            <w:r>
-              <w:rPr>
-                <w:noProof/>
-              </w:rPr>
               <w:fldChar w:fldCharType="begin"/>
-            </w:r>
-            <w:r>
-              <w:rPr>
-                <w:noProof/>
-              </w:rPr>
               <w:instrText xml:space="preserve"> PAGEREF _Toc226729919 \h </w:instrText>
-            </w:r>
-            <w:r>
-              <w:rPr>
-                <w:noProof/>
-              </w:rPr>
-            </w:r>
-            <w:r>
-              <w:rPr>
-                <w:noProof/>
-              </w:rPr>
               <w:fldChar w:fldCharType="separate"/>
-            </w:r>
-            <w:r>
-              <w:rPr>
-                <w:noProof/>
-              </w:rPr>
-              <w:t>12</w:t>
-            </w:r>
-            <w:r>
-              <w:rPr>
-                <w:noProof/>
-              </w:rPr>
+              <w:t>10</w:t>
               <w:fldChar w:fldCharType="end"/>
             </w:r>
           </w:hyperlink>
@@ -1551,40 +979,10 @@
                 <w:noProof/>
               </w:rPr>
               <w:tab/>
-            </w:r>
-            <w:r>
-              <w:rPr>
-                <w:noProof/>
-              </w:rPr>
               <w:fldChar w:fldCharType="begin"/>
-            </w:r>
-            <w:r>
-              <w:rPr>
-                <w:noProof/>
-              </w:rPr>
               <w:instrText xml:space="preserve"> PAGEREF _Toc226729920 \h </w:instrText>
-            </w:r>
-            <w:r>
-              <w:rPr>
-                <w:noProof/>
-              </w:rPr>
-            </w:r>
-            <w:r>
-              <w:rPr>
-                <w:noProof/>
-              </w:rPr>
               <w:fldChar w:fldCharType="separate"/>
-            </w:r>
-            <w:r>
-              <w:rPr>
-                <w:noProof/>
-              </w:rPr>
-              <w:t>12</w:t>
-            </w:r>
-            <w:r>
-              <w:rPr>
-                <w:noProof/>
-              </w:rPr>
+              <w:t>10</w:t>
               <w:fldChar w:fldCharType="end"/>
             </w:r>
           </w:hyperlink>
@@ -1612,40 +1010,10 @@
                 <w:noProof/>
               </w:rPr>
               <w:tab/>
-            </w:r>
-            <w:r>
-              <w:rPr>
-                <w:noProof/>
-              </w:rPr>
               <w:fldChar w:fldCharType="begin"/>
-            </w:r>
-            <w:r>
-              <w:rPr>
-                <w:noProof/>
-              </w:rPr>
               <w:instrText xml:space="preserve"> PAGEREF _Toc226729921 \h </w:instrText>
-            </w:r>
-            <w:r>
-              <w:rPr>
-                <w:noProof/>
-              </w:rPr>
-            </w:r>
-            <w:r>
-              <w:rPr>
-                <w:noProof/>
-              </w:rPr>
               <w:fldChar w:fldCharType="separate"/>
-            </w:r>
-            <w:r>
-              <w:rPr>
-                <w:noProof/>
-              </w:rPr>
-              <w:t>12</w:t>
-            </w:r>
-            <w:r>
-              <w:rPr>
-                <w:noProof/>
-              </w:rPr>
+              <w:t>10</w:t>
               <w:fldChar w:fldCharType="end"/>
             </w:r>
           </w:hyperlink>
@@ -1673,40 +1041,10 @@
                 <w:noProof/>
               </w:rPr>
               <w:tab/>
-            </w:r>
-            <w:r>
-              <w:rPr>
-                <w:noProof/>
-              </w:rPr>
               <w:fldChar w:fldCharType="begin"/>
-            </w:r>
-            <w:r>
-              <w:rPr>
-                <w:noProof/>
-              </w:rPr>
               <w:instrText xml:space="preserve"> PAGEREF _Toc226729922 \h </w:instrText>
-            </w:r>
-            <w:r>
-              <w:rPr>
-                <w:noProof/>
-              </w:rPr>
-            </w:r>
-            <w:r>
-              <w:rPr>
-                <w:noProof/>
-              </w:rPr>
               <w:fldChar w:fldCharType="separate"/>
-            </w:r>
-            <w:r>
-              <w:rPr>
-                <w:noProof/>
-              </w:rPr>
-              <w:t>13</w:t>
-            </w:r>
-            <w:r>
-              <w:rPr>
-                <w:noProof/>
-              </w:rPr>
+              <w:t>11</w:t>
               <w:fldChar w:fldCharType="end"/>
             </w:r>
           </w:hyperlink>
@@ -1734,40 +1072,10 @@
                 <w:noProof/>
               </w:rPr>
               <w:tab/>
-            </w:r>
-            <w:r>
-              <w:rPr>
-                <w:noProof/>
-              </w:rPr>
               <w:fldChar w:fldCharType="begin"/>
-            </w:r>
-            <w:r>
-              <w:rPr>
-                <w:noProof/>
-              </w:rPr>
               <w:instrText xml:space="preserve"> PAGEREF _Toc226729923 \h </w:instrText>
-            </w:r>
-            <w:r>
-              <w:rPr>
-                <w:noProof/>
-              </w:rPr>
-            </w:r>
-            <w:r>
-              <w:rPr>
-                <w:noProof/>
-              </w:rPr>
               <w:fldChar w:fldCharType="separate"/>
-            </w:r>
-            <w:r>
-              <w:rPr>
-                <w:noProof/>
-              </w:rPr>
-              <w:t>14</w:t>
-            </w:r>
-            <w:r>
-              <w:rPr>
-                <w:noProof/>
-              </w:rPr>
+              <w:t>12</w:t>
               <w:fldChar w:fldCharType="end"/>
             </w:r>
           </w:hyperlink>
@@ -1805,23 +1113,7 @@
         <w:jc w:val="both"/>
       </w:pPr>
       <w:r>
-        <w:t xml:space="preserve">O </w:t>
-      </w:r>
-      <w:proofErr w:type="spellStart"/>
-      <w:r>
-        <w:t>MaintSys</w:t>
-      </w:r>
-      <w:proofErr w:type="spellEnd"/>
-      <w:r>
-        <w:t xml:space="preserve"> é uma API REST desenvolvida em </w:t>
-      </w:r>
-      <w:proofErr w:type="spellStart"/>
-      <w:r>
-        <w:t>Laravel</w:t>
-      </w:r>
-      <w:proofErr w:type="spellEnd"/>
-      <w:r>
-        <w:t xml:space="preserve"> com banco de dados MySQL, criada para digitalizar e centralizar o controle de manutenção de maquinário industrial. O projeto nasce de uma demanda real do SENAI: substituir as fichas de papel penduradas nas máquinas por um sistema digital robusto, acessível por tablets e terminais industriais no chão de fábrica.</w:t>
+        <w:t>O MaintSys é uma API REST desenvolvida em Laravel com banco de dados MySQL, criada para digitalizar e centralizar o controle de manutenção de maquinário industrial. O projeto nasce de uma demanda real do SENAI: substituir as fichas de papel penduradas nas máquinas por um sistema digital robusto, acessível por tablets e terminais industriais no chão de fábrica.</w:t>
       </w:r>
     </w:p>
     <w:p/>
@@ -1831,15 +1123,7 @@
         <w:jc w:val="both"/>
       </w:pPr>
       <w:r>
-        <w:t xml:space="preserve">Na era da Indústria 4.0, a disponibilidade das máquinas é fator crítico para a produtividade. Paradas não planejadas geram custos de milhares de reais e atrasos em toda a cadeia produtiva. O </w:t>
-      </w:r>
-      <w:proofErr w:type="spellStart"/>
-      <w:r>
-        <w:t>MaintSys</w:t>
-      </w:r>
-      <w:proofErr w:type="spellEnd"/>
-      <w:r>
-        <w:t xml:space="preserve"> permite que técnicos registrem intervenções em tempo real e que gestores acompanhem a saúde dos equipamentos de qualquer dispositivo conectado à rede.</w:t>
+        <w:t>Na era da Indústria 4.0, a disponibilidade das máquinas é fator crítico para a produtividade. Paradas não planejadas geram custos de milhares de reais e atrasos em toda a cadeia produtiva. O MaintSys permite que técnicos registrem intervenções em tempo real e que gestores acompanhem a saúde dos equipamentos de qualquer dispositivo conectado à rede.</w:t>
       </w:r>
     </w:p>
     <w:p/>
@@ -1915,15 +1199,7 @@
         <w:spacing w:before="80" w:after="80"/>
       </w:pPr>
       <w:r>
-        <w:t>Emitir alertas automáticos quando máquinas mudam de status (</w:t>
-      </w:r>
-      <w:proofErr w:type="spellStart"/>
-      <w:r>
-        <w:t>ex</w:t>
-      </w:r>
-      <w:proofErr w:type="spellEnd"/>
-      <w:r>
-        <w:t>: Parada Crítica).</w:t>
+        <w:t>Emitir alertas automáticos quando máquinas mudam de status (ex: Parada Crítica).</w:t>
       </w:r>
     </w:p>
     <w:p/>
@@ -1943,39 +1219,7 @@
         <w:jc w:val="both"/>
       </w:pPr>
       <w:r>
-        <w:t xml:space="preserve">O projeto cobre o </w:t>
-      </w:r>
-      <w:proofErr w:type="spellStart"/>
-      <w:r>
-        <w:t>back-end</w:t>
-      </w:r>
-      <w:proofErr w:type="spellEnd"/>
-      <w:r>
-        <w:t xml:space="preserve"> completo do </w:t>
-      </w:r>
-      <w:proofErr w:type="spellStart"/>
-      <w:r>
-        <w:t>MaintSys</w:t>
-      </w:r>
-      <w:proofErr w:type="spellEnd"/>
-      <w:r>
-        <w:t xml:space="preserve">: autenticação segura de técnicos e gestores, inventário de máquinas, gestão do ciclo de vida das Ordens de Serviço, log de intervenções, sistema de alertas e </w:t>
-      </w:r>
-      <w:proofErr w:type="spellStart"/>
-      <w:r>
-        <w:t>endpoints</w:t>
-      </w:r>
-      <w:proofErr w:type="spellEnd"/>
-      <w:r>
-        <w:t xml:space="preserve"> </w:t>
-      </w:r>
-      <w:proofErr w:type="spellStart"/>
-      <w:r>
-        <w:t>RESTful</w:t>
-      </w:r>
-      <w:proofErr w:type="spellEnd"/>
-      <w:r>
-        <w:t xml:space="preserve"> documentados para consumo por futuras interfaces mobile ou web.</w:t>
+        <w:t>O projeto cobre o back-end completo do MaintSys: autenticação segura de técnicos e gestores, inventário de máquinas, gestão do ciclo de vida das Ordens de Serviço, log de intervenções, sistema de alertas e endpoints RESTful documentados para consumo por futuras interfaces mobile ou web.</w:t>
       </w:r>
     </w:p>
     <w:p>
@@ -1999,15 +1243,7 @@
         <w:jc w:val="both"/>
       </w:pPr>
       <w:r>
-        <w:t xml:space="preserve">A prototipagem visual do sistema foi desenvolvida no </w:t>
-      </w:r>
-      <w:proofErr w:type="spellStart"/>
-      <w:r>
-        <w:t>Figma</w:t>
-      </w:r>
-      <w:proofErr w:type="spellEnd"/>
-      <w:r>
-        <w:t>, simulando as telas que técnicos e gestores utilizarão em tablets industriais e computadores de supervisão. O design prioriza usabilidade em ambientes fabris: elementos com alto contraste, botões de ação amplos e fluxos mínimos de toque.</w:t>
+        <w:t>A prototipagem visual do sistema foi desenvolvida no Figma, simulando as telas que técnicos e gestores utilizarão em tablets industriais e computadores de supervisão. O design prioriza usabilidade em ambientes fabris: elementos com alto contraste, botões de ação amplos e fluxos mínimos de toque.</w:t>
       </w:r>
     </w:p>
     <w:p/>
@@ -2113,39 +1349,15 @@
           <w:sz w:val="20"/>
           <w:szCs w:val="20"/>
         </w:rPr>
-        <w:t xml:space="preserve">→ Acesse o protótipo interativo no </w:t>
-      </w:r>
-      <w:proofErr w:type="spellStart"/>
-      <w:r>
-        <w:rPr>
-          <w:i/>
-          <w:iCs/>
-          <w:color w:val="666666"/>
-          <w:sz w:val="20"/>
-          <w:szCs w:val="20"/>
-        </w:rPr>
-        <w:t>Figma</w:t>
-      </w:r>
-      <w:proofErr w:type="spellEnd"/>
-      <w:r>
-        <w:rPr>
-          <w:i/>
-          <w:iCs/>
-          <w:color w:val="666666"/>
-          <w:sz w:val="20"/>
-          <w:szCs w:val="20"/>
-        </w:rPr>
-        <w:t xml:space="preserve">: </w:t>
+        <w:t xml:space="preserve">→ Acesse o protótipo interativo no Figma: </w:t>
       </w:r>
       <w:hyperlink r:id="rId7" w:history="1">
-        <w:proofErr w:type="spellStart"/>
         <w:r>
           <w:rPr>
             <w:rStyle w:val="Hyperlink"/>
           </w:rPr>
           <w:t>Figma</w:t>
         </w:r>
-        <w:proofErr w:type="spellEnd"/>
       </w:hyperlink>
     </w:p>
     <w:p>
@@ -2778,25 +1990,7 @@
                 <w:sz w:val="20"/>
                 <w:szCs w:val="20"/>
               </w:rPr>
-              <w:t>Notificações automáticas ao técnico/gestor quando uma máquina muda de status (</w:t>
-            </w:r>
-            <w:proofErr w:type="spellStart"/>
-            <w:r>
-              <w:rPr>
-                <w:color w:val="000000"/>
-                <w:sz w:val="20"/>
-                <w:szCs w:val="20"/>
-              </w:rPr>
-              <w:t>ex</w:t>
-            </w:r>
-            <w:proofErr w:type="spellEnd"/>
-            <w:r>
-              <w:rPr>
-                <w:color w:val="000000"/>
-                <w:sz w:val="20"/>
-                <w:szCs w:val="20"/>
-              </w:rPr>
-              <w:t>: Parada Crítica).</w:t>
+              <w:t>Notificações automáticas ao técnico/gestor quando uma máquina muda de status (ex: Parada Crítica).</w:t>
             </w:r>
           </w:p>
         </w:tc>
@@ -3150,15 +2344,7 @@
         <w:jc w:val="both"/>
       </w:pPr>
       <w:r>
-        <w:t xml:space="preserve">Os requisitos não funcionais estabelecem as restrições técnicas e qualidades do sistema, conforme as exigências explícitas do projeto </w:t>
-      </w:r>
-      <w:proofErr w:type="spellStart"/>
-      <w:r>
-        <w:t>MaintSys</w:t>
-      </w:r>
-      <w:proofErr w:type="spellEnd"/>
-      <w:r>
-        <w:t xml:space="preserve"> e as boas práticas de desenvolvimento de APIs industriais:</w:t>
+        <w:t>Os requisitos não funcionais estabelecem as restrições técnicas e qualidades do sistema, conforme as exigências explícitas do projeto MaintSys e as boas práticas de desenvolvimento de APIs industriais:</w:t>
       </w:r>
     </w:p>
     <w:p/>
@@ -3417,88 +2603,9 @@
                 <w:sz w:val="20"/>
                 <w:szCs w:val="20"/>
               </w:rPr>
-              <w:t xml:space="preserve">O </w:t>
-            </w:r>
-            <w:proofErr w:type="spellStart"/>
-            <w:r>
-              <w:rPr>
-                <w:color w:val="000000"/>
-                <w:sz w:val="20"/>
-                <w:szCs w:val="20"/>
-              </w:rPr>
-              <w:t>back-end</w:t>
-            </w:r>
-            <w:proofErr w:type="spellEnd"/>
-            <w:r>
-              <w:rPr>
-                <w:color w:val="000000"/>
-                <w:sz w:val="20"/>
-                <w:szCs w:val="20"/>
-              </w:rPr>
-              <w:t xml:space="preserve"> deve ser desenvolvido exclusivamente em PHP utilizando o framework </w:t>
-            </w:r>
-            <w:proofErr w:type="spellStart"/>
-            <w:r>
-              <w:rPr>
-                <w:color w:val="000000"/>
-                <w:sz w:val="20"/>
-                <w:szCs w:val="20"/>
-              </w:rPr>
-              <w:t>Laravel</w:t>
-            </w:r>
-            <w:proofErr w:type="spellEnd"/>
-            <w:r>
-              <w:rPr>
-                <w:color w:val="000000"/>
-                <w:sz w:val="20"/>
-                <w:szCs w:val="20"/>
-              </w:rPr>
-              <w:t xml:space="preserve">, seguindo </w:t>
-            </w:r>
-            <w:r>
-              <w:rPr>
-                <w:color w:val="000000"/>
-                <w:sz w:val="20"/>
-                <w:szCs w:val="20"/>
-              </w:rPr>
+              <w:t xml:space="preserve">O back-end deve ser desenvolvido exclusivamente em PHP utilizando o framework Laravel, seguindo </w:t>
               <w:lastRenderedPageBreak/>
-              <w:t xml:space="preserve">suas convenções de estrutura de projeto (MVC, </w:t>
-            </w:r>
-            <w:proofErr w:type="spellStart"/>
-            <w:r>
-              <w:rPr>
-                <w:color w:val="000000"/>
-                <w:sz w:val="20"/>
-                <w:szCs w:val="20"/>
-              </w:rPr>
-              <w:t>service</w:t>
-            </w:r>
-            <w:proofErr w:type="spellEnd"/>
-            <w:r>
-              <w:rPr>
-                <w:color w:val="000000"/>
-                <w:sz w:val="20"/>
-                <w:szCs w:val="20"/>
-              </w:rPr>
-              <w:t xml:space="preserve"> </w:t>
-            </w:r>
-            <w:proofErr w:type="spellStart"/>
-            <w:r>
-              <w:rPr>
-                <w:color w:val="000000"/>
-                <w:sz w:val="20"/>
-                <w:szCs w:val="20"/>
-              </w:rPr>
-              <w:t>providers</w:t>
-            </w:r>
-            <w:proofErr w:type="spellEnd"/>
-            <w:r>
-              <w:rPr>
-                <w:color w:val="000000"/>
-                <w:sz w:val="20"/>
-                <w:szCs w:val="20"/>
-              </w:rPr>
-              <w:t>, middlewares).</w:t>
+              <w:t>suas convenções de estrutura de projeto (MVC, service providers, middlewares).</w:t>
             </w:r>
           </w:p>
         </w:tc>
@@ -3629,79 +2736,7 @@
                 <w:sz w:val="20"/>
                 <w:szCs w:val="20"/>
               </w:rPr>
-              <w:t xml:space="preserve">Utilizar MySQL como SGBD relacional. Toda a modelagem de tabelas e relacionamentos deve ser feita via </w:t>
-            </w:r>
-            <w:proofErr w:type="spellStart"/>
-            <w:r>
-              <w:rPr>
-                <w:color w:val="000000"/>
-                <w:sz w:val="20"/>
-                <w:szCs w:val="20"/>
-              </w:rPr>
-              <w:t>Eloquent</w:t>
-            </w:r>
-            <w:proofErr w:type="spellEnd"/>
-            <w:r>
-              <w:rPr>
-                <w:color w:val="000000"/>
-                <w:sz w:val="20"/>
-                <w:szCs w:val="20"/>
-              </w:rPr>
-              <w:t xml:space="preserve"> ORM, incluindo </w:t>
-            </w:r>
-            <w:proofErr w:type="spellStart"/>
-            <w:r>
-              <w:rPr>
-                <w:color w:val="000000"/>
-                <w:sz w:val="20"/>
-                <w:szCs w:val="20"/>
-              </w:rPr>
-              <w:t>migrations</w:t>
-            </w:r>
-            <w:proofErr w:type="spellEnd"/>
-            <w:r>
-              <w:rPr>
-                <w:color w:val="000000"/>
-                <w:sz w:val="20"/>
-                <w:szCs w:val="20"/>
-              </w:rPr>
-              <w:t xml:space="preserve"> e </w:t>
-            </w:r>
-            <w:proofErr w:type="spellStart"/>
-            <w:r>
-              <w:rPr>
-                <w:color w:val="000000"/>
-                <w:sz w:val="20"/>
-                <w:szCs w:val="20"/>
-              </w:rPr>
-              <w:t>seeders</w:t>
-            </w:r>
-            <w:proofErr w:type="spellEnd"/>
-            <w:r>
-              <w:rPr>
-                <w:color w:val="000000"/>
-                <w:sz w:val="20"/>
-                <w:szCs w:val="20"/>
-              </w:rPr>
-              <w:t xml:space="preserve"> para versionamento do </w:t>
-            </w:r>
-            <w:proofErr w:type="spellStart"/>
-            <w:r>
-              <w:rPr>
-                <w:color w:val="000000"/>
-                <w:sz w:val="20"/>
-                <w:szCs w:val="20"/>
-              </w:rPr>
-              <w:t>schema</w:t>
-            </w:r>
-            <w:proofErr w:type="spellEnd"/>
-            <w:r>
-              <w:rPr>
-                <w:color w:val="000000"/>
-                <w:sz w:val="20"/>
-                <w:szCs w:val="20"/>
-              </w:rPr>
-              <w:t>.</w:t>
+              <w:t>Utilizar MySQL como SGBD relacional. Toda a modelagem de tabelas e relacionamentos deve ser feita via Eloquent ORM, incluindo migrations e seeders para versionamento do schema.</w:t>
             </w:r>
           </w:p>
         </w:tc>
@@ -3831,25 +2866,7 @@
                 <w:sz w:val="20"/>
                 <w:szCs w:val="20"/>
               </w:rPr>
-              <w:t xml:space="preserve">A API deve seguir o estilo </w:t>
-            </w:r>
-            <w:proofErr w:type="spellStart"/>
-            <w:r>
-              <w:rPr>
-                <w:color w:val="000000"/>
-                <w:sz w:val="20"/>
-                <w:szCs w:val="20"/>
-              </w:rPr>
-              <w:t>RESTful</w:t>
-            </w:r>
-            <w:proofErr w:type="spellEnd"/>
-            <w:r>
-              <w:rPr>
-                <w:color w:val="000000"/>
-                <w:sz w:val="20"/>
-                <w:szCs w:val="20"/>
-              </w:rPr>
-              <w:t>, retornando respostas exclusivamente em formato JSON, com uso adequado dos verbos HTTP (GET, POST, PUT/PATCH, DELETE) e códigos de status HTTP semânticos.</w:t>
+              <w:t>A API deve seguir o estilo RESTful, retornando respostas exclusivamente em formato JSON, com uso adequado dos verbos HTTP (GET, POST, PUT/PATCH, DELETE) e códigos de status HTTP semânticos.</w:t>
             </w:r>
           </w:p>
         </w:tc>
@@ -3979,115 +2996,7 @@
                 <w:sz w:val="20"/>
                 <w:szCs w:val="20"/>
               </w:rPr>
-              <w:t xml:space="preserve">Autenticação via token </w:t>
-            </w:r>
-            <w:proofErr w:type="spellStart"/>
-            <w:r>
-              <w:rPr>
-                <w:color w:val="000000"/>
-                <w:sz w:val="20"/>
-                <w:szCs w:val="20"/>
-              </w:rPr>
-              <w:t>Bearer</w:t>
-            </w:r>
-            <w:proofErr w:type="spellEnd"/>
-            <w:r>
-              <w:rPr>
-                <w:color w:val="000000"/>
-                <w:sz w:val="20"/>
-                <w:szCs w:val="20"/>
-              </w:rPr>
-              <w:t xml:space="preserve"> (</w:t>
-            </w:r>
-            <w:proofErr w:type="spellStart"/>
-            <w:r>
-              <w:rPr>
-                <w:color w:val="000000"/>
-                <w:sz w:val="20"/>
-                <w:szCs w:val="20"/>
-              </w:rPr>
-              <w:t>Laravel</w:t>
-            </w:r>
-            <w:proofErr w:type="spellEnd"/>
-            <w:r>
-              <w:rPr>
-                <w:color w:val="000000"/>
-                <w:sz w:val="20"/>
-                <w:szCs w:val="20"/>
-              </w:rPr>
-              <w:t xml:space="preserve"> Sanctum ou Passport). Senhas armazenadas com </w:t>
-            </w:r>
-            <w:proofErr w:type="spellStart"/>
-            <w:r>
-              <w:rPr>
-                <w:color w:val="000000"/>
-                <w:sz w:val="20"/>
-                <w:szCs w:val="20"/>
-              </w:rPr>
-              <w:t>hash</w:t>
-            </w:r>
-            <w:proofErr w:type="spellEnd"/>
-            <w:r>
-              <w:rPr>
-                <w:color w:val="000000"/>
-                <w:sz w:val="20"/>
-                <w:szCs w:val="20"/>
-              </w:rPr>
-              <w:t xml:space="preserve"> </w:t>
-            </w:r>
-            <w:proofErr w:type="spellStart"/>
-            <w:r>
-              <w:rPr>
-                <w:color w:val="000000"/>
-                <w:sz w:val="20"/>
-                <w:szCs w:val="20"/>
-              </w:rPr>
-              <w:t>bcrypt</w:t>
-            </w:r>
-            <w:proofErr w:type="spellEnd"/>
-            <w:r>
-              <w:rPr>
-                <w:color w:val="000000"/>
-                <w:sz w:val="20"/>
-                <w:szCs w:val="20"/>
-              </w:rPr>
-              <w:t xml:space="preserve">. Rotas protegidas por middleware de autenticação. Prevenção de SQL </w:t>
-            </w:r>
-            <w:proofErr w:type="spellStart"/>
-            <w:r>
-              <w:rPr>
-                <w:color w:val="000000"/>
-                <w:sz w:val="20"/>
-                <w:szCs w:val="20"/>
-              </w:rPr>
-              <w:t>Injection</w:t>
-            </w:r>
-            <w:proofErr w:type="spellEnd"/>
-            <w:r>
-              <w:rPr>
-                <w:color w:val="000000"/>
-                <w:sz w:val="20"/>
-                <w:szCs w:val="20"/>
-              </w:rPr>
-              <w:t xml:space="preserve"> via </w:t>
-            </w:r>
-            <w:proofErr w:type="spellStart"/>
-            <w:r>
-              <w:rPr>
-                <w:color w:val="000000"/>
-                <w:sz w:val="20"/>
-                <w:szCs w:val="20"/>
-              </w:rPr>
-              <w:t>Eloquent</w:t>
-            </w:r>
-            <w:proofErr w:type="spellEnd"/>
-            <w:r>
-              <w:rPr>
-                <w:color w:val="000000"/>
-                <w:sz w:val="20"/>
-                <w:szCs w:val="20"/>
-              </w:rPr>
-              <w:t xml:space="preserve"> ORM.</w:t>
+              <w:t>Autenticação via token Bearer (Laravel Sanctum ou Passport). Senhas armazenadas com hash bcrypt. Rotas protegidas por middleware de autenticação. Prevenção de SQL Injection via Eloquent ORM.</w:t>
             </w:r>
           </w:p>
         </w:tc>
@@ -4217,25 +3126,7 @@
                 <w:sz w:val="20"/>
                 <w:szCs w:val="20"/>
               </w:rPr>
-              <w:t xml:space="preserve">O código deve seguir os padrões PSR-12 (estilo) e princípios Clean </w:t>
-            </w:r>
-            <w:proofErr w:type="spellStart"/>
-            <w:r>
-              <w:rPr>
-                <w:color w:val="000000"/>
-                <w:sz w:val="20"/>
-                <w:szCs w:val="20"/>
-              </w:rPr>
-              <w:t>Code</w:t>
-            </w:r>
-            <w:proofErr w:type="spellEnd"/>
-            <w:r>
-              <w:rPr>
-                <w:color w:val="000000"/>
-                <w:sz w:val="20"/>
-                <w:szCs w:val="20"/>
-              </w:rPr>
-              <w:t>: nomes descritivos, funções com responsabilidade única, ausência de código morto e sem duplicações desnecessárias.</w:t>
+              <w:t>O código deve seguir os padrões PSR-12 (estilo) e princípios Clean Code: nomes descritivos, funções com responsabilidade única, ausência de código morto e sem duplicações desnecessárias.</w:t>
             </w:r>
           </w:p>
         </w:tc>
@@ -4365,43 +3256,7 @@
                 <w:sz w:val="20"/>
                 <w:szCs w:val="20"/>
               </w:rPr>
-              <w:t xml:space="preserve">O projeto deve ser publicado e mantido no GitHub com histórico de </w:t>
-            </w:r>
-            <w:proofErr w:type="spellStart"/>
-            <w:r>
-              <w:rPr>
-                <w:color w:val="000000"/>
-                <w:sz w:val="20"/>
-                <w:szCs w:val="20"/>
-              </w:rPr>
-              <w:t>commits</w:t>
-            </w:r>
-            <w:proofErr w:type="spellEnd"/>
-            <w:r>
-              <w:rPr>
-                <w:color w:val="000000"/>
-                <w:sz w:val="20"/>
-                <w:szCs w:val="20"/>
-              </w:rPr>
-              <w:t xml:space="preserve"> coerente, uso de </w:t>
-            </w:r>
-            <w:proofErr w:type="spellStart"/>
-            <w:r>
-              <w:rPr>
-                <w:color w:val="000000"/>
-                <w:sz w:val="20"/>
-                <w:szCs w:val="20"/>
-              </w:rPr>
-              <w:t>branches</w:t>
-            </w:r>
-            <w:proofErr w:type="spellEnd"/>
-            <w:r>
-              <w:rPr>
-                <w:color w:val="000000"/>
-                <w:sz w:val="20"/>
-                <w:szCs w:val="20"/>
-              </w:rPr>
-              <w:t xml:space="preserve"> por funcionalidade e README com instruções de instalação e uso.</w:t>
+              <w:t>O projeto deve ser publicado e mantido no GitHub com histórico de commits coerente, uso de branches por funcionalidade e README com instruções de instalação e uso.</w:t>
             </w:r>
           </w:p>
         </w:tc>
@@ -4531,79 +3386,7 @@
                 <w:sz w:val="20"/>
                 <w:szCs w:val="20"/>
               </w:rPr>
-              <w:t xml:space="preserve">Os </w:t>
-            </w:r>
-            <w:proofErr w:type="spellStart"/>
-            <w:r>
-              <w:rPr>
-                <w:color w:val="000000"/>
-                <w:sz w:val="20"/>
-                <w:szCs w:val="20"/>
-              </w:rPr>
-              <w:t>endpoints</w:t>
-            </w:r>
-            <w:proofErr w:type="spellEnd"/>
-            <w:r>
-              <w:rPr>
-                <w:color w:val="000000"/>
-                <w:sz w:val="20"/>
-                <w:szCs w:val="20"/>
-              </w:rPr>
-              <w:t xml:space="preserve"> da API devem ser testáveis via </w:t>
-            </w:r>
-            <w:proofErr w:type="spellStart"/>
-            <w:r>
-              <w:rPr>
-                <w:color w:val="000000"/>
-                <w:sz w:val="20"/>
-                <w:szCs w:val="20"/>
-              </w:rPr>
-              <w:t>Insomnia</w:t>
-            </w:r>
-            <w:proofErr w:type="spellEnd"/>
-            <w:r>
-              <w:rPr>
-                <w:color w:val="000000"/>
-                <w:sz w:val="20"/>
-                <w:szCs w:val="20"/>
-              </w:rPr>
-              <w:t xml:space="preserve"> ou </w:t>
-            </w:r>
-            <w:proofErr w:type="spellStart"/>
-            <w:r>
-              <w:rPr>
-                <w:color w:val="000000"/>
-                <w:sz w:val="20"/>
-                <w:szCs w:val="20"/>
-              </w:rPr>
-              <w:t>Postman</w:t>
-            </w:r>
-            <w:proofErr w:type="spellEnd"/>
-            <w:r>
-              <w:rPr>
-                <w:color w:val="000000"/>
-                <w:sz w:val="20"/>
-                <w:szCs w:val="20"/>
-              </w:rPr>
-              <w:t xml:space="preserve">, com </w:t>
-            </w:r>
-            <w:proofErr w:type="spellStart"/>
-            <w:r>
-              <w:rPr>
-                <w:color w:val="000000"/>
-                <w:sz w:val="20"/>
-                <w:szCs w:val="20"/>
-              </w:rPr>
-              <w:t>collection</w:t>
-            </w:r>
-            <w:proofErr w:type="spellEnd"/>
-            <w:r>
-              <w:rPr>
-                <w:color w:val="000000"/>
-                <w:sz w:val="20"/>
-                <w:szCs w:val="20"/>
-              </w:rPr>
-              <w:t xml:space="preserve"> documentada contendo exemplos de requisição e resposta para todas as rotas principais.</w:t>
+              <w:t>Os endpoints da API devem ser testáveis via Insomnia ou Postman, com collection documentada contendo exemplos de requisição e resposta para todas as rotas principais.</w:t>
             </w:r>
           </w:p>
         </w:tc>
@@ -4733,61 +3516,7 @@
                 <w:sz w:val="20"/>
                 <w:szCs w:val="20"/>
               </w:rPr>
-              <w:t>O sistema deve garantir integridade referencial no banco (</w:t>
-            </w:r>
-            <w:proofErr w:type="spellStart"/>
-            <w:r>
-              <w:rPr>
-                <w:color w:val="000000"/>
-                <w:sz w:val="20"/>
-                <w:szCs w:val="20"/>
-              </w:rPr>
-              <w:t>foreign</w:t>
-            </w:r>
-            <w:proofErr w:type="spellEnd"/>
-            <w:r>
-              <w:rPr>
-                <w:color w:val="000000"/>
-                <w:sz w:val="20"/>
-                <w:szCs w:val="20"/>
-              </w:rPr>
-              <w:t xml:space="preserve"> </w:t>
-            </w:r>
-            <w:proofErr w:type="spellStart"/>
-            <w:r>
-              <w:rPr>
-                <w:color w:val="000000"/>
-                <w:sz w:val="20"/>
-                <w:szCs w:val="20"/>
-              </w:rPr>
-              <w:t>keys</w:t>
-            </w:r>
-            <w:proofErr w:type="spellEnd"/>
-            <w:r>
-              <w:rPr>
-                <w:color w:val="000000"/>
-                <w:sz w:val="20"/>
-                <w:szCs w:val="20"/>
-              </w:rPr>
-              <w:t xml:space="preserve">, </w:t>
-            </w:r>
-            <w:proofErr w:type="spellStart"/>
-            <w:r>
-              <w:rPr>
-                <w:color w:val="000000"/>
-                <w:sz w:val="20"/>
-                <w:szCs w:val="20"/>
-              </w:rPr>
-              <w:t>constraints</w:t>
-            </w:r>
-            <w:proofErr w:type="spellEnd"/>
-            <w:r>
-              <w:rPr>
-                <w:color w:val="000000"/>
-                <w:sz w:val="20"/>
-                <w:szCs w:val="20"/>
-              </w:rPr>
-              <w:t>). O histórico de manutenções deve ser imutável — registros não podem ser excluídos, apenas encerrados.</w:t>
+              <w:t>O sistema deve garantir integridade referencial no banco (foreign keys, constraints). O histórico de manutenções deve ser imutável — registros não podem ser excluídos, apenas encerrados.</w:t>
             </w:r>
           </w:p>
         </w:tc>
@@ -4917,89 +3646,7 @@
                 <w:sz w:val="20"/>
                 <w:szCs w:val="20"/>
               </w:rPr>
-              <w:t xml:space="preserve">O sistema deve suportar o volume de uso de um galpão industrial médio. Consultas de histórico devem retornar em menos de 2 segundos via </w:t>
-            </w:r>
-            <w:proofErr w:type="spellStart"/>
-            <w:r>
-              <w:rPr>
-                <w:color w:val="000000"/>
-                <w:sz w:val="20"/>
-                <w:szCs w:val="20"/>
-              </w:rPr>
-              <w:t>eager</w:t>
-            </w:r>
-            <w:proofErr w:type="spellEnd"/>
-            <w:r>
-              <w:rPr>
-                <w:color w:val="000000"/>
-                <w:sz w:val="20"/>
-                <w:szCs w:val="20"/>
-              </w:rPr>
-              <w:t xml:space="preserve"> </w:t>
-            </w:r>
-            <w:proofErr w:type="spellStart"/>
-            <w:r>
-              <w:rPr>
-                <w:color w:val="000000"/>
-                <w:sz w:val="20"/>
-                <w:szCs w:val="20"/>
-              </w:rPr>
-              <w:t>loading</w:t>
-            </w:r>
-            <w:proofErr w:type="spellEnd"/>
-            <w:r>
-              <w:rPr>
-                <w:color w:val="000000"/>
-                <w:sz w:val="20"/>
-                <w:szCs w:val="20"/>
-              </w:rPr>
-              <w:t xml:space="preserve"> do </w:t>
-            </w:r>
-            <w:proofErr w:type="spellStart"/>
-            <w:r>
-              <w:rPr>
-                <w:color w:val="000000"/>
-                <w:sz w:val="20"/>
-                <w:szCs w:val="20"/>
-              </w:rPr>
-              <w:t>Eloquent</w:t>
-            </w:r>
-            <w:proofErr w:type="spellEnd"/>
-            <w:r>
-              <w:rPr>
-                <w:color w:val="000000"/>
-                <w:sz w:val="20"/>
-                <w:szCs w:val="20"/>
-              </w:rPr>
-              <w:t xml:space="preserve"> (</w:t>
-            </w:r>
-            <w:proofErr w:type="spellStart"/>
-            <w:proofErr w:type="gramStart"/>
-            <w:r>
-              <w:rPr>
-                <w:color w:val="000000"/>
-                <w:sz w:val="20"/>
-                <w:szCs w:val="20"/>
-              </w:rPr>
-              <w:t>with</w:t>
-            </w:r>
-            <w:proofErr w:type="spellEnd"/>
-            <w:r>
-              <w:rPr>
-                <w:color w:val="000000"/>
-                <w:sz w:val="20"/>
-                <w:szCs w:val="20"/>
-              </w:rPr>
-              <w:t>(</w:t>
-            </w:r>
-            <w:proofErr w:type="gramEnd"/>
-            <w:r>
-              <w:rPr>
-                <w:color w:val="000000"/>
-                <w:sz w:val="20"/>
-                <w:szCs w:val="20"/>
-              </w:rPr>
-              <w:t>)).</w:t>
+              <w:t>O sistema deve suportar o volume de uso de um galpão industrial médio. Consultas de histórico devem retornar em menos de 2 segundos via eager loading do Eloquent (with()).</w:t>
             </w:r>
           </w:p>
         </w:tc>
@@ -5129,25 +3776,7 @@
                 <w:sz w:val="20"/>
                 <w:szCs w:val="20"/>
               </w:rPr>
-              <w:t xml:space="preserve">A API deve ser </w:t>
-            </w:r>
-            <w:proofErr w:type="spellStart"/>
-            <w:r>
-              <w:rPr>
-                <w:color w:val="000000"/>
-                <w:sz w:val="20"/>
-                <w:szCs w:val="20"/>
-              </w:rPr>
-              <w:t>stateless</w:t>
-            </w:r>
-            <w:proofErr w:type="spellEnd"/>
-            <w:r>
-              <w:rPr>
-                <w:color w:val="000000"/>
-                <w:sz w:val="20"/>
-                <w:szCs w:val="20"/>
-              </w:rPr>
-              <w:t xml:space="preserve"> e independente de plataforma, permitindo futura integração com tablets industriais, terminais de chão de fábrica ou aplicativos mobile.</w:t>
+              <w:t>A API deve ser stateless e independente de plataforma, permitindo futura integração com tablets industriais, terminais de chão de fábrica ou aplicativos mobile.</w:t>
             </w:r>
           </w:p>
         </w:tc>
@@ -5208,15 +3837,7 @@
         <w:jc w:val="both"/>
       </w:pPr>
       <w:r>
-        <w:t xml:space="preserve">O desenvolvimento do </w:t>
-      </w:r>
-      <w:proofErr w:type="spellStart"/>
-      <w:r>
-        <w:t>MaintSys</w:t>
-      </w:r>
-      <w:proofErr w:type="spellEnd"/>
-      <w:r>
-        <w:t xml:space="preserve"> foi organizado com Scrum simplificado, utilizando sprints semanais com metas claras. A metodologia ágil permitiu entregas incrementais e ajustes contínuos conforme o projeto evoluiu, com cerimônias de revisão ao final de cada sprint.</w:t>
+        <w:t>O desenvolvimento do MaintSys foi organizado com Scrum simplificado, utilizando sprints semanais com metas claras. A metodologia ágil permitiu entregas incrementais e ajustes contínuos conforme o projeto evoluiu, com cerimônias de revisão ao final de cada sprint.</w:t>
       </w:r>
     </w:p>
     <w:p/>
@@ -5239,21 +3860,8 @@
         </w:numPr>
         <w:spacing w:before="80" w:after="80"/>
       </w:pPr>
-      <w:proofErr w:type="spellStart"/>
-      <w:r>
-        <w:t>Product</w:t>
-      </w:r>
-      <w:proofErr w:type="spellEnd"/>
-      <w:r>
-        <w:t xml:space="preserve"> </w:t>
-      </w:r>
-      <w:proofErr w:type="spellStart"/>
-      <w:r>
-        <w:t>Owner</w:t>
-      </w:r>
-      <w:proofErr w:type="spellEnd"/>
-      <w:r>
-        <w:t>: define e prioriza as histórias de usuário com base no contexto do SENAI.</w:t>
+      <w:r>
+        <w:t>Product Owner: define e prioriza as histórias de usuário com base no contexto do SENAI.</w:t>
       </w:r>
     </w:p>
     <w:p>
@@ -5278,21 +3886,8 @@
         </w:numPr>
         <w:spacing w:before="80" w:after="80"/>
       </w:pPr>
-      <w:proofErr w:type="spellStart"/>
-      <w:r>
-        <w:t>Development</w:t>
-      </w:r>
-      <w:proofErr w:type="spellEnd"/>
-      <w:r>
-        <w:t xml:space="preserve"> Team: Douglas Nogueira, </w:t>
-      </w:r>
-      <w:proofErr w:type="spellStart"/>
-      <w:r>
-        <w:t>Hayron</w:t>
-      </w:r>
-      <w:proofErr w:type="spellEnd"/>
-      <w:r>
-        <w:t xml:space="preserve"> de Oliveira e Gabriel Marques.</w:t>
+      <w:r>
+        <w:t>Development Team: Douglas Nogueira, Hayron de Oliveira e Gabriel Marques.</w:t>
       </w:r>
     </w:p>
     <w:p/>
@@ -6077,29 +4672,7 @@
                 <w:sz w:val="20"/>
                 <w:szCs w:val="20"/>
               </w:rPr>
-              <w:t xml:space="preserve">Qualidade &amp; </w:t>
-            </w:r>
-            <w:proofErr w:type="spellStart"/>
-            <w:r>
-              <w:rPr>
-                <w:b/>
-                <w:bCs/>
-                <w:color w:val="2E75B6"/>
-                <w:sz w:val="20"/>
-                <w:szCs w:val="20"/>
-              </w:rPr>
-              <w:t>Deploy</w:t>
-            </w:r>
-            <w:proofErr w:type="spellEnd"/>
-            <w:r>
-              <w:rPr>
-                <w:b/>
-                <w:bCs/>
-                <w:color w:val="2E75B6"/>
-                <w:sz w:val="20"/>
-                <w:szCs w:val="20"/>
-              </w:rPr>
-              <w:t xml:space="preserve"> I</w:t>
+              <w:t>Qualidade &amp; Deploy I</w:t>
             </w:r>
           </w:p>
         </w:tc>
@@ -6219,7 +4792,6 @@
             <w:vAlign w:val="center"/>
           </w:tcPr>
           <w:p>
-            <w:proofErr w:type="spellStart"/>
             <w:r>
               <w:rPr>
                 <w:b/>
@@ -6228,18 +4800,7 @@
                 <w:sz w:val="20"/>
                 <w:szCs w:val="20"/>
               </w:rPr>
-              <w:t>Deploy</w:t>
-            </w:r>
-            <w:proofErr w:type="spellEnd"/>
-            <w:r>
-              <w:rPr>
-                <w:b/>
-                <w:bCs/>
-                <w:color w:val="2E75B6"/>
-                <w:sz w:val="20"/>
-                <w:szCs w:val="20"/>
-              </w:rPr>
-              <w:t xml:space="preserve"> II &amp; Entrega</w:t>
+              <w:t>Deploy II &amp; Entrega</w:t>
             </w:r>
           </w:p>
         </w:tc>
@@ -6292,8 +4853,6 @@
       </w:pPr>
       <w:r>
         <w:t xml:space="preserve">O Diagrama de Caso de Uso ilustra os dois atores do sistema — Técnico e Gestor — e seus casos de uso. O Técnico pode: autenticar-se, consultar máquinas, abrir e atualizar O.S., registrar intervenções e visualizar alertas. O Gestor possui os mesmos privilégios, acrescidos de: </w:t>
-      </w:r>
-      <w:r>
         <w:lastRenderedPageBreak/>
         <w:t>cadastrar máquinas e técnicos, visualizar o histórico completo de manutenções e gerar relatórios de reincidência.</w:t>
       </w:r>
@@ -6311,29 +4870,7 @@
           <w:sz w:val="20"/>
           <w:szCs w:val="20"/>
         </w:rPr>
-        <w:t>→ O Diagrama de Caso de Uso completo (UML) está disponível na pasta /</w:t>
-      </w:r>
-      <w:proofErr w:type="spellStart"/>
-      <w:r>
-        <w:rPr>
-          <w:i/>
-          <w:iCs/>
-          <w:color w:val="666666"/>
-          <w:sz w:val="20"/>
-          <w:szCs w:val="20"/>
-        </w:rPr>
-        <w:t>docs</w:t>
-      </w:r>
-      <w:proofErr w:type="spellEnd"/>
-      <w:r>
-        <w:rPr>
-          <w:i/>
-          <w:iCs/>
-          <w:color w:val="666666"/>
-          <w:sz w:val="20"/>
-          <w:szCs w:val="20"/>
-        </w:rPr>
-        <w:t>/diagramas/ do repositório GitHub.</w:t>
+        <w:t>→ O Diagrama de Caso de Uso completo (UML) está disponível na pasta /docs/diagramas/ do repositório GitHub.</w:t>
       </w:r>
     </w:p>
     <w:p/>
@@ -6406,23 +4943,7 @@
         <w:jc w:val="both"/>
       </w:pPr>
       <w:r>
-        <w:t xml:space="preserve">Esta seção apresenta os diagramas UML do </w:t>
-      </w:r>
-      <w:proofErr w:type="spellStart"/>
-      <w:r>
-        <w:t>MaintSys</w:t>
-      </w:r>
-      <w:proofErr w:type="spellEnd"/>
-      <w:r>
-        <w:t xml:space="preserve">. O Diagrama de Classes modela a estrutura estática dos cinco modelos </w:t>
-      </w:r>
-      <w:proofErr w:type="spellStart"/>
-      <w:r>
-        <w:t>Eloquent</w:t>
-      </w:r>
-      <w:proofErr w:type="spellEnd"/>
-      <w:r>
-        <w:t xml:space="preserve"> e seus relacionamentos. O Diagrama de Sequência ilustra o fluxo dinâmico da criação de uma Ordem de Serviço, o caso de uso central da API.</w:t>
+        <w:t>Esta seção apresenta os diagramas UML do MaintSys. O Diagrama de Classes modela a estrutura estática dos cinco modelos Eloquent e seus relacionamentos. O Diagrama de Sequência ilustra o fluxo dinâmico da criação de uma Ordem de Serviço, o caso de uso central da API.</w:t>
       </w:r>
     </w:p>
     <w:p>
@@ -6441,55 +4962,7 @@
         <w:jc w:val="both"/>
       </w:pPr>
       <w:r>
-        <w:t xml:space="preserve">Representa os cinco modelos </w:t>
-      </w:r>
-      <w:proofErr w:type="spellStart"/>
-      <w:r>
-        <w:t>Eloquent</w:t>
-      </w:r>
-      <w:proofErr w:type="spellEnd"/>
-      <w:r>
-        <w:t xml:space="preserve"> ORM do </w:t>
-      </w:r>
-      <w:proofErr w:type="spellStart"/>
-      <w:r>
-        <w:t>MaintSys</w:t>
-      </w:r>
-      <w:proofErr w:type="spellEnd"/>
-      <w:r>
-        <w:t xml:space="preserve"> — </w:t>
-      </w:r>
-      <w:proofErr w:type="spellStart"/>
-      <w:r>
-        <w:t>User</w:t>
-      </w:r>
-      <w:proofErr w:type="spellEnd"/>
-      <w:r>
-        <w:t xml:space="preserve">, </w:t>
-      </w:r>
-      <w:proofErr w:type="gramStart"/>
-      <w:r>
-        <w:t>Maquina</w:t>
-      </w:r>
-      <w:proofErr w:type="gramEnd"/>
-      <w:r>
-        <w:t xml:space="preserve">, </w:t>
-      </w:r>
-      <w:proofErr w:type="spellStart"/>
-      <w:r>
-        <w:t>OrdemServico</w:t>
-      </w:r>
-      <w:proofErr w:type="spellEnd"/>
-      <w:r>
-        <w:t xml:space="preserve">, </w:t>
-      </w:r>
-      <w:proofErr w:type="spellStart"/>
-      <w:r>
-        <w:t>Intervencao</w:t>
-      </w:r>
-      <w:proofErr w:type="spellEnd"/>
-      <w:r>
-        <w:t xml:space="preserve"> e Alerta — com seus atributos, tipos de dado e métodos de relacionamento. Cada classe corresponde diretamente a uma tabela do banco MySQL.</w:t>
+        <w:t>Representa os cinco modelos Eloquent ORM do MaintSys — User, Maquina, OrdemServico, Intervencao e Alerta — com seus atributos, tipos de dado e métodos de relacionamento. Cada classe corresponde diretamente a uma tabela do banco MySQL.</w:t>
       </w:r>
     </w:p>
     <w:p/>
@@ -6556,20 +5029,8 @@
           <w:sz w:val="18"/>
           <w:szCs w:val="18"/>
         </w:rPr>
-        <w:t xml:space="preserve">Figura 1 — Diagrama de Classes do </w:t>
-      </w:r>
-      <w:proofErr w:type="spellStart"/>
-      <w:r>
-        <w:rPr>
-          <w:i/>
-          <w:iCs/>
-          <w:color w:val="777777"/>
-          <w:sz w:val="18"/>
-          <w:szCs w:val="18"/>
-        </w:rPr>
-        <w:t>MaintSys</w:t>
-      </w:r>
-      <w:proofErr w:type="spellEnd"/>
+        <w:t>Figura 1 — Diagrama de Classes do MaintSys</w:t>
+      </w:r>
     </w:p>
     <w:p>
       <w:pPr>
@@ -6587,23 +5048,7 @@
         <w:jc w:val="both"/>
       </w:pPr>
       <w:r>
-        <w:t xml:space="preserve">Descreve a interação temporal entre os participantes do sistema no fluxo de criação de uma Ordem de Serviço: o técnico envia a requisição, o middleware valida o token, o </w:t>
-      </w:r>
-      <w:proofErr w:type="spellStart"/>
-      <w:r>
-        <w:t>controller</w:t>
-      </w:r>
-      <w:proofErr w:type="spellEnd"/>
-      <w:r>
-        <w:t xml:space="preserve"> verifica a máquina, persiste a O.S. e dispara o alerta automático de status. Linhas em tracejado representam retornos e fluxos de erro (</w:t>
-      </w:r>
-      <w:proofErr w:type="spellStart"/>
-      <w:r>
-        <w:t>alt</w:t>
-      </w:r>
-      <w:proofErr w:type="spellEnd"/>
-      <w:r>
-        <w:t>).</w:t>
+        <w:t>Descreve a interação temporal entre os participantes do sistema no fluxo de criação de uma Ordem de Serviço: o técnico envia a requisição, o middleware valida o token, o controller verifica a máquina, persiste a O.S. e dispara o alerta automático de status. Linhas em tracejado representam retornos e fluxos de erro (alt).</w:t>
       </w:r>
     </w:p>
     <w:p/>
@@ -6694,47 +5139,7 @@
         <w:jc w:val="both"/>
       </w:pPr>
       <w:r>
-        <w:t xml:space="preserve">O versionamento do </w:t>
-      </w:r>
-      <w:proofErr w:type="spellStart"/>
-      <w:r>
-        <w:t>MaintSys</w:t>
-      </w:r>
-      <w:proofErr w:type="spellEnd"/>
-      <w:r>
-        <w:t xml:space="preserve"> utiliza </w:t>
-      </w:r>
-      <w:proofErr w:type="spellStart"/>
-      <w:r>
-        <w:t>Git</w:t>
-      </w:r>
-      <w:proofErr w:type="spellEnd"/>
-      <w:r>
-        <w:t xml:space="preserve"> com hospedagem no GitHub. A estratégia adota </w:t>
-      </w:r>
-      <w:proofErr w:type="spellStart"/>
-      <w:r>
-        <w:t>GitFlow</w:t>
-      </w:r>
-      <w:proofErr w:type="spellEnd"/>
-      <w:r>
-        <w:t xml:space="preserve"> simplificado, garantindo isolamento de funcionalidades, rastreabilidade e fluxo seguro para a </w:t>
-      </w:r>
-      <w:proofErr w:type="spellStart"/>
-      <w:r>
-        <w:t>branch</w:t>
-      </w:r>
-      <w:proofErr w:type="spellEnd"/>
-      <w:r>
-        <w:t xml:space="preserve"> principal. O gerenciamento das tarefas e sprints é realizado via </w:t>
-      </w:r>
-      <w:proofErr w:type="spellStart"/>
-      <w:r>
-        <w:t>Trello</w:t>
-      </w:r>
-      <w:proofErr w:type="spellEnd"/>
-      <w:r>
-        <w:t>, permitindo visibilidade do progresso de cada atividade pela equipe.</w:t>
+        <w:t>O versionamento do MaintSys utiliza Git com hospedagem no GitHub. A estratégia adota GitFlow simplificado, garantindo isolamento de funcionalidades, rastreabilidade e fluxo seguro para a branch principal. O gerenciamento das tarefas e sprints é realizado via Trello, permitindo visibilidade do progresso de cada atividade pela equipe.</w:t>
       </w:r>
     </w:p>
     <w:p/>
@@ -6751,39 +5156,15 @@
           <w:sz w:val="20"/>
           <w:szCs w:val="20"/>
         </w:rPr>
-        <w:t xml:space="preserve">→ Quadro </w:t>
-      </w:r>
-      <w:proofErr w:type="spellStart"/>
-      <w:r>
-        <w:rPr>
-          <w:i/>
-          <w:iCs/>
-          <w:color w:val="666666"/>
-          <w:sz w:val="20"/>
-          <w:szCs w:val="20"/>
-        </w:rPr>
-        <w:t>Trello</w:t>
-      </w:r>
-      <w:proofErr w:type="spellEnd"/>
-      <w:r>
-        <w:rPr>
-          <w:i/>
-          <w:iCs/>
-          <w:color w:val="666666"/>
-          <w:sz w:val="20"/>
-          <w:szCs w:val="20"/>
-        </w:rPr>
-        <w:t xml:space="preserve"> do projeto: </w:t>
+        <w:t xml:space="preserve">→ Quadro Trello do projeto: </w:t>
       </w:r>
       <w:hyperlink r:id="rId11" w:history="1">
-        <w:proofErr w:type="spellStart"/>
         <w:r>
           <w:rPr>
             <w:rStyle w:val="Hyperlink"/>
           </w:rPr>
           <w:t>Trello</w:t>
         </w:r>
-        <w:proofErr w:type="spellEnd"/>
       </w:hyperlink>
     </w:p>
     <w:p>
@@ -6792,14 +5173,9 @@
       </w:pPr>
       <w:bookmarkStart w:id="17" w:name="_Toc226729920"/>
       <w:r>
-        <w:t xml:space="preserve">6.1. </w:t>
-      </w:r>
-      <w:proofErr w:type="spellStart"/>
-      <w:r>
-        <w:t>Branches</w:t>
+        <w:t>6.1. Branches</w:t>
       </w:r>
       <w:bookmarkEnd w:id="17"/>
-      <w:proofErr w:type="spellEnd"/>
     </w:p>
     <w:tbl>
       <w:tblPr>
@@ -6915,7 +5291,6 @@
             <w:vAlign w:val="center"/>
           </w:tcPr>
           <w:p>
-            <w:proofErr w:type="spellStart"/>
             <w:r>
               <w:rPr>
                 <w:rFonts w:ascii="Courier New" w:eastAsia="Courier New" w:hAnsi="Courier New" w:cs="Courier New"/>
@@ -6927,7 +5302,6 @@
               </w:rPr>
               <w:t>main</w:t>
             </w:r>
-            <w:proofErr w:type="spellEnd"/>
           </w:p>
         </w:tc>
         <w:tc>
@@ -6980,7 +5354,6 @@
             <w:vAlign w:val="center"/>
           </w:tcPr>
           <w:p>
-            <w:proofErr w:type="spellStart"/>
             <w:r>
               <w:rPr>
                 <w:rFonts w:ascii="Courier New" w:eastAsia="Courier New" w:hAnsi="Courier New" w:cs="Courier New"/>
@@ -6992,7 +5365,6 @@
               </w:rPr>
               <w:t>develop</w:t>
             </w:r>
-            <w:proofErr w:type="spellEnd"/>
           </w:p>
         </w:tc>
         <w:tc>
@@ -7020,25 +5392,7 @@
                 <w:sz w:val="20"/>
                 <w:szCs w:val="20"/>
               </w:rPr>
-              <w:t xml:space="preserve">Branch de integração, reúne funcionalidades concluídas antes de ir para </w:t>
-            </w:r>
-            <w:proofErr w:type="spellStart"/>
-            <w:r>
-              <w:rPr>
-                <w:color w:val="000000"/>
-                <w:sz w:val="20"/>
-                <w:szCs w:val="20"/>
-              </w:rPr>
-              <w:t>main</w:t>
-            </w:r>
-            <w:proofErr w:type="spellEnd"/>
-            <w:r>
-              <w:rPr>
-                <w:color w:val="000000"/>
-                <w:sz w:val="20"/>
-                <w:szCs w:val="20"/>
-              </w:rPr>
-              <w:t>.</w:t>
+              <w:t>Branch de integração, reúne funcionalidades concluídas antes de ir para main.</w:t>
             </w:r>
           </w:p>
         </w:tc>
@@ -7101,43 +5455,7 @@
                 <w:sz w:val="20"/>
                 <w:szCs w:val="20"/>
               </w:rPr>
-              <w:t>Novas funcionalidades. Ex.: feature/</w:t>
-            </w:r>
-            <w:proofErr w:type="spellStart"/>
-            <w:r>
-              <w:rPr>
-                <w:color w:val="000000"/>
-                <w:sz w:val="20"/>
-                <w:szCs w:val="20"/>
-              </w:rPr>
-              <w:t>autenticacao</w:t>
-            </w:r>
-            <w:proofErr w:type="spellEnd"/>
-            <w:r>
-              <w:rPr>
-                <w:color w:val="000000"/>
-                <w:sz w:val="20"/>
-                <w:szCs w:val="20"/>
-              </w:rPr>
-              <w:t>, feature/ordens-</w:t>
-            </w:r>
-            <w:proofErr w:type="spellStart"/>
-            <w:r>
-              <w:rPr>
-                <w:color w:val="000000"/>
-                <w:sz w:val="20"/>
-                <w:szCs w:val="20"/>
-              </w:rPr>
-              <w:t>servico</w:t>
-            </w:r>
-            <w:proofErr w:type="spellEnd"/>
-            <w:r>
-              <w:rPr>
-                <w:color w:val="000000"/>
-                <w:sz w:val="20"/>
-                <w:szCs w:val="20"/>
-              </w:rPr>
-              <w:t>.</w:t>
+              <w:t>Novas funcionalidades. Ex.: feature/autenticacao, feature/ordens-servico.</w:t>
             </w:r>
           </w:p>
         </w:tc>
@@ -7162,7 +5480,6 @@
             <w:vAlign w:val="center"/>
           </w:tcPr>
           <w:p>
-            <w:proofErr w:type="spellStart"/>
             <w:r>
               <w:rPr>
                 <w:rFonts w:ascii="Courier New" w:eastAsia="Courier New" w:hAnsi="Courier New" w:cs="Courier New"/>
@@ -7172,19 +5489,7 @@
                 <w:sz w:val="20"/>
                 <w:szCs w:val="20"/>
               </w:rPr>
-              <w:t>fix</w:t>
-            </w:r>
-            <w:proofErr w:type="spellEnd"/>
-            <w:r>
-              <w:rPr>
-                <w:rFonts w:ascii="Courier New" w:eastAsia="Courier New" w:hAnsi="Courier New" w:cs="Courier New"/>
-                <w:b/>
-                <w:bCs/>
-                <w:color w:val="1F4E79"/>
-                <w:sz w:val="20"/>
-                <w:szCs w:val="20"/>
-              </w:rPr>
-              <w:t>/*</w:t>
+              <w:t>fix/*</w:t>
             </w:r>
           </w:p>
         </w:tc>
@@ -7213,79 +5518,7 @@
                 <w:sz w:val="20"/>
                 <w:szCs w:val="20"/>
               </w:rPr>
-              <w:t xml:space="preserve">Correção de bugs. Ex.: </w:t>
-            </w:r>
-            <w:proofErr w:type="spellStart"/>
-            <w:r>
-              <w:rPr>
-                <w:color w:val="000000"/>
-                <w:sz w:val="20"/>
-                <w:szCs w:val="20"/>
-              </w:rPr>
-              <w:t>fix</w:t>
-            </w:r>
-            <w:proofErr w:type="spellEnd"/>
-            <w:r>
-              <w:rPr>
-                <w:color w:val="000000"/>
-                <w:sz w:val="20"/>
-                <w:szCs w:val="20"/>
-              </w:rPr>
-              <w:t>/</w:t>
-            </w:r>
-            <w:proofErr w:type="spellStart"/>
-            <w:r>
-              <w:rPr>
-                <w:color w:val="000000"/>
-                <w:sz w:val="20"/>
-                <w:szCs w:val="20"/>
-              </w:rPr>
-              <w:t>validacao</w:t>
-            </w:r>
-            <w:proofErr w:type="spellEnd"/>
-            <w:r>
-              <w:rPr>
-                <w:color w:val="000000"/>
-                <w:sz w:val="20"/>
-                <w:szCs w:val="20"/>
-              </w:rPr>
-              <w:t xml:space="preserve">-token, </w:t>
-            </w:r>
-            <w:proofErr w:type="spellStart"/>
-            <w:r>
-              <w:rPr>
-                <w:color w:val="000000"/>
-                <w:sz w:val="20"/>
-                <w:szCs w:val="20"/>
-              </w:rPr>
-              <w:t>fix</w:t>
-            </w:r>
-            <w:proofErr w:type="spellEnd"/>
-            <w:r>
-              <w:rPr>
-                <w:color w:val="000000"/>
-                <w:sz w:val="20"/>
-                <w:szCs w:val="20"/>
-              </w:rPr>
-              <w:t>/status-</w:t>
-            </w:r>
-            <w:proofErr w:type="gramStart"/>
-            <w:r>
-              <w:rPr>
-                <w:color w:val="000000"/>
-                <w:sz w:val="20"/>
-                <w:szCs w:val="20"/>
-              </w:rPr>
-              <w:t>maquina</w:t>
-            </w:r>
-            <w:proofErr w:type="gramEnd"/>
-            <w:r>
-              <w:rPr>
-                <w:color w:val="000000"/>
-                <w:sz w:val="20"/>
-                <w:szCs w:val="20"/>
-              </w:rPr>
-              <w:t>.</w:t>
+              <w:t>Correção de bugs. Ex.: fix/validacao-token, fix/status-maquina.</w:t>
             </w:r>
           </w:p>
         </w:tc>
@@ -7310,7 +5543,6 @@
             <w:vAlign w:val="center"/>
           </w:tcPr>
           <w:p>
-            <w:proofErr w:type="spellStart"/>
             <w:r>
               <w:rPr>
                 <w:rFonts w:ascii="Courier New" w:eastAsia="Courier New" w:hAnsi="Courier New" w:cs="Courier New"/>
@@ -7320,19 +5552,7 @@
                 <w:sz w:val="20"/>
                 <w:szCs w:val="20"/>
               </w:rPr>
-              <w:t>docs</w:t>
-            </w:r>
-            <w:proofErr w:type="spellEnd"/>
-            <w:r>
-              <w:rPr>
-                <w:rFonts w:ascii="Courier New" w:eastAsia="Courier New" w:hAnsi="Courier New" w:cs="Courier New"/>
-                <w:b/>
-                <w:bCs/>
-                <w:color w:val="1F4E79"/>
-                <w:sz w:val="20"/>
-                <w:szCs w:val="20"/>
-              </w:rPr>
-              <w:t>/*</w:t>
+              <w:t>docs/*</w:t>
             </w:r>
           </w:p>
         </w:tc>
@@ -7361,43 +5581,7 @@
                 <w:sz w:val="20"/>
                 <w:szCs w:val="20"/>
               </w:rPr>
-              <w:t xml:space="preserve">Atualizações de documentação. Ex.: </w:t>
-            </w:r>
-            <w:proofErr w:type="spellStart"/>
-            <w:r>
-              <w:rPr>
-                <w:color w:val="000000"/>
-                <w:sz w:val="20"/>
-                <w:szCs w:val="20"/>
-              </w:rPr>
-              <w:t>docs</w:t>
-            </w:r>
-            <w:proofErr w:type="spellEnd"/>
-            <w:r>
-              <w:rPr>
-                <w:color w:val="000000"/>
-                <w:sz w:val="20"/>
-                <w:szCs w:val="20"/>
-              </w:rPr>
-              <w:t>/</w:t>
-            </w:r>
-            <w:proofErr w:type="spellStart"/>
-            <w:r>
-              <w:rPr>
-                <w:color w:val="000000"/>
-                <w:sz w:val="20"/>
-                <w:szCs w:val="20"/>
-              </w:rPr>
-              <w:t>readme-endpoints</w:t>
-            </w:r>
-            <w:proofErr w:type="spellEnd"/>
-            <w:r>
-              <w:rPr>
-                <w:color w:val="000000"/>
-                <w:sz w:val="20"/>
-                <w:szCs w:val="20"/>
-              </w:rPr>
-              <w:t>.</w:t>
+              <w:t>Atualizações de documentação. Ex.: docs/readme-endpoints.</w:t>
             </w:r>
           </w:p>
         </w:tc>
@@ -7410,31 +5594,7 @@
       </w:pPr>
       <w:bookmarkStart w:id="18" w:name="_Toc226729921"/>
       <w:r>
-        <w:t xml:space="preserve">6.2. Padrão de </w:t>
-      </w:r>
-      <w:proofErr w:type="spellStart"/>
-      <w:r>
-        <w:t>Commits</w:t>
-      </w:r>
-      <w:proofErr w:type="spellEnd"/>
-      <w:r>
-        <w:t xml:space="preserve"> (</w:t>
-      </w:r>
-      <w:proofErr w:type="spellStart"/>
-      <w:r>
-        <w:t>Conventional</w:t>
-      </w:r>
-      <w:proofErr w:type="spellEnd"/>
-      <w:r>
-        <w:t xml:space="preserve"> </w:t>
-      </w:r>
-      <w:proofErr w:type="spellStart"/>
-      <w:r>
-        <w:t>Commits</w:t>
-      </w:r>
-      <w:proofErr w:type="spellEnd"/>
-      <w:r>
-        <w:t>)</w:t>
+        <w:t>6.2. Padrão de Commits (Conventional Commits)</w:t>
       </w:r>
       <w:bookmarkEnd w:id="18"/>
     </w:p>
@@ -7448,15 +5608,7 @@
         <w:spacing w:before="80" w:after="80"/>
       </w:pPr>
       <w:r>
-        <w:t xml:space="preserve">feat: nova funcionalidade. Ex.: feat: implementa </w:t>
-      </w:r>
-      <w:proofErr w:type="spellStart"/>
-      <w:r>
-        <w:t>endpoint</w:t>
-      </w:r>
-      <w:proofErr w:type="spellEnd"/>
-      <w:r>
-        <w:t xml:space="preserve"> POST /api/ordens</w:t>
+        <w:t>feat: nova funcionalidade. Ex.: feat: implementa endpoint POST /api/ordens</w:t>
       </w:r>
     </w:p>
     <w:p>
@@ -7468,21 +5620,8 @@
         </w:numPr>
         <w:spacing w:before="80" w:after="80"/>
       </w:pPr>
-      <w:proofErr w:type="spellStart"/>
-      <w:r>
-        <w:t>fix</w:t>
-      </w:r>
-      <w:proofErr w:type="spellEnd"/>
-      <w:r>
-        <w:t xml:space="preserve">: correção de bug. Ex.: </w:t>
-      </w:r>
-      <w:proofErr w:type="spellStart"/>
-      <w:r>
-        <w:t>fix</w:t>
-      </w:r>
-      <w:proofErr w:type="spellEnd"/>
-      <w:r>
-        <w:t>: corrige validação de token expirado</w:t>
+      <w:r>
+        <w:t>fix: correção de bug. Ex.: fix: corrige validação de token expirado</w:t>
       </w:r>
     </w:p>
     <w:p>
@@ -7494,35 +5633,9 @@
         </w:numPr>
         <w:spacing w:before="80" w:after="80"/>
       </w:pPr>
-      <w:proofErr w:type="spellStart"/>
-      <w:r>
-        <w:t>docs</w:t>
-      </w:r>
-      <w:proofErr w:type="spellEnd"/>
-      <w:r>
-        <w:t xml:space="preserve">: documentação. Ex.: </w:t>
-      </w:r>
-      <w:proofErr w:type="spellStart"/>
-      <w:r>
-        <w:t>docs</w:t>
-      </w:r>
-      <w:proofErr w:type="spellEnd"/>
-      <w:r>
-        <w:t xml:space="preserve">: adiciona </w:t>
-      </w:r>
-      <w:proofErr w:type="spellStart"/>
-      <w:r>
-        <w:t>collection</w:t>
-      </w:r>
-      <w:proofErr w:type="spellEnd"/>
-      <w:r>
-        <w:t xml:space="preserve"> </w:t>
-      </w:r>
-      <w:proofErr w:type="spellStart"/>
-      <w:r>
-        <w:t>Postman</w:t>
-      </w:r>
-      <w:proofErr w:type="spellEnd"/>
+      <w:r>
+        <w:t>docs: documentação. Ex.: docs: adiciona collection Postman</w:t>
+      </w:r>
     </w:p>
     <w:p>
       <w:pPr>
@@ -7533,27 +5646,9 @@
         </w:numPr>
         <w:spacing w:before="80" w:after="80"/>
       </w:pPr>
-      <w:proofErr w:type="spellStart"/>
-      <w:r>
-        <w:t>test</w:t>
-      </w:r>
-      <w:proofErr w:type="spellEnd"/>
-      <w:r>
-        <w:t xml:space="preserve">: testes. Ex.: </w:t>
-      </w:r>
-      <w:proofErr w:type="spellStart"/>
-      <w:r>
-        <w:t>test</w:t>
-      </w:r>
-      <w:proofErr w:type="spellEnd"/>
-      <w:r>
-        <w:t xml:space="preserve">: adiciona testes unitários para </w:t>
-      </w:r>
-      <w:proofErr w:type="spellStart"/>
-      <w:r>
-        <w:t>OrdemService</w:t>
-      </w:r>
-      <w:proofErr w:type="spellEnd"/>
+      <w:r>
+        <w:t>test: testes. Ex.: test: adiciona testes unitários para OrdemService</w:t>
+      </w:r>
     </w:p>
     <w:p>
       <w:pPr>
@@ -7564,13 +5659,8 @@
         </w:numPr>
         <w:spacing w:before="80" w:after="80"/>
       </w:pPr>
-      <w:proofErr w:type="spellStart"/>
-      <w:r>
-        <w:t>refactor</w:t>
-      </w:r>
-      <w:proofErr w:type="spellEnd"/>
-      <w:r>
-        <w:t>: refatoração sem mudança de comportamento externo</w:t>
+      <w:r>
+        <w:t>refactor: refatoração sem mudança de comportamento externo</w:t>
       </w:r>
     </w:p>
     <w:p>
@@ -7583,13 +5673,8 @@
         <w:spacing w:before="80" w:after="80"/>
       </w:pPr>
       <w:r>
-        <w:t xml:space="preserve">chore: configuração e manutenção. Ex.: chore: atualiza dependências </w:t>
-      </w:r>
-      <w:proofErr w:type="spellStart"/>
-      <w:r>
-        <w:t>composer</w:t>
-      </w:r>
-      <w:proofErr w:type="spellEnd"/>
+        <w:t>chore: configuração e manutenção. Ex.: chore: atualiza dependências composer</w:t>
+      </w:r>
     </w:p>
     <w:p>
       <w:pPr>
@@ -7612,39 +5697,7 @@
         <w:jc w:val="both"/>
       </w:pPr>
       <w:r>
-        <w:t xml:space="preserve">O </w:t>
-      </w:r>
-      <w:proofErr w:type="spellStart"/>
-      <w:r>
-        <w:t>MaintSys</w:t>
-      </w:r>
-      <w:proofErr w:type="spellEnd"/>
-      <w:r>
-        <w:t xml:space="preserve"> entrega uma solução </w:t>
-      </w:r>
-      <w:proofErr w:type="spellStart"/>
-      <w:r>
-        <w:t>back-end</w:t>
-      </w:r>
-      <w:proofErr w:type="spellEnd"/>
-      <w:r>
-        <w:t xml:space="preserve"> completa para o desafio proposto pelo SENAI: eliminar as fichas de papel e centralizar o controle de manutenção industrial em um sistema digital, seguro e rastreável. A API </w:t>
-      </w:r>
-      <w:proofErr w:type="spellStart"/>
-      <w:r>
-        <w:t>RESTful</w:t>
-      </w:r>
-      <w:proofErr w:type="spellEnd"/>
-      <w:r>
-        <w:t xml:space="preserve"> desenvolvida em </w:t>
-      </w:r>
-      <w:proofErr w:type="spellStart"/>
-      <w:r>
-        <w:t>Laravel</w:t>
-      </w:r>
-      <w:proofErr w:type="spellEnd"/>
-      <w:r>
-        <w:t xml:space="preserve"> cobre todos os módulos essenciais — gestão de técnicos, inventário de máquinas, Ordens de Serviço, histórico de intervenções e alertas automáticos de status.</w:t>
+        <w:t>O MaintSys entrega uma solução back-end completa para o desafio proposto pelo SENAI: eliminar as fichas de papel e centralizar o controle de manutenção industrial em um sistema digital, seguro e rastreável. A API RESTful desenvolvida em Laravel cobre todos os módulos essenciais — gestão de técnicos, inventário de máquinas, Ordens de Serviço, histórico de intervenções e alertas automáticos de status.</w:t>
       </w:r>
     </w:p>
     <w:p/>
@@ -7654,39 +5707,7 @@
         <w:jc w:val="both"/>
       </w:pPr>
       <w:r>
-        <w:t xml:space="preserve">A arquitetura do projeto — com </w:t>
-      </w:r>
-      <w:proofErr w:type="spellStart"/>
-      <w:r>
-        <w:t>Eloquent</w:t>
-      </w:r>
-      <w:proofErr w:type="spellEnd"/>
-      <w:r>
-        <w:t xml:space="preserve"> ORM, autenticação via Sanctum, padrões PSR-12 e Clean </w:t>
-      </w:r>
-      <w:proofErr w:type="spellStart"/>
-      <w:r>
-        <w:t>Code</w:t>
-      </w:r>
-      <w:proofErr w:type="spellEnd"/>
-      <w:r>
-        <w:t xml:space="preserve"> — garante manutenibilidade e facilidade de expansão futura. O sistema está preparado para integração com tablets industriais e terminais de chão de fábrica, e os </w:t>
-      </w:r>
-      <w:proofErr w:type="spellStart"/>
-      <w:r>
-        <w:t>endpoints</w:t>
-      </w:r>
-      <w:proofErr w:type="spellEnd"/>
-      <w:r>
-        <w:t xml:space="preserve"> documentados via </w:t>
-      </w:r>
-      <w:proofErr w:type="spellStart"/>
-      <w:r>
-        <w:t>Postman</w:t>
-      </w:r>
-      <w:proofErr w:type="spellEnd"/>
-      <w:r>
-        <w:t xml:space="preserve"> facilitam a futura construção de interfaces web ou mobile.</w:t>
+        <w:t>A arquitetura do projeto — com Eloquent ORM, autenticação via Sanctum, padrões PSR-12 e Clean Code — garante manutenibilidade e facilidade de expansão futura. O sistema está preparado para integração com tablets industriais e terminais de chão de fábrica, e os endpoints documentados via Postman facilitam a futura construção de interfaces web ou mobile.</w:t>
       </w:r>
     </w:p>
     <w:p/>
@@ -7696,23 +5717,7 @@
         <w:jc w:val="both"/>
       </w:pPr>
       <w:r>
-        <w:t xml:space="preserve">Como evoluções futuras, sugere-se: integração com sistemas ERP via </w:t>
-      </w:r>
-      <w:proofErr w:type="spellStart"/>
-      <w:r>
-        <w:t>webhooks</w:t>
-      </w:r>
-      <w:proofErr w:type="spellEnd"/>
-      <w:r>
-        <w:t>, módulo de manutenção preditiva com análise de padrões de defeito, dashboard em tempo real com indicadores MTTR e MTBF, e aplicativo mobile nativo (</w:t>
-      </w:r>
-      <w:proofErr w:type="spellStart"/>
-      <w:r>
-        <w:t>Flutter</w:t>
-      </w:r>
-      <w:proofErr w:type="spellEnd"/>
-      <w:r>
-        <w:t>) para uso offline no galpão.</w:t>
+        <w:t>Como evoluções futuras, sugere-se: integração com sistemas ERP via webhooks, módulo de manutenção preditiva com análise de padrões de defeito, dashboard em tempo real com indicadores MTTR e MTBF, e aplicativo mobile nativo (Flutter) para uso offline no galpão.</w:t>
       </w:r>
     </w:p>
     <w:p>
@@ -7736,23 +5741,7 @@
         <w:jc w:val="both"/>
       </w:pPr>
       <w:r>
-        <w:t xml:space="preserve">LARAVEL. </w:t>
-      </w:r>
-      <w:proofErr w:type="spellStart"/>
-      <w:r>
-        <w:t>Laravel</w:t>
-      </w:r>
-      <w:proofErr w:type="spellEnd"/>
-      <w:r>
-        <w:t xml:space="preserve"> — The PHP Framework For Web </w:t>
-      </w:r>
-      <w:proofErr w:type="spellStart"/>
-      <w:r>
-        <w:t>Artisans</w:t>
-      </w:r>
-      <w:proofErr w:type="spellEnd"/>
-      <w:r>
-        <w:t>. Disponível em: https://laravel.com. Acesso em: 2026.</w:t>
+        <w:t>LARAVEL. Laravel — The PHP Framework For Web Artisans. Disponível em: https://laravel.com. Acesso em: 2026.</w:t>
       </w:r>
     </w:p>
     <w:p/>
@@ -7778,23 +5767,7 @@
         <w:jc w:val="both"/>
       </w:pPr>
       <w:r>
-        <w:t xml:space="preserve">LARAVEL. </w:t>
-      </w:r>
-      <w:proofErr w:type="spellStart"/>
-      <w:r>
-        <w:t>Laravel</w:t>
-      </w:r>
-      <w:proofErr w:type="spellEnd"/>
-      <w:r>
-        <w:t xml:space="preserve"> Sanctum — API Token </w:t>
-      </w:r>
-      <w:proofErr w:type="spellStart"/>
-      <w:r>
-        <w:t>Authentication</w:t>
-      </w:r>
-      <w:proofErr w:type="spellEnd"/>
-      <w:r>
-        <w:t>. Disponível em: https://laravel.com/docs/sanctum. Acesso em: 2026.</w:t>
+        <w:t>LARAVEL. Laravel Sanctum — API Token Authentication. Disponível em: https://laravel.com/docs/sanctum. Acesso em: 2026.</w:t>
       </w:r>
     </w:p>
     <w:p/>
@@ -7804,23 +5777,7 @@
         <w:jc w:val="both"/>
       </w:pPr>
       <w:r>
-        <w:t xml:space="preserve">FIGMA. </w:t>
-      </w:r>
-      <w:proofErr w:type="spellStart"/>
-      <w:r>
-        <w:t>Figma</w:t>
-      </w:r>
-      <w:proofErr w:type="spellEnd"/>
-      <w:r>
-        <w:t xml:space="preserve">: The </w:t>
-      </w:r>
-      <w:proofErr w:type="spellStart"/>
-      <w:r>
-        <w:t>Collaborative</w:t>
-      </w:r>
-      <w:proofErr w:type="spellEnd"/>
-      <w:r>
-        <w:t xml:space="preserve"> Interface Design Tool. Disponível em: https://www.figma.com. Acesso em: 2026.</w:t>
+        <w:t>FIGMA. Figma: The Collaborative Interface Design Tool. Disponível em: https://www.figma.com. Acesso em: 2026.</w:t>
       </w:r>
     </w:p>
     <w:p/>
@@ -7836,77 +5793,7 @@
         <w:rPr>
           <w:lang w:val="en-US"/>
         </w:rPr>
-        <w:t xml:space="preserve">CONVENTIONAL COMMITS. A specification for adding human and </w:t>
-      </w:r>
-      <w:proofErr w:type="gramStart"/>
-      <w:r>
-        <w:rPr>
-          <w:lang w:val="en-US"/>
-        </w:rPr>
-        <w:t>machine readable</w:t>
-      </w:r>
-      <w:proofErr w:type="gramEnd"/>
-      <w:r>
-        <w:rPr>
-          <w:lang w:val="en-US"/>
-        </w:rPr>
-        <w:t xml:space="preserve"> meaning to commit messages. </w:t>
-      </w:r>
-      <w:proofErr w:type="spellStart"/>
-      <w:r>
-        <w:rPr>
-          <w:lang w:val="en-US"/>
-        </w:rPr>
-        <w:t>Disponível</w:t>
-      </w:r>
-      <w:proofErr w:type="spellEnd"/>
-      <w:r>
-        <w:rPr>
-          <w:lang w:val="en-US"/>
-        </w:rPr>
-        <w:t xml:space="preserve"> </w:t>
-      </w:r>
-      <w:proofErr w:type="spellStart"/>
-      <w:r>
-        <w:rPr>
-          <w:lang w:val="en-US"/>
-        </w:rPr>
-        <w:t>em</w:t>
-      </w:r>
-      <w:proofErr w:type="spellEnd"/>
-      <w:r>
-        <w:rPr>
-          <w:lang w:val="en-US"/>
-        </w:rPr>
-        <w:t xml:space="preserve">: https://www.conventionalcommits.org. </w:t>
-      </w:r>
-      <w:proofErr w:type="spellStart"/>
-      <w:r>
-        <w:rPr>
-          <w:lang w:val="en-US"/>
-        </w:rPr>
-        <w:t>Acesso</w:t>
-      </w:r>
-      <w:proofErr w:type="spellEnd"/>
-      <w:r>
-        <w:rPr>
-          <w:lang w:val="en-US"/>
-        </w:rPr>
-        <w:t xml:space="preserve"> </w:t>
-      </w:r>
-      <w:proofErr w:type="spellStart"/>
-      <w:r>
-        <w:rPr>
-          <w:lang w:val="en-US"/>
-        </w:rPr>
-        <w:t>em</w:t>
-      </w:r>
-      <w:proofErr w:type="spellEnd"/>
-      <w:r>
-        <w:rPr>
-          <w:lang w:val="en-US"/>
-        </w:rPr>
-        <w:t>: 2026.</w:t>
+        <w:t>CONVENTIONAL COMMITS. A specification for adding human and machine readable meaning to commit messages. Disponível em: https://www.conventionalcommits.org. Acesso em: 2026.</w:t>
       </w:r>
     </w:p>
     <w:p>
@@ -7941,39 +5828,7 @@
         </w:rPr>
       </w:pPr>
       <w:r>
-        <w:t xml:space="preserve">FOWLER, Martin. </w:t>
-      </w:r>
-      <w:proofErr w:type="spellStart"/>
-      <w:r>
-        <w:t>Patterns</w:t>
-      </w:r>
-      <w:proofErr w:type="spellEnd"/>
-      <w:r>
-        <w:t xml:space="preserve"> </w:t>
-      </w:r>
-      <w:proofErr w:type="spellStart"/>
-      <w:r>
-        <w:t>of</w:t>
-      </w:r>
-      <w:proofErr w:type="spellEnd"/>
-      <w:r>
-        <w:t xml:space="preserve"> Enterprise </w:t>
-      </w:r>
-      <w:proofErr w:type="spellStart"/>
-      <w:r>
-        <w:t>Application</w:t>
-      </w:r>
-      <w:proofErr w:type="spellEnd"/>
-      <w:r>
-        <w:t xml:space="preserve"> </w:t>
-      </w:r>
-      <w:proofErr w:type="spellStart"/>
-      <w:r>
-        <w:t>Architecture</w:t>
-      </w:r>
-      <w:proofErr w:type="spellEnd"/>
-      <w:r>
-        <w:t xml:space="preserve">. </w:t>
+        <w:t xml:space="preserve">FOWLER, Martin. Patterns of Enterprise Application Architecture. </w:t>
       </w:r>
       <w:r>
         <w:rPr>
@@ -8009,6 +5864,7 @@
       <w:footerReference w:type="default" r:id="rId13"/>
       <w:pgSz w:w="12240" w:h="15840"/>
       <w:pgMar w:top="1440" w:right="1440" w:bottom="1440" w:left="1440" w:header="708" w:footer="708" w:gutter="0"/>
+      <w:pgNumType w:start="1"/>
       <w:cols w:space="720"/>
       <w:docGrid w:linePitch="360"/>
     </w:sectPr>

--- a/Documentação/MaintSys_Documentacao_v2.docx
+++ b/Documentação/MaintSys_Documentacao_v2.docx
@@ -417,6 +417,7 @@
     <w:p>
       <w:pPr>
         <w:sectPr>
+          <w:headerReference w:type="default" r:id="rId16"/>
           <w:pgSz w:w="12240" w:h="15840"/>
           <w:pgMar w:top="1440" w:right="1440" w:bottom="1440" w:left="1440" w:header="708" w:footer="708" w:gutter="0"/>
           <w:cols w:space="720"/>
@@ -1088,9 +1089,15 @@
       </w:sdtContent>
     </w:sdt>
     <w:p>
-      <w:r>
-        <w:br w:type="page"/>
-      </w:r>
+      <w:pPr>
+        <w:sectPr>
+          <w:headerReference w:type="default" r:id="rId16"/>
+          <w:pgSz w:w="12240" w:h="15840"/>
+          <w:pgMar w:top="1440" w:right="1440" w:bottom="1440" w:left="1440" w:header="708" w:footer="708" w:gutter="0"/>
+          <w:cols w:space="720"/>
+          <w:docGrid w:linePitch="360"/>
+        </w:sectPr>
+      </w:pPr>
     </w:p>
     <w:p>
       <w:pPr>
@@ -6012,7 +6019,7 @@
         <w:sz w:val="18"/>
         <w:szCs w:val="18"/>
       </w:rPr>
-      <w:t>2</w:t>
+      <w:t>1</w:t>
     </w:r>
     <w:r>
       <w:rPr>
@@ -6022,6 +6029,16 @@
       </w:rPr>
       <w:fldChar w:fldCharType="end"/>
     </w:r>
+  </w:p>
+</w:hdr>
+</file>
+
+<file path=word/header2.xml><?xml version="1.0" encoding="utf-8"?>
+<w:hdr xmlns:w="http://schemas.openxmlformats.org/wordprocessingml/2006/main">
+  <w:p>
+    <w:pPr>
+      <w:jc w:val="right"/>
+    </w:pPr>
   </w:p>
 </w:hdr>
 </file>
